--- a/book/docx-por-capitulo/capitulo-14-imagen-video.docx
+++ b/book/docx-por-capitulo/capitulo-14-imagen-video.docx
@@ -7,6 +7,7 @@
         <w:pStyle w:val="Endure-ChapterTitle"/>
         <w:keepNext/>
         <w:spacing w:before="480" w:after="240"/>
+        <w:outlineLvl w:val="0"/>
       </w:pPr>
       <w:r>
         <w:rPr>
@@ -26,51 +27,68 @@
         <w:pStyle w:val="Endure-Subhead"/>
         <w:keepNext/>
         <w:spacing w:before="240" w:after="60"/>
+        <w:outlineLvl w:val="1"/>
       </w:pPr>
       <w:r>
+        <w:rPr>
+          <w:sz w:val="24"/>
+        </w:rPr>
         <w:t>Introducción</w:t>
       </w:r>
     </w:p>
     <w:p>
       <w:pPr>
         <w:pStyle w:val="Endure-FirstParagraphBodyText"/>
+        <w:spacing w:before="100" w:after="100"/>
       </w:pPr>
       <w:r>
+        <w:rPr>
+          <w:sz w:val="20"/>
+        </w:rPr>
         <w:t>El NVIDIA Jetson AGX Orin 64 GB no es solo un servidor de inferencia de texto. Con su GPU Ampere de 2048 núcleos CUDA y 64 GB de memoria unificada, es completamente capaz de ejecutar modelos de difusión estable para generar imágenes fotorrealistas, arte de estilo anime y videos cortos — todo completamente offline, sin enviar sus datos a servicios en la nube.</w:t>
       </w:r>
     </w:p>
     <w:p>
       <w:pPr>
         <w:pStyle w:val="Endure-ChapterBodyText"/>
+        <w:spacing w:before="100" w:after="100"/>
       </w:pPr>
       <w:r>
+        <w:rPr>
+          <w:sz w:val="20"/>
+        </w:rPr>
         <w:t>Este capítulo instala y configura dos herramientas complementarias:</w:t>
       </w:r>
     </w:p>
     <w:p>
       <w:pPr>
         <w:pStyle w:val="Endure-ChapterBodyText"/>
-        <w:spacing w:before="20" w:after="20"/>
+        <w:spacing w:before="40" w:after="40"/>
         <w:ind w:left="360" w:hanging="216"/>
       </w:pPr>
       <w:r>
         <w:rPr>
-          <w:sz w:val="18"/>
+          <w:sz w:val="20"/>
         </w:rPr>
         <w:t xml:space="preserve">• </w:t>
       </w:r>
       <w:r>
         <w:rPr>
           <w:b/>
+          <w:sz w:val="20"/>
         </w:rPr>
         <w:t>ComfyUI</w:t>
       </w:r>
       <w:r>
+        <w:rPr>
+          <w:sz w:val="20"/>
+        </w:rPr>
         <w:t xml:space="preserve"> — interfaz basada en nodos (grafos), ideal para automatización, pipelines y AnimateDiff; puerto </w:t>
       </w:r>
       <w:r>
         <w:rPr>
           <w:b/>
+          <w:sz w:val="20"/>
         </w:rPr>
         <w:t>8188</w:t>
       </w:r>
@@ -78,27 +96,32 @@
     <w:p>
       <w:pPr>
         <w:pStyle w:val="Endure-ChapterBodyText"/>
-        <w:spacing w:before="20" w:after="20"/>
+        <w:spacing w:before="40" w:after="40"/>
         <w:ind w:left="360" w:hanging="216"/>
       </w:pPr>
       <w:r>
         <w:rPr>
-          <w:sz w:val="18"/>
+          <w:sz w:val="20"/>
         </w:rPr>
         <w:t xml:space="preserve">• </w:t>
       </w:r>
       <w:r>
         <w:rPr>
           <w:b/>
+          <w:sz w:val="20"/>
         </w:rPr>
         <w:t>Stable Diffusion WebUI (AUTOMATIC1111)</w:t>
       </w:r>
       <w:r>
+        <w:rPr>
+          <w:sz w:val="20"/>
+        </w:rPr>
         <w:t xml:space="preserve"> — interfaz clásica, ideal para exploración rápida y generación manual; puerto </w:t>
       </w:r>
       <w:r>
         <w:rPr>
           <w:b/>
+          <w:sz w:val="20"/>
         </w:rPr>
         <w:t>7860</w:t>
       </w:r>
@@ -111,18 +134,25 @@
     <w:p>
       <w:pPr>
         <w:pStyle w:val="Endure-ChapterBodyText"/>
+        <w:spacing w:before="100" w:after="100"/>
       </w:pPr>
       <w:r>
+        <w:rPr>
+          <w:sz w:val="20"/>
+        </w:rPr>
         <w:t xml:space="preserve">Ambas usan la misma colección de modelos (checkpoints, LoRA, VAE) almacenada en </w:t>
       </w:r>
       <w:r>
         <w:rPr>
           <w:rFonts w:ascii="Courier New" w:hAnsi="Courier New"/>
-          <w:sz w:val="17"/>
+          <w:sz w:val="16"/>
         </w:rPr>
         <w:t>~/models/</w:t>
       </w:r>
       <w:r>
+        <w:rPr>
+          <w:sz w:val="20"/>
+        </w:rPr>
         <w:t xml:space="preserve"> — así descarga cada modelo una sola vez y lo usa en cualquiera de los dos sistemas.</w:t>
       </w:r>
     </w:p>
@@ -174,6 +204,7 @@
       <w:r>
         <w:rPr>
           <w:i/>
+          <w:sz w:val="16"/>
         </w:rPr>
         <w:t>Arquitectura de generación de imágenes en Jetson: modelos compartidos entre C...</w:t>
       </w:r>
@@ -181,10 +212,12 @@
     <w:p>
       <w:pPr>
         <w:pStyle w:val="Endure-ChapterBodyText"/>
+        <w:spacing w:before="100" w:after="100"/>
       </w:pPr>
       <w:r>
         <w:rPr>
           <w:b/>
+          <w:sz w:val="20"/>
         </w:rPr>
         <w:t>Prerrequisitos:</w:t>
       </w:r>
@@ -192,48 +225,57 @@
     <w:p>
       <w:pPr>
         <w:pStyle w:val="Endure-ChapterBodyText"/>
-        <w:spacing w:before="20" w:after="20"/>
+        <w:spacing w:before="40" w:after="40"/>
         <w:ind w:left="360" w:hanging="216"/>
       </w:pPr>
       <w:r>
         <w:rPr>
-          <w:sz w:val="18"/>
+          <w:sz w:val="20"/>
         </w:rPr>
         <w:t xml:space="preserve">• </w:t>
       </w:r>
       <w:r>
+        <w:rPr>
+          <w:sz w:val="20"/>
+        </w:rPr>
         <w:t>Capítulo 8 completado (Docker + NVIDIA Container Toolkit)</w:t>
       </w:r>
     </w:p>
     <w:p>
       <w:pPr>
         <w:pStyle w:val="Endure-ChapterBodyText"/>
-        <w:spacing w:before="20" w:after="20"/>
+        <w:spacing w:before="40" w:after="40"/>
         <w:ind w:left="360" w:hanging="216"/>
       </w:pPr>
       <w:r>
         <w:rPr>
-          <w:sz w:val="18"/>
+          <w:sz w:val="20"/>
         </w:rPr>
         <w:t xml:space="preserve">• </w:t>
       </w:r>
       <w:r>
+        <w:rPr>
+          <w:sz w:val="20"/>
+        </w:rPr>
         <w:t>Capítulo 18 completado (jetson-containers, familiaridad con sistema de tags)</w:t>
       </w:r>
     </w:p>
     <w:p>
       <w:pPr>
         <w:pStyle w:val="Endure-ChapterBodyText"/>
-        <w:spacing w:before="20" w:after="20"/>
+        <w:spacing w:before="40" w:after="40"/>
         <w:ind w:left="360" w:hanging="216"/>
       </w:pPr>
       <w:r>
         <w:rPr>
-          <w:sz w:val="18"/>
+          <w:sz w:val="20"/>
         </w:rPr>
         <w:t xml:space="preserve">• </w:t>
       </w:r>
       <w:r>
+        <w:rPr>
+          <w:sz w:val="20"/>
+        </w:rPr>
         <w:t>Al menos 80 GB libres en almacenamiento (modelos son grandes: 2–8 GB cada uno)</w:t>
       </w:r>
     </w:p>
@@ -245,10 +287,12 @@
     <w:p>
       <w:pPr>
         <w:pStyle w:val="Endure-ChapterBodyText"/>
+        <w:spacing w:before="100" w:after="100"/>
       </w:pPr>
       <w:r>
         <w:rPr>
           <w:b/>
+          <w:sz w:val="20"/>
         </w:rPr>
         <w:t>Tiempo estimado:</w:t>
       </w:r>
@@ -256,64 +300,76 @@
     <w:p>
       <w:pPr>
         <w:pStyle w:val="Endure-ChapterBodyText"/>
-        <w:spacing w:before="20" w:after="20"/>
+        <w:spacing w:before="40" w:after="40"/>
         <w:ind w:left="360" w:hanging="216"/>
       </w:pPr>
       <w:r>
         <w:rPr>
-          <w:sz w:val="18"/>
+          <w:sz w:val="20"/>
         </w:rPr>
         <w:t xml:space="preserve">• </w:t>
       </w:r>
       <w:r>
+        <w:rPr>
+          <w:sz w:val="20"/>
+        </w:rPr>
         <w:t>Descarga de imágenes Docker: 30–60 minutos (según velocidad de red)</w:t>
       </w:r>
     </w:p>
     <w:p>
       <w:pPr>
         <w:pStyle w:val="Endure-ChapterBodyText"/>
-        <w:spacing w:before="20" w:after="20"/>
+        <w:spacing w:before="40" w:after="40"/>
         <w:ind w:left="360" w:hanging="216"/>
       </w:pPr>
       <w:r>
         <w:rPr>
-          <w:sz w:val="18"/>
+          <w:sz w:val="20"/>
         </w:rPr>
         <w:t xml:space="preserve">• </w:t>
       </w:r>
       <w:r>
+        <w:rPr>
+          <w:sz w:val="20"/>
+        </w:rPr>
         <w:t>Descarga de modelos SD 1.5: ~2 GB — 5–10 minutos</w:t>
       </w:r>
     </w:p>
     <w:p>
       <w:pPr>
         <w:pStyle w:val="Endure-ChapterBodyText"/>
-        <w:spacing w:before="20" w:after="20"/>
+        <w:spacing w:before="40" w:after="40"/>
         <w:ind w:left="360" w:hanging="216"/>
       </w:pPr>
       <w:r>
         <w:rPr>
-          <w:sz w:val="18"/>
+          <w:sz w:val="20"/>
         </w:rPr>
         <w:t xml:space="preserve">• </w:t>
       </w:r>
       <w:r>
+        <w:rPr>
+          <w:sz w:val="20"/>
+        </w:rPr>
         <w:t>Descarga de modelos SDXL: ~7 GB — 15–25 minutos</w:t>
       </w:r>
     </w:p>
     <w:p>
       <w:pPr>
         <w:pStyle w:val="Endure-ChapterBodyText"/>
-        <w:spacing w:before="20" w:after="20"/>
+        <w:spacing w:before="40" w:after="40"/>
         <w:ind w:left="360" w:hanging="216"/>
       </w:pPr>
       <w:r>
         <w:rPr>
-          <w:sz w:val="18"/>
+          <w:sz w:val="20"/>
         </w:rPr>
         <w:t xml:space="preserve">• </w:t>
       </w:r>
       <w:r>
+        <w:rPr>
+          <w:sz w:val="20"/>
+        </w:rPr>
         <w:t>Primera imagen generada: ~10–30 segundos (SD 1.5) / ~45–90 segundos (SDXL)</w:t>
       </w:r>
     </w:p>
@@ -325,24 +381,31 @@
     <w:p>
       <w:pPr>
         <w:pStyle w:val="Endure-ChapterBodyText"/>
+        <w:spacing w:before="100" w:after="100"/>
       </w:pPr>
       <w:r>
         <w:rPr>
           <w:b/>
+          <w:sz w:val="20"/>
         </w:rPr>
         <w:t>Modo de energía:</w:t>
       </w:r>
       <w:r>
+        <w:rPr>
+          <w:sz w:val="20"/>
+        </w:rPr>
         <w:t xml:space="preserve"> MAXN durante toda la sesión de generación</w:t>
       </w:r>
     </w:p>
     <w:p>
       <w:pPr>
         <w:pStyle w:val="Endure-ChapterBodyText"/>
+        <w:spacing w:before="100" w:after="100"/>
       </w:pPr>
       <w:r>
         <w:rPr>
           <w:b/>
+          <w:sz w:val="20"/>
         </w:rPr>
         <w:t>Al final de este capítulo tendrá:</w:t>
       </w:r>
@@ -350,22 +413,25 @@
     <w:p>
       <w:pPr>
         <w:pStyle w:val="Endure-ChapterBodyText"/>
-        <w:spacing w:before="20" w:after="20"/>
+        <w:spacing w:before="40" w:after="40"/>
         <w:ind w:left="360" w:hanging="216"/>
       </w:pPr>
       <w:r>
         <w:rPr>
-          <w:sz w:val="18"/>
+          <w:sz w:val="20"/>
         </w:rPr>
         <w:t xml:space="preserve">• </w:t>
       </w:r>
       <w:r>
+        <w:rPr>
+          <w:sz w:val="20"/>
+        </w:rPr>
         <w:t xml:space="preserve">ComfyUI corriendo en </w:t>
       </w:r>
       <w:r>
         <w:rPr>
           <w:rFonts w:ascii="Courier New" w:hAnsi="Courier New"/>
-          <w:sz w:val="17"/>
+          <w:sz w:val="16"/>
         </w:rPr>
         <w:t>http://localhost:8188</w:t>
       </w:r>
@@ -373,22 +439,25 @@
     <w:p>
       <w:pPr>
         <w:pStyle w:val="Endure-ChapterBodyText"/>
-        <w:spacing w:before="20" w:after="20"/>
+        <w:spacing w:before="40" w:after="40"/>
         <w:ind w:left="360" w:hanging="216"/>
       </w:pPr>
       <w:r>
         <w:rPr>
-          <w:sz w:val="18"/>
+          <w:sz w:val="20"/>
         </w:rPr>
         <w:t xml:space="preserve">• </w:t>
       </w:r>
       <w:r>
+        <w:rPr>
+          <w:sz w:val="20"/>
+        </w:rPr>
         <w:t xml:space="preserve">SD WebUI corriendo en </w:t>
       </w:r>
       <w:r>
         <w:rPr>
           <w:rFonts w:ascii="Courier New" w:hAnsi="Courier New"/>
-          <w:sz w:val="17"/>
+          <w:sz w:val="16"/>
         </w:rPr>
         <w:t>http://localhost:7860</w:t>
       </w:r>
@@ -396,64 +465,76 @@
     <w:p>
       <w:pPr>
         <w:pStyle w:val="Endure-ChapterBodyText"/>
-        <w:spacing w:before="20" w:after="20"/>
+        <w:spacing w:before="40" w:after="40"/>
         <w:ind w:left="360" w:hanging="216"/>
       </w:pPr>
       <w:r>
         <w:rPr>
-          <w:sz w:val="18"/>
+          <w:sz w:val="20"/>
         </w:rPr>
         <w:t xml:space="preserve">• </w:t>
       </w:r>
       <w:r>
+        <w:rPr>
+          <w:sz w:val="20"/>
+        </w:rPr>
         <w:t>Al menos un checkpoint SD 1.5 y uno SDXL instalados</w:t>
       </w:r>
     </w:p>
     <w:p>
       <w:pPr>
         <w:pStyle w:val="Endure-ChapterBodyText"/>
-        <w:spacing w:before="20" w:after="20"/>
+        <w:spacing w:before="40" w:after="40"/>
         <w:ind w:left="360" w:hanging="216"/>
       </w:pPr>
       <w:r>
         <w:rPr>
-          <w:sz w:val="18"/>
+          <w:sz w:val="20"/>
         </w:rPr>
         <w:t xml:space="preserve">• </w:t>
       </w:r>
       <w:r>
+        <w:rPr>
+          <w:sz w:val="20"/>
+        </w:rPr>
         <w:t>Scripts para generar imágenes vía API (sin interfaz gráfica)</w:t>
       </w:r>
     </w:p>
     <w:p>
       <w:pPr>
         <w:pStyle w:val="Endure-ChapterBodyText"/>
-        <w:spacing w:before="20" w:after="20"/>
+        <w:spacing w:before="40" w:after="40"/>
         <w:ind w:left="360" w:hanging="216"/>
       </w:pPr>
       <w:r>
         <w:rPr>
-          <w:sz w:val="18"/>
+          <w:sz w:val="20"/>
         </w:rPr>
         <w:t xml:space="preserve">• </w:t>
       </w:r>
       <w:r>
+        <w:rPr>
+          <w:sz w:val="20"/>
+        </w:rPr>
         <w:t>AnimateDiff configurado para generar videos cortos</w:t>
       </w:r>
     </w:p>
     <w:p>
       <w:pPr>
         <w:pStyle w:val="Endure-ChapterBodyText"/>
-        <w:spacing w:before="20" w:after="20"/>
+        <w:spacing w:before="40" w:after="40"/>
         <w:ind w:left="360" w:hanging="216"/>
       </w:pPr>
       <w:r>
         <w:rPr>
-          <w:sz w:val="18"/>
+          <w:sz w:val="20"/>
         </w:rPr>
         <w:t xml:space="preserve">• </w:t>
       </w:r>
       <w:r>
+        <w:rPr>
+          <w:sz w:val="20"/>
+        </w:rPr>
         <w:t>Aliases para iniciar/detener cada servicio</w:t>
       </w:r>
     </w:p>
@@ -467,8 +548,12 @@
         <w:pStyle w:val="Endure-Subhead"/>
         <w:keepNext/>
         <w:spacing w:before="240" w:after="60"/>
+        <w:outlineLvl w:val="1"/>
       </w:pPr>
       <w:r>
+        <w:rPr>
+          <w:sz w:val="24"/>
+        </w:rPr>
         <w:t>19.1 Prerrequisito — Verificación del Sistema</w:t>
       </w:r>
     </w:p>
@@ -485,7 +570,7 @@
         <w:tc>
           <w:tcPr>
             <w:tcW w:type="dxa" w:w="8152"/>
-            <w:shd w:val="clear" w:color="auto" w:fill="F2F2F2"/>
+            <w:shd w:val="clear" w:color="auto" w:fill="EAEAEA"/>
             <w:tcBorders>
               <w:left w:val="thick" w:sz="24" w:color="1A5A6A"/>
             </w:tcBorders>
@@ -523,6 +608,7 @@
             <w:r>
               <w:rPr>
                 <w:rFonts w:ascii="Courier New" w:hAnsi="Courier New"/>
+                <w:i/>
                 <w:color w:val="555555"/>
                 <w:sz w:val="16"/>
               </w:rPr>
@@ -571,6 +657,7 @@
             <w:r>
               <w:rPr>
                 <w:rFonts w:ascii="Courier New" w:hAnsi="Courier New"/>
+                <w:i/>
                 <w:color w:val="555555"/>
                 <w:sz w:val="16"/>
               </w:rPr>
@@ -715,6 +802,7 @@
             <w:r>
               <w:rPr>
                 <w:rFonts w:ascii="Courier New" w:hAnsi="Courier New"/>
+                <w:i/>
                 <w:color w:val="555555"/>
                 <w:sz w:val="16"/>
               </w:rPr>
@@ -763,6 +851,7 @@
             <w:r>
               <w:rPr>
                 <w:rFonts w:ascii="Courier New" w:hAnsi="Courier New"/>
+                <w:i/>
                 <w:color w:val="555555"/>
                 <w:sz w:val="16"/>
               </w:rPr>
@@ -790,7 +879,7 @@
         <w:tc>
           <w:tcPr>
             <w:tcW w:type="dxa" w:w="8152"/>
-            <w:shd w:val="clear" w:color="auto" w:fill="F2F2F2"/>
+            <w:shd w:val="clear" w:color="auto" w:fill="EAEAEA"/>
             <w:tcBorders>
               <w:left w:val="thick" w:sz="24" w:color="1A5A6A"/>
             </w:tcBorders>
@@ -828,6 +917,7 @@
             <w:r>
               <w:rPr>
                 <w:rFonts w:ascii="Courier New" w:hAnsi="Courier New"/>
+                <w:i/>
                 <w:color w:val="555555"/>
                 <w:sz w:val="16"/>
               </w:rPr>
@@ -844,6 +934,7 @@
             <w:r>
               <w:rPr>
                 <w:rFonts w:ascii="Courier New" w:hAnsi="Courier New"/>
+                <w:i/>
                 <w:color w:val="555555"/>
                 <w:sz w:val="16"/>
               </w:rPr>
@@ -860,6 +951,7 @@
             <w:r>
               <w:rPr>
                 <w:rFonts w:ascii="Courier New" w:hAnsi="Courier New"/>
+                <w:i/>
                 <w:color w:val="555555"/>
                 <w:sz w:val="16"/>
               </w:rPr>
@@ -924,6 +1016,7 @@
             <w:r>
               <w:rPr>
                 <w:rFonts w:ascii="Courier New" w:hAnsi="Courier New"/>
+                <w:i/>
                 <w:color w:val="555555"/>
                 <w:sz w:val="16"/>
               </w:rPr>
@@ -940,6 +1033,7 @@
             <w:r>
               <w:rPr>
                 <w:rFonts w:ascii="Courier New" w:hAnsi="Courier New"/>
+                <w:i/>
                 <w:color w:val="555555"/>
                 <w:sz w:val="16"/>
               </w:rPr>
@@ -956,6 +1050,7 @@
             <w:r>
               <w:rPr>
                 <w:rFonts w:ascii="Courier New" w:hAnsi="Courier New"/>
+                <w:i/>
                 <w:color w:val="555555"/>
                 <w:sz w:val="16"/>
               </w:rPr>
@@ -975,25 +1070,37 @@
         <w:pStyle w:val="Endure-Subhead"/>
         <w:keepNext/>
         <w:spacing w:before="240" w:after="60"/>
+        <w:outlineLvl w:val="1"/>
       </w:pPr>
       <w:r>
+        <w:rPr>
+          <w:sz w:val="24"/>
+        </w:rPr>
         <w:t>19.2 Estructura de Directorios para Modelos Compartidos</w:t>
       </w:r>
     </w:p>
     <w:p>
       <w:pPr>
         <w:pStyle w:val="Endure-FirstParagraphBodyText"/>
+        <w:spacing w:before="100" w:after="100"/>
       </w:pPr>
       <w:r>
+        <w:rPr>
+          <w:sz w:val="20"/>
+        </w:rPr>
         <w:t xml:space="preserve">La clave de esta configuración es que </w:t>
       </w:r>
       <w:r>
         <w:rPr>
           <w:b/>
+          <w:sz w:val="20"/>
         </w:rPr>
         <w:t>ambos programas — ComfyUI y SD WebUI — leen modelos desde el mismo directorio `~/models/`</w:t>
       </w:r>
       <w:r>
+        <w:rPr>
+          <w:sz w:val="20"/>
+        </w:rPr>
         <w:t>. Descargue cada modelo una sola vez y estará disponible en ambas interfaces.</w:t>
       </w:r>
     </w:p>
@@ -1010,7 +1117,7 @@
         <w:tc>
           <w:tcPr>
             <w:tcW w:type="dxa" w:w="8152"/>
-            <w:shd w:val="clear" w:color="auto" w:fill="F2F2F2"/>
+            <w:shd w:val="clear" w:color="auto" w:fill="EAEAEA"/>
             <w:tcBorders>
               <w:left w:val="thick" w:sz="24" w:color="1A5A6A"/>
             </w:tcBorders>
@@ -1128,6 +1235,7 @@
             <w:r>
               <w:rPr>
                 <w:rFonts w:ascii="Courier New" w:hAnsi="Courier New"/>
+                <w:i/>
                 <w:color w:val="555555"/>
                 <w:sz w:val="16"/>
               </w:rPr>
@@ -1155,7 +1263,7 @@
         <w:tc>
           <w:tcPr>
             <w:tcW w:type="dxa" w:w="8152"/>
-            <w:shd w:val="clear" w:color="auto" w:fill="F2F2F2"/>
+            <w:shd w:val="clear" w:color="auto" w:fill="EAEAEA"/>
             <w:tcBorders>
               <w:left w:val="thick" w:sz="24" w:color="1A5A6A"/>
             </w:tcBorders>
@@ -1176,6 +1284,7 @@
             <w:r>
               <w:rPr>
                 <w:rFonts w:ascii="Courier New" w:hAnsi="Courier New"/>
+                <w:i/>
                 <w:color w:val="555555"/>
                 <w:sz w:val="16"/>
               </w:rPr>
@@ -1192,6 +1301,7 @@
             <w:r>
               <w:rPr>
                 <w:rFonts w:ascii="Courier New" w:hAnsi="Courier New"/>
+                <w:i/>
                 <w:color w:val="555555"/>
                 <w:sz w:val="16"/>
               </w:rPr>
@@ -1208,6 +1318,7 @@
             <w:r>
               <w:rPr>
                 <w:rFonts w:ascii="Courier New" w:hAnsi="Courier New"/>
+                <w:i/>
                 <w:color w:val="555555"/>
                 <w:sz w:val="16"/>
               </w:rPr>
@@ -1224,6 +1335,7 @@
             <w:r>
               <w:rPr>
                 <w:rFonts w:ascii="Courier New" w:hAnsi="Courier New"/>
+                <w:i/>
                 <w:color w:val="555555"/>
                 <w:sz w:val="16"/>
               </w:rPr>
@@ -1240,6 +1352,7 @@
             <w:r>
               <w:rPr>
                 <w:rFonts w:ascii="Courier New" w:hAnsi="Courier New"/>
+                <w:i/>
                 <w:color w:val="555555"/>
                 <w:sz w:val="16"/>
               </w:rPr>
@@ -1256,6 +1369,7 @@
             <w:r>
               <w:rPr>
                 <w:rFonts w:ascii="Courier New" w:hAnsi="Courier New"/>
+                <w:i/>
                 <w:color w:val="555555"/>
                 <w:sz w:val="16"/>
               </w:rPr>
@@ -1272,6 +1386,7 @@
             <w:r>
               <w:rPr>
                 <w:rFonts w:ascii="Courier New" w:hAnsi="Courier New"/>
+                <w:i/>
                 <w:color w:val="555555"/>
                 <w:sz w:val="16"/>
               </w:rPr>
@@ -1288,6 +1403,7 @@
             <w:r>
               <w:rPr>
                 <w:rFonts w:ascii="Courier New" w:hAnsi="Courier New"/>
+                <w:i/>
                 <w:color w:val="555555"/>
                 <w:sz w:val="16"/>
               </w:rPr>
@@ -1307,25 +1423,37 @@
         <w:pStyle w:val="Endure-Subhead"/>
         <w:keepNext/>
         <w:spacing w:before="240" w:after="60"/>
+        <w:outlineLvl w:val="1"/>
       </w:pPr>
       <w:r>
+        <w:rPr>
+          <w:sz w:val="24"/>
+        </w:rPr>
         <w:t>19.3 ComfyUI — Pipeline Visual de Generación de Imágenes</w:t>
       </w:r>
     </w:p>
     <w:p>
       <w:pPr>
         <w:pStyle w:val="Endure-FirstParagraphBodyText"/>
+        <w:spacing w:before="100" w:after="100"/>
       </w:pPr>
       <w:r>
+        <w:rPr>
+          <w:sz w:val="20"/>
+        </w:rPr>
         <w:t xml:space="preserve">ComfyUI usa un sistema de </w:t>
       </w:r>
       <w:r>
         <w:rPr>
           <w:b/>
+          <w:sz w:val="20"/>
         </w:rPr>
         <w:t>nodos conectados</w:t>
       </w:r>
       <w:r>
+        <w:rPr>
+          <w:sz w:val="20"/>
+        </w:rPr>
         <w:t xml:space="preserve"> (similar a Blender o TouchDesigner). Cada nodo realiza una operación: cargar modelo, codificar prompt, hacer denoising, decodificar imagen. La flexibilidad es enorme: puede construir pipelines complejos con ControlNet, AnimateDiff e img2img en el mismo workflow.</w:t>
       </w:r>
     </w:p>
@@ -1334,10 +1462,11 @@
         <w:pStyle w:val="Endure-Subhead"/>
         <w:keepNext/>
         <w:spacing w:before="160" w:after="60"/>
+        <w:outlineLvl w:val="2"/>
       </w:pPr>
       <w:r>
         <w:rPr>
-          <w:sz w:val="18"/>
+          <w:sz w:val="22"/>
         </w:rPr>
         <w:t>19.3.1 Verificar Disponibilidad de la Imagen para JP 7.2</w:t>
       </w:r>
@@ -1355,7 +1484,7 @@
         <w:tc>
           <w:tcPr>
             <w:tcW w:type="dxa" w:w="8152"/>
-            <w:shd w:val="clear" w:color="auto" w:fill="F2F2F2"/>
+            <w:shd w:val="clear" w:color="auto" w:fill="EAEAEA"/>
             <w:tcBorders>
               <w:left w:val="thick" w:sz="24" w:color="1A5A6A"/>
             </w:tcBorders>
@@ -1426,6 +1555,7 @@
             <w:r>
               <w:rPr>
                 <w:rFonts w:ascii="Courier New" w:hAnsi="Courier New"/>
+                <w:i/>
                 <w:color w:val="555555"/>
                 <w:sz w:val="16"/>
               </w:rPr>
@@ -1442,6 +1572,7 @@
             <w:r>
               <w:rPr>
                 <w:rFonts w:ascii="Courier New" w:hAnsi="Courier New"/>
+                <w:i/>
                 <w:color w:val="555555"/>
                 <w:sz w:val="16"/>
               </w:rPr>
@@ -1458,6 +1589,7 @@
             <w:r>
               <w:rPr>
                 <w:rFonts w:ascii="Courier New" w:hAnsi="Courier New"/>
+                <w:i/>
                 <w:color w:val="555555"/>
                 <w:sz w:val="16"/>
               </w:rPr>
@@ -1474,6 +1606,7 @@
             <w:r>
               <w:rPr>
                 <w:rFonts w:ascii="Courier New" w:hAnsi="Courier New"/>
+                <w:i/>
                 <w:color w:val="555555"/>
                 <w:sz w:val="16"/>
               </w:rPr>
@@ -1490,6 +1623,7 @@
             <w:r>
               <w:rPr>
                 <w:rFonts w:ascii="Courier New" w:hAnsi="Courier New"/>
+                <w:i/>
                 <w:color w:val="555555"/>
                 <w:sz w:val="16"/>
               </w:rPr>
@@ -1506,6 +1640,7 @@
             <w:r>
               <w:rPr>
                 <w:rFonts w:ascii="Courier New" w:hAnsi="Courier New"/>
+                <w:i/>
                 <w:color w:val="555555"/>
                 <w:sz w:val="16"/>
               </w:rPr>
@@ -1522,6 +1657,7 @@
             <w:r>
               <w:rPr>
                 <w:rFonts w:ascii="Courier New" w:hAnsi="Courier New"/>
+                <w:i/>
                 <w:color w:val="555555"/>
                 <w:sz w:val="16"/>
               </w:rPr>
@@ -1538,6 +1674,7 @@
             <w:r>
               <w:rPr>
                 <w:rFonts w:ascii="Courier New" w:hAnsi="Courier New"/>
+                <w:i/>
                 <w:color w:val="555555"/>
                 <w:sz w:val="16"/>
               </w:rPr>
@@ -1565,7 +1702,7 @@
         <w:tc>
           <w:tcPr>
             <w:tcW w:type="dxa" w:w="8152"/>
-            <w:shd w:val="clear" w:color="auto" w:fill="F2F2F2"/>
+            <w:shd w:val="clear" w:color="auto" w:fill="EAEAEA"/>
             <w:tcBorders>
               <w:left w:val="thick" w:sz="24" w:color="1A5A6A"/>
             </w:tcBorders>
@@ -1603,6 +1740,7 @@
             <w:r>
               <w:rPr>
                 <w:rFonts w:ascii="Courier New" w:hAnsi="Courier New"/>
+                <w:i/>
                 <w:color w:val="555555"/>
                 <w:sz w:val="16"/>
               </w:rPr>
@@ -1619,6 +1757,7 @@
             <w:r>
               <w:rPr>
                 <w:rFonts w:ascii="Courier New" w:hAnsi="Courier New"/>
+                <w:i/>
                 <w:color w:val="555555"/>
                 <w:sz w:val="16"/>
               </w:rPr>
@@ -1635,6 +1774,7 @@
             <w:r>
               <w:rPr>
                 <w:rFonts w:ascii="Courier New" w:hAnsi="Courier New"/>
+                <w:i/>
                 <w:color w:val="555555"/>
                 <w:sz w:val="16"/>
               </w:rPr>
@@ -1651,6 +1791,7 @@
             <w:r>
               <w:rPr>
                 <w:rFonts w:ascii="Courier New" w:hAnsi="Courier New"/>
+                <w:i/>
                 <w:color w:val="555555"/>
                 <w:sz w:val="16"/>
               </w:rPr>
@@ -1667,6 +1808,7 @@
             <w:r>
               <w:rPr>
                 <w:rFonts w:ascii="Courier New" w:hAnsi="Courier New"/>
+                <w:i/>
                 <w:color w:val="555555"/>
                 <w:sz w:val="16"/>
               </w:rPr>
@@ -1686,10 +1828,11 @@
         <w:pStyle w:val="Endure-Subhead"/>
         <w:keepNext/>
         <w:spacing w:before="160" w:after="60"/>
+        <w:outlineLvl w:val="2"/>
       </w:pPr>
       <w:r>
         <w:rPr>
-          <w:sz w:val="18"/>
+          <w:sz w:val="22"/>
         </w:rPr>
         <w:t>19.3.2 Descargar la Imagen de ComfyUI</w:t>
       </w:r>
@@ -1707,7 +1850,7 @@
         <w:tc>
           <w:tcPr>
             <w:tcW w:type="dxa" w:w="8152"/>
-            <w:shd w:val="clear" w:color="auto" w:fill="F2F2F2"/>
+            <w:shd w:val="clear" w:color="auto" w:fill="EAEAEA"/>
             <w:tcBorders>
               <w:left w:val="thick" w:sz="24" w:color="1A5A6A"/>
             </w:tcBorders>
@@ -1772,7 +1915,7 @@
         <w:tc>
           <w:tcPr>
             <w:tcW w:type="dxa" w:w="8152"/>
-            <w:shd w:val="clear" w:color="auto" w:fill="F2F2F2"/>
+            <w:shd w:val="clear" w:color="auto" w:fill="EAEAEA"/>
             <w:tcBorders>
               <w:left w:val="thick" w:sz="24" w:color="1A5A6A"/>
             </w:tcBorders>
@@ -1810,6 +1953,7 @@
             <w:r>
               <w:rPr>
                 <w:rFonts w:ascii="Courier New" w:hAnsi="Courier New"/>
+                <w:i/>
                 <w:color w:val="555555"/>
                 <w:sz w:val="16"/>
               </w:rPr>
@@ -1826,6 +1970,7 @@
             <w:r>
               <w:rPr>
                 <w:rFonts w:ascii="Courier New" w:hAnsi="Courier New"/>
+                <w:i/>
                 <w:color w:val="555555"/>
                 <w:sz w:val="16"/>
               </w:rPr>
@@ -1842,6 +1987,7 @@
             <w:r>
               <w:rPr>
                 <w:rFonts w:ascii="Courier New" w:hAnsi="Courier New"/>
+                <w:i/>
                 <w:color w:val="555555"/>
                 <w:sz w:val="16"/>
               </w:rPr>
@@ -1861,10 +2007,11 @@
         <w:pStyle w:val="Endure-Subhead"/>
         <w:keepNext/>
         <w:spacing w:before="160" w:after="60"/>
+        <w:outlineLvl w:val="2"/>
       </w:pPr>
       <w:r>
         <w:rPr>
-          <w:sz w:val="18"/>
+          <w:sz w:val="22"/>
         </w:rPr>
         <w:t>19.3.3 Docker Compose para ComfyUI</w:t>
       </w:r>
@@ -1882,7 +2029,7 @@
         <w:tc>
           <w:tcPr>
             <w:tcW w:type="dxa" w:w="8152"/>
-            <w:shd w:val="clear" w:color="auto" w:fill="F2F2F2"/>
+            <w:shd w:val="clear" w:color="auto" w:fill="EAEAEA"/>
             <w:tcBorders>
               <w:left w:val="thick" w:sz="24" w:color="1A5A6A"/>
             </w:tcBorders>
@@ -1969,6 +2116,7 @@
             <w:r>
               <w:rPr>
                 <w:rFonts w:ascii="Courier New" w:hAnsi="Courier New"/>
+                <w:i/>
                 <w:color w:val="555555"/>
                 <w:sz w:val="16"/>
               </w:rPr>
@@ -1985,6 +2133,7 @@
             <w:r>
               <w:rPr>
                 <w:rFonts w:ascii="Courier New" w:hAnsi="Courier New"/>
+                <w:i/>
                 <w:color w:val="555555"/>
                 <w:sz w:val="16"/>
               </w:rPr>
@@ -2001,6 +2150,7 @@
             <w:r>
               <w:rPr>
                 <w:rFonts w:ascii="Courier New" w:hAnsi="Courier New"/>
+                <w:i/>
                 <w:color w:val="555555"/>
                 <w:sz w:val="16"/>
               </w:rPr>
@@ -2017,6 +2167,7 @@
             <w:r>
               <w:rPr>
                 <w:rFonts w:ascii="Courier New" w:hAnsi="Courier New"/>
+                <w:i/>
                 <w:color w:val="555555"/>
                 <w:sz w:val="16"/>
               </w:rPr>
@@ -2033,6 +2184,7 @@
             <w:r>
               <w:rPr>
                 <w:rFonts w:ascii="Courier New" w:hAnsi="Courier New"/>
+                <w:i/>
                 <w:color w:val="555555"/>
                 <w:sz w:val="16"/>
               </w:rPr>
@@ -2049,6 +2201,7 @@
             <w:r>
               <w:rPr>
                 <w:rFonts w:ascii="Courier New" w:hAnsi="Courier New"/>
+                <w:i/>
                 <w:color w:val="555555"/>
                 <w:sz w:val="16"/>
               </w:rPr>
@@ -2065,6 +2218,7 @@
             <w:r>
               <w:rPr>
                 <w:rFonts w:ascii="Courier New" w:hAnsi="Courier New"/>
+                <w:i/>
                 <w:color w:val="555555"/>
                 <w:sz w:val="16"/>
               </w:rPr>
@@ -2081,6 +2235,7 @@
             <w:r>
               <w:rPr>
                 <w:rFonts w:ascii="Courier New" w:hAnsi="Courier New"/>
+                <w:i/>
                 <w:color w:val="555555"/>
                 <w:sz w:val="16"/>
               </w:rPr>
@@ -2097,6 +2252,7 @@
             <w:r>
               <w:rPr>
                 <w:rFonts w:ascii="Courier New" w:hAnsi="Courier New"/>
+                <w:i/>
                 <w:color w:val="555555"/>
                 <w:sz w:val="16"/>
               </w:rPr>
@@ -2113,6 +2269,7 @@
             <w:r>
               <w:rPr>
                 <w:rFonts w:ascii="Courier New" w:hAnsi="Courier New"/>
+                <w:i/>
                 <w:color w:val="555555"/>
                 <w:sz w:val="16"/>
               </w:rPr>
@@ -2129,6 +2286,7 @@
             <w:r>
               <w:rPr>
                 <w:rFonts w:ascii="Courier New" w:hAnsi="Courier New"/>
+                <w:i/>
                 <w:color w:val="555555"/>
                 <w:sz w:val="16"/>
               </w:rPr>
@@ -2145,6 +2303,7 @@
             <w:r>
               <w:rPr>
                 <w:rFonts w:ascii="Courier New" w:hAnsi="Courier New"/>
+                <w:i/>
                 <w:color w:val="555555"/>
                 <w:sz w:val="16"/>
               </w:rPr>
@@ -2161,6 +2320,7 @@
             <w:r>
               <w:rPr>
                 <w:rFonts w:ascii="Courier New" w:hAnsi="Courier New"/>
+                <w:i/>
                 <w:color w:val="555555"/>
                 <w:sz w:val="16"/>
               </w:rPr>
@@ -2177,6 +2337,7 @@
             <w:r>
               <w:rPr>
                 <w:rFonts w:ascii="Courier New" w:hAnsi="Courier New"/>
+                <w:i/>
                 <w:color w:val="555555"/>
                 <w:sz w:val="16"/>
               </w:rPr>
@@ -2193,6 +2354,7 @@
             <w:r>
               <w:rPr>
                 <w:rFonts w:ascii="Courier New" w:hAnsi="Courier New"/>
+                <w:i/>
                 <w:color w:val="555555"/>
                 <w:sz w:val="16"/>
               </w:rPr>
@@ -2209,6 +2371,7 @@
             <w:r>
               <w:rPr>
                 <w:rFonts w:ascii="Courier New" w:hAnsi="Courier New"/>
+                <w:i/>
                 <w:color w:val="555555"/>
                 <w:sz w:val="16"/>
               </w:rPr>
@@ -2225,6 +2388,7 @@
             <w:r>
               <w:rPr>
                 <w:rFonts w:ascii="Courier New" w:hAnsi="Courier New"/>
+                <w:i/>
                 <w:color w:val="555555"/>
                 <w:sz w:val="16"/>
               </w:rPr>
@@ -2241,6 +2405,7 @@
             <w:r>
               <w:rPr>
                 <w:rFonts w:ascii="Courier New" w:hAnsi="Courier New"/>
+                <w:i/>
                 <w:color w:val="555555"/>
                 <w:sz w:val="16"/>
               </w:rPr>
@@ -2257,6 +2422,7 @@
             <w:r>
               <w:rPr>
                 <w:rFonts w:ascii="Courier New" w:hAnsi="Courier New"/>
+                <w:i/>
                 <w:color w:val="555555"/>
                 <w:sz w:val="16"/>
               </w:rPr>
@@ -2273,6 +2439,7 @@
             <w:r>
               <w:rPr>
                 <w:rFonts w:ascii="Courier New" w:hAnsi="Courier New"/>
+                <w:i/>
                 <w:color w:val="555555"/>
                 <w:sz w:val="16"/>
               </w:rPr>
@@ -2289,6 +2456,7 @@
             <w:r>
               <w:rPr>
                 <w:rFonts w:ascii="Courier New" w:hAnsi="Courier New"/>
+                <w:i/>
                 <w:color w:val="555555"/>
                 <w:sz w:val="16"/>
               </w:rPr>
@@ -2387,10 +2555,11 @@
         <w:pStyle w:val="Endure-Subhead"/>
         <w:keepNext/>
         <w:spacing w:before="160" w:after="60"/>
+        <w:outlineLvl w:val="2"/>
       </w:pPr>
       <w:r>
         <w:rPr>
-          <w:sz w:val="18"/>
+          <w:sz w:val="22"/>
         </w:rPr>
         <w:t>19.3.4 Arrancar ComfyUI</w:t>
       </w:r>
@@ -2408,7 +2577,7 @@
         <w:tc>
           <w:tcPr>
             <w:tcW w:type="dxa" w:w="8152"/>
-            <w:shd w:val="clear" w:color="auto" w:fill="F2F2F2"/>
+            <w:shd w:val="clear" w:color="auto" w:fill="EAEAEA"/>
             <w:tcBorders>
               <w:left w:val="thick" w:sz="24" w:color="1A5A6A"/>
             </w:tcBorders>
@@ -2569,7 +2738,7 @@
         <w:tc>
           <w:tcPr>
             <w:tcW w:type="dxa" w:w="8152"/>
-            <w:shd w:val="clear" w:color="auto" w:fill="F2F2F2"/>
+            <w:shd w:val="clear" w:color="auto" w:fill="EAEAEA"/>
             <w:tcBorders>
               <w:left w:val="thick" w:sz="24" w:color="1A5A6A"/>
             </w:tcBorders>
@@ -2607,6 +2776,7 @@
             <w:r>
               <w:rPr>
                 <w:rFonts w:ascii="Courier New" w:hAnsi="Courier New"/>
+                <w:i/>
                 <w:color w:val="555555"/>
                 <w:sz w:val="16"/>
               </w:rPr>
@@ -2623,6 +2793,7 @@
             <w:r>
               <w:rPr>
                 <w:rFonts w:ascii="Courier New" w:hAnsi="Courier New"/>
+                <w:i/>
                 <w:color w:val="555555"/>
                 <w:sz w:val="16"/>
               </w:rPr>
@@ -2639,6 +2810,7 @@
             <w:r>
               <w:rPr>
                 <w:rFonts w:ascii="Courier New" w:hAnsi="Courier New"/>
+                <w:i/>
                 <w:color w:val="555555"/>
                 <w:sz w:val="16"/>
               </w:rPr>
@@ -2655,6 +2827,7 @@
             <w:r>
               <w:rPr>
                 <w:rFonts w:ascii="Courier New" w:hAnsi="Courier New"/>
+                <w:i/>
                 <w:color w:val="555555"/>
                 <w:sz w:val="16"/>
               </w:rPr>
@@ -2671,6 +2844,7 @@
             <w:r>
               <w:rPr>
                 <w:rFonts w:ascii="Courier New" w:hAnsi="Courier New"/>
+                <w:i/>
                 <w:color w:val="555555"/>
                 <w:sz w:val="16"/>
               </w:rPr>
@@ -2687,6 +2861,7 @@
             <w:r>
               <w:rPr>
                 <w:rFonts w:ascii="Courier New" w:hAnsi="Courier New"/>
+                <w:i/>
                 <w:color w:val="555555"/>
                 <w:sz w:val="16"/>
               </w:rPr>
@@ -2704,8 +2879,12 @@
     <w:p>
       <w:pPr>
         <w:pStyle w:val="Endure-ChapterBodyText"/>
+        <w:spacing w:before="100" w:after="100"/>
       </w:pPr>
       <w:r>
+        <w:rPr>
+          <w:sz w:val="20"/>
+        </w:rPr>
         <w:t>Una vez activo, acceda desde su PC Windows:</w:t>
       </w:r>
     </w:p>
@@ -2722,7 +2901,7 @@
         <w:tc>
           <w:tcPr>
             <w:tcW w:type="dxa" w:w="8152"/>
-            <w:shd w:val="clear" w:color="auto" w:fill="F2F2F2"/>
+            <w:shd w:val="clear" w:color="auto" w:fill="EAEAEA"/>
             <w:tcBorders>
               <w:left w:val="thick" w:sz="24" w:color="1A5A6A"/>
             </w:tcBorders>
@@ -2743,6 +2922,7 @@
             <w:r>
               <w:rPr>
                 <w:rFonts w:ascii="Courier New" w:hAnsi="Courier New"/>
+                <w:i/>
                 <w:color w:val="555555"/>
                 <w:sz w:val="16"/>
               </w:rPr>
@@ -2803,7 +2983,7 @@
             <w:r>
               <w:rPr>
                 <w:rFonts w:ascii="Courier New" w:hAnsi="Courier New"/>
-                <w:sz w:val="17"/>
+                <w:sz w:val="16"/>
               </w:rPr>
               <w:t>ssh -L 8188:localhost:8188 jetson</w:t>
             </w:r>
@@ -2813,7 +2993,7 @@
             <w:r>
               <w:rPr>
                 <w:rFonts w:ascii="Courier New" w:hAnsi="Courier New"/>
-                <w:sz w:val="17"/>
+                <w:sz w:val="16"/>
               </w:rPr>
               <w:t>http://localhost:8188</w:t>
             </w:r>
@@ -2834,10 +3014,11 @@
         <w:pStyle w:val="Endure-Subhead"/>
         <w:keepNext/>
         <w:spacing w:before="160" w:after="60"/>
+        <w:outlineLvl w:val="2"/>
       </w:pPr>
       <w:r>
         <w:rPr>
-          <w:sz w:val="18"/>
+          <w:sz w:val="22"/>
         </w:rPr>
         <w:t>19.3.5 Instalación del Primer Checkpoint (SD 1.5)</w:t>
       </w:r>
@@ -2845,17 +3026,25 @@
     <w:p>
       <w:pPr>
         <w:pStyle w:val="Endure-FirstParagraphBodyText"/>
+        <w:spacing w:before="100" w:after="100"/>
       </w:pPr>
       <w:r>
+        <w:rPr>
+          <w:sz w:val="20"/>
+        </w:rPr>
         <w:t xml:space="preserve">El </w:t>
       </w:r>
       <w:r>
         <w:rPr>
           <w:b/>
+          <w:sz w:val="20"/>
         </w:rPr>
         <w:t>checkpoint</w:t>
       </w:r>
       <w:r>
+        <w:rPr>
+          <w:sz w:val="20"/>
+        </w:rPr>
         <w:t xml:space="preserve"> es el modelo principal. Stable Diffusion 1.5 (SD 1.5) es el punto de partida: pesa ~2 GB, genera imágenes 512×512 en ~10–20 segundos en el Jetson, y es compatible con miles de LoRA y extensiones.</w:t>
       </w:r>
     </w:p>
@@ -2872,7 +3061,7 @@
         <w:tc>
           <w:tcPr>
             <w:tcW w:type="dxa" w:w="8152"/>
-            <w:shd w:val="clear" w:color="auto" w:fill="F2F2F2"/>
+            <w:shd w:val="clear" w:color="auto" w:fill="EAEAEA"/>
             <w:tcBorders>
               <w:left w:val="thick" w:sz="24" w:color="1A5A6A"/>
             </w:tcBorders>
@@ -2992,7 +3181,7 @@
             <w:r>
               <w:rPr>
                 <w:rFonts w:ascii="Courier New" w:hAnsi="Courier New"/>
-                <w:color w:val="555555"/>
+                <w:color w:val="1A1A1A"/>
                 <w:sz w:val="16"/>
               </w:rPr>
               <w:t>MODELS_DIR="$HOME/models"</w:t>
@@ -3103,6 +3292,7 @@
             <w:r>
               <w:rPr>
                 <w:rFonts w:ascii="Courier New" w:hAnsi="Courier New"/>
+                <w:i/>
                 <w:color w:val="555555"/>
                 <w:sz w:val="16"/>
               </w:rPr>
@@ -3168,6 +3358,7 @@
             <w:r>
               <w:rPr>
                 <w:rFonts w:ascii="Courier New" w:hAnsi="Courier New"/>
+                <w:i/>
                 <w:color w:val="555555"/>
                 <w:sz w:val="16"/>
               </w:rPr>
@@ -3184,6 +3375,7 @@
             <w:r>
               <w:rPr>
                 <w:rFonts w:ascii="Courier New" w:hAnsi="Courier New"/>
+                <w:i/>
                 <w:color w:val="555555"/>
                 <w:sz w:val="16"/>
               </w:rPr>
@@ -3216,6 +3408,7 @@
             <w:r>
               <w:rPr>
                 <w:rFonts w:ascii="Courier New" w:hAnsi="Courier New"/>
+                <w:i/>
                 <w:color w:val="555555"/>
                 <w:sz w:val="16"/>
               </w:rPr>
@@ -3248,6 +3441,7 @@
             <w:r>
               <w:rPr>
                 <w:rFonts w:ascii="Courier New" w:hAnsi="Courier New"/>
+                <w:i/>
                 <w:color w:val="555555"/>
                 <w:sz w:val="16"/>
               </w:rPr>
@@ -3296,6 +3490,7 @@
             <w:r>
               <w:rPr>
                 <w:rFonts w:ascii="Courier New" w:hAnsi="Courier New"/>
+                <w:i/>
                 <w:color w:val="555555"/>
                 <w:sz w:val="16"/>
               </w:rPr>
@@ -3344,6 +3539,7 @@
             <w:r>
               <w:rPr>
                 <w:rFonts w:ascii="Courier New" w:hAnsi="Courier New"/>
+                <w:i/>
                 <w:color w:val="555555"/>
                 <w:sz w:val="16"/>
               </w:rPr>
@@ -3360,6 +3556,7 @@
             <w:r>
               <w:rPr>
                 <w:rFonts w:ascii="Courier New" w:hAnsi="Courier New"/>
+                <w:i/>
                 <w:color w:val="555555"/>
                 <w:sz w:val="16"/>
               </w:rPr>
@@ -3392,6 +3589,7 @@
             <w:r>
               <w:rPr>
                 <w:rFonts w:ascii="Courier New" w:hAnsi="Courier New"/>
+                <w:i/>
                 <w:color w:val="555555"/>
                 <w:sz w:val="16"/>
               </w:rPr>
@@ -3424,6 +3622,7 @@
             <w:r>
               <w:rPr>
                 <w:rFonts w:ascii="Courier New" w:hAnsi="Courier New"/>
+                <w:i/>
                 <w:color w:val="555555"/>
                 <w:sz w:val="16"/>
               </w:rPr>
@@ -3472,6 +3671,7 @@
             <w:r>
               <w:rPr>
                 <w:rFonts w:ascii="Courier New" w:hAnsi="Courier New"/>
+                <w:i/>
                 <w:color w:val="555555"/>
                 <w:sz w:val="16"/>
               </w:rPr>
@@ -3520,6 +3720,7 @@
             <w:r>
               <w:rPr>
                 <w:rFonts w:ascii="Courier New" w:hAnsi="Courier New"/>
+                <w:i/>
                 <w:color w:val="555555"/>
                 <w:sz w:val="16"/>
               </w:rPr>
@@ -3536,6 +3737,7 @@
             <w:r>
               <w:rPr>
                 <w:rFonts w:ascii="Courier New" w:hAnsi="Courier New"/>
+                <w:i/>
                 <w:color w:val="555555"/>
                 <w:sz w:val="16"/>
               </w:rPr>
@@ -3568,6 +3770,7 @@
             <w:r>
               <w:rPr>
                 <w:rFonts w:ascii="Courier New" w:hAnsi="Courier New"/>
+                <w:i/>
                 <w:color w:val="555555"/>
                 <w:sz w:val="16"/>
               </w:rPr>
@@ -3600,6 +3803,7 @@
             <w:r>
               <w:rPr>
                 <w:rFonts w:ascii="Courier New" w:hAnsi="Courier New"/>
+                <w:i/>
                 <w:color w:val="555555"/>
                 <w:sz w:val="16"/>
               </w:rPr>
@@ -3695,6 +3899,7 @@
             <w:r>
               <w:rPr>
                 <w:rFonts w:ascii="Courier New" w:hAnsi="Courier New"/>
+                <w:i/>
                 <w:color w:val="555555"/>
                 <w:sz w:val="16"/>
               </w:rPr>
@@ -3774,6 +3979,7 @@
             <w:r>
               <w:rPr>
                 <w:rFonts w:ascii="Courier New" w:hAnsi="Courier New"/>
+                <w:i/>
                 <w:color w:val="555555"/>
                 <w:sz w:val="16"/>
               </w:rPr>
@@ -3834,7 +4040,7 @@
             <w:r>
               <w:rPr>
                 <w:rFonts w:ascii="Courier New" w:hAnsi="Courier New"/>
-                <w:sz w:val="17"/>
+                <w:sz w:val="16"/>
               </w:rPr>
               <w:t>~/models/checkpoints/</w:t>
             </w:r>
@@ -3844,7 +4050,7 @@
             <w:r>
               <w:rPr>
                 <w:rFonts w:ascii="Courier New" w:hAnsi="Courier New"/>
-                <w:sz w:val="17"/>
+                <w:sz w:val="16"/>
               </w:rPr>
               <w:t>scp modelo.safetensors jetson:~/models/checkpoints/</w:t>
             </w:r>
@@ -3865,66 +4071,89 @@
         <w:pStyle w:val="Endure-Subhead"/>
         <w:keepNext/>
         <w:spacing w:before="240" w:after="60"/>
+        <w:outlineLvl w:val="1"/>
       </w:pPr>
       <w:r>
+        <w:rPr>
+          <w:sz w:val="24"/>
+        </w:rPr>
         <w:t>19.4 Stable Diffusion WebUI (AUTOMATIC1111)</w:t>
       </w:r>
     </w:p>
     <w:p>
       <w:pPr>
         <w:pStyle w:val="Endure-FirstParagraphBodyText"/>
+        <w:spacing w:before="100" w:after="100"/>
       </w:pPr>
       <w:r>
+        <w:rPr>
+          <w:sz w:val="20"/>
+        </w:rPr>
         <w:t xml:space="preserve">SD WebUI ofrece una interfaz más tradicional con pestañas: </w:t>
       </w:r>
       <w:r>
         <w:rPr>
           <w:rFonts w:ascii="Courier New" w:hAnsi="Courier New"/>
-          <w:sz w:val="17"/>
+          <w:sz w:val="16"/>
         </w:rPr>
         <w:t>txt2img</w:t>
       </w:r>
       <w:r>
+        <w:rPr>
+          <w:sz w:val="20"/>
+        </w:rPr>
         <w:t xml:space="preserve">, </w:t>
       </w:r>
       <w:r>
         <w:rPr>
           <w:rFonts w:ascii="Courier New" w:hAnsi="Courier New"/>
-          <w:sz w:val="17"/>
+          <w:sz w:val="16"/>
         </w:rPr>
         <w:t>img2img</w:t>
       </w:r>
       <w:r>
+        <w:rPr>
+          <w:sz w:val="20"/>
+        </w:rPr>
         <w:t xml:space="preserve">, </w:t>
       </w:r>
       <w:r>
         <w:rPr>
           <w:rFonts w:ascii="Courier New" w:hAnsi="Courier New"/>
-          <w:sz w:val="17"/>
+          <w:sz w:val="16"/>
         </w:rPr>
         <w:t>Extras</w:t>
       </w:r>
       <w:r>
+        <w:rPr>
+          <w:sz w:val="20"/>
+        </w:rPr>
         <w:t xml:space="preserve"> (upscaling), </w:t>
       </w:r>
       <w:r>
         <w:rPr>
           <w:rFonts w:ascii="Courier New" w:hAnsi="Courier New"/>
-          <w:sz w:val="17"/>
+          <w:sz w:val="16"/>
         </w:rPr>
         <w:t>PNG Info</w:t>
       </w:r>
       <w:r>
+        <w:rPr>
+          <w:sz w:val="20"/>
+        </w:rPr>
         <w:t xml:space="preserve"> e </w:t>
       </w:r>
       <w:r>
         <w:rPr>
           <w:rFonts w:ascii="Courier New" w:hAnsi="Courier New"/>
-          <w:sz w:val="17"/>
+          <w:sz w:val="16"/>
         </w:rPr>
         <w:t>Inpainting</w:t>
       </w:r>
       <w:r>
+        <w:rPr>
+          <w:sz w:val="20"/>
+        </w:rPr>
         <w:t>. Es ideal para exploración rápida sin necesidad de construir grafos de nodos.</w:t>
       </w:r>
     </w:p>
@@ -3933,10 +4162,11 @@
         <w:pStyle w:val="Endure-Subhead"/>
         <w:keepNext/>
         <w:spacing w:before="160" w:after="60"/>
+        <w:outlineLvl w:val="2"/>
       </w:pPr>
       <w:r>
         <w:rPr>
-          <w:sz w:val="18"/>
+          <w:sz w:val="22"/>
         </w:rPr>
         <w:t>19.4.1 Verificar Disponibilidad de la Imagen</w:t>
       </w:r>
@@ -3954,7 +4184,7 @@
         <w:tc>
           <w:tcPr>
             <w:tcW w:type="dxa" w:w="8152"/>
-            <w:shd w:val="clear" w:color="auto" w:fill="F2F2F2"/>
+            <w:shd w:val="clear" w:color="auto" w:fill="EAEAEA"/>
             <w:tcBorders>
               <w:left w:val="thick" w:sz="24" w:color="1A5A6A"/>
             </w:tcBorders>
@@ -4025,6 +4255,7 @@
             <w:r>
               <w:rPr>
                 <w:rFonts w:ascii="Courier New" w:hAnsi="Courier New"/>
+                <w:i/>
                 <w:color w:val="555555"/>
                 <w:sz w:val="16"/>
               </w:rPr>
@@ -4041,6 +4272,7 @@
             <w:r>
               <w:rPr>
                 <w:rFonts w:ascii="Courier New" w:hAnsi="Courier New"/>
+                <w:i/>
                 <w:color w:val="555555"/>
                 <w:sz w:val="16"/>
               </w:rPr>
@@ -4057,6 +4289,7 @@
             <w:r>
               <w:rPr>
                 <w:rFonts w:ascii="Courier New" w:hAnsi="Courier New"/>
+                <w:i/>
                 <w:color w:val="555555"/>
                 <w:sz w:val="16"/>
               </w:rPr>
@@ -4073,6 +4306,7 @@
             <w:r>
               <w:rPr>
                 <w:rFonts w:ascii="Courier New" w:hAnsi="Courier New"/>
+                <w:i/>
                 <w:color w:val="555555"/>
                 <w:sz w:val="16"/>
               </w:rPr>
@@ -4089,6 +4323,7 @@
             <w:r>
               <w:rPr>
                 <w:rFonts w:ascii="Courier New" w:hAnsi="Courier New"/>
+                <w:i/>
                 <w:color w:val="555555"/>
                 <w:sz w:val="16"/>
               </w:rPr>
@@ -4105,6 +4340,7 @@
             <w:r>
               <w:rPr>
                 <w:rFonts w:ascii="Courier New" w:hAnsi="Courier New"/>
+                <w:i/>
                 <w:color w:val="555555"/>
                 <w:sz w:val="16"/>
               </w:rPr>
@@ -4121,6 +4357,7 @@
             <w:r>
               <w:rPr>
                 <w:rFonts w:ascii="Courier New" w:hAnsi="Courier New"/>
+                <w:i/>
                 <w:color w:val="555555"/>
                 <w:sz w:val="16"/>
               </w:rPr>
@@ -4137,6 +4374,7 @@
             <w:r>
               <w:rPr>
                 <w:rFonts w:ascii="Courier New" w:hAnsi="Courier New"/>
+                <w:i/>
                 <w:color w:val="555555"/>
                 <w:sz w:val="16"/>
               </w:rPr>
@@ -4153,6 +4391,7 @@
             <w:r>
               <w:rPr>
                 <w:rFonts w:ascii="Courier New" w:hAnsi="Courier New"/>
+                <w:i/>
                 <w:color w:val="555555"/>
                 <w:sz w:val="16"/>
               </w:rPr>
@@ -4169,6 +4408,7 @@
             <w:r>
               <w:rPr>
                 <w:rFonts w:ascii="Courier New" w:hAnsi="Courier New"/>
+                <w:i/>
                 <w:color w:val="555555"/>
                 <w:sz w:val="16"/>
               </w:rPr>
@@ -4188,10 +4428,11 @@
         <w:pStyle w:val="Endure-Subhead"/>
         <w:keepNext/>
         <w:spacing w:before="160" w:after="60"/>
+        <w:outlineLvl w:val="2"/>
       </w:pPr>
       <w:r>
         <w:rPr>
-          <w:sz w:val="18"/>
+          <w:sz w:val="22"/>
         </w:rPr>
         <w:t>19.4.2 Docker Compose para SD WebUI</w:t>
       </w:r>
@@ -4209,7 +4450,7 @@
         <w:tc>
           <w:tcPr>
             <w:tcW w:type="dxa" w:w="8152"/>
-            <w:shd w:val="clear" w:color="auto" w:fill="F2F2F2"/>
+            <w:shd w:val="clear" w:color="auto" w:fill="EAEAEA"/>
             <w:tcBorders>
               <w:left w:val="thick" w:sz="24" w:color="1A5A6A"/>
             </w:tcBorders>
@@ -4296,6 +4537,7 @@
             <w:r>
               <w:rPr>
                 <w:rFonts w:ascii="Courier New" w:hAnsi="Courier New"/>
+                <w:i/>
                 <w:color w:val="555555"/>
                 <w:sz w:val="16"/>
               </w:rPr>
@@ -4312,6 +4554,7 @@
             <w:r>
               <w:rPr>
                 <w:rFonts w:ascii="Courier New" w:hAnsi="Courier New"/>
+                <w:i/>
                 <w:color w:val="555555"/>
                 <w:sz w:val="16"/>
               </w:rPr>
@@ -4328,6 +4571,7 @@
             <w:r>
               <w:rPr>
                 <w:rFonts w:ascii="Courier New" w:hAnsi="Courier New"/>
+                <w:i/>
                 <w:color w:val="555555"/>
                 <w:sz w:val="16"/>
               </w:rPr>
@@ -4344,6 +4588,7 @@
             <w:r>
               <w:rPr>
                 <w:rFonts w:ascii="Courier New" w:hAnsi="Courier New"/>
+                <w:i/>
                 <w:color w:val="555555"/>
                 <w:sz w:val="16"/>
               </w:rPr>
@@ -4360,6 +4605,7 @@
             <w:r>
               <w:rPr>
                 <w:rFonts w:ascii="Courier New" w:hAnsi="Courier New"/>
+                <w:i/>
                 <w:color w:val="555555"/>
                 <w:sz w:val="16"/>
               </w:rPr>
@@ -4376,6 +4622,7 @@
             <w:r>
               <w:rPr>
                 <w:rFonts w:ascii="Courier New" w:hAnsi="Courier New"/>
+                <w:i/>
                 <w:color w:val="555555"/>
                 <w:sz w:val="16"/>
               </w:rPr>
@@ -4392,6 +4639,7 @@
             <w:r>
               <w:rPr>
                 <w:rFonts w:ascii="Courier New" w:hAnsi="Courier New"/>
+                <w:i/>
                 <w:color w:val="555555"/>
                 <w:sz w:val="16"/>
               </w:rPr>
@@ -4408,6 +4656,7 @@
             <w:r>
               <w:rPr>
                 <w:rFonts w:ascii="Courier New" w:hAnsi="Courier New"/>
+                <w:i/>
                 <w:color w:val="555555"/>
                 <w:sz w:val="16"/>
               </w:rPr>
@@ -4424,6 +4673,7 @@
             <w:r>
               <w:rPr>
                 <w:rFonts w:ascii="Courier New" w:hAnsi="Courier New"/>
+                <w:i/>
                 <w:color w:val="555555"/>
                 <w:sz w:val="16"/>
               </w:rPr>
@@ -4440,6 +4690,7 @@
             <w:r>
               <w:rPr>
                 <w:rFonts w:ascii="Courier New" w:hAnsi="Courier New"/>
+                <w:i/>
                 <w:color w:val="555555"/>
                 <w:sz w:val="16"/>
               </w:rPr>
@@ -4456,6 +4707,7 @@
             <w:r>
               <w:rPr>
                 <w:rFonts w:ascii="Courier New" w:hAnsi="Courier New"/>
+                <w:i/>
                 <w:color w:val="555555"/>
                 <w:sz w:val="16"/>
               </w:rPr>
@@ -4472,6 +4724,7 @@
             <w:r>
               <w:rPr>
                 <w:rFonts w:ascii="Courier New" w:hAnsi="Courier New"/>
+                <w:i/>
                 <w:color w:val="555555"/>
                 <w:sz w:val="16"/>
               </w:rPr>
@@ -4488,6 +4741,7 @@
             <w:r>
               <w:rPr>
                 <w:rFonts w:ascii="Courier New" w:hAnsi="Courier New"/>
+                <w:i/>
                 <w:color w:val="555555"/>
                 <w:sz w:val="16"/>
               </w:rPr>
@@ -4504,6 +4758,7 @@
             <w:r>
               <w:rPr>
                 <w:rFonts w:ascii="Courier New" w:hAnsi="Courier New"/>
+                <w:i/>
                 <w:color w:val="555555"/>
                 <w:sz w:val="16"/>
               </w:rPr>
@@ -4520,6 +4775,7 @@
             <w:r>
               <w:rPr>
                 <w:rFonts w:ascii="Courier New" w:hAnsi="Courier New"/>
+                <w:i/>
                 <w:color w:val="555555"/>
                 <w:sz w:val="16"/>
               </w:rPr>
@@ -4536,6 +4792,7 @@
             <w:r>
               <w:rPr>
                 <w:rFonts w:ascii="Courier New" w:hAnsi="Courier New"/>
+                <w:i/>
                 <w:color w:val="555555"/>
                 <w:sz w:val="16"/>
               </w:rPr>
@@ -4552,6 +4809,7 @@
             <w:r>
               <w:rPr>
                 <w:rFonts w:ascii="Courier New" w:hAnsi="Courier New"/>
+                <w:i/>
                 <w:color w:val="555555"/>
                 <w:sz w:val="16"/>
               </w:rPr>
@@ -4568,6 +4826,7 @@
             <w:r>
               <w:rPr>
                 <w:rFonts w:ascii="Courier New" w:hAnsi="Courier New"/>
+                <w:i/>
                 <w:color w:val="555555"/>
                 <w:sz w:val="16"/>
               </w:rPr>
@@ -4584,6 +4843,7 @@
             <w:r>
               <w:rPr>
                 <w:rFonts w:ascii="Courier New" w:hAnsi="Courier New"/>
+                <w:i/>
                 <w:color w:val="555555"/>
                 <w:sz w:val="16"/>
               </w:rPr>
@@ -4600,6 +4860,7 @@
             <w:r>
               <w:rPr>
                 <w:rFonts w:ascii="Courier New" w:hAnsi="Courier New"/>
+                <w:i/>
                 <w:color w:val="555555"/>
                 <w:sz w:val="16"/>
               </w:rPr>
@@ -4722,7 +4983,7 @@
             <w:r>
               <w:rPr>
                 <w:rFonts w:ascii="Courier New" w:hAnsi="Courier New"/>
-                <w:sz w:val="17"/>
+                <w:sz w:val="16"/>
               </w:rPr>
               <w:t>--api</w:t>
             </w:r>
@@ -4732,7 +4993,7 @@
             <w:r>
               <w:rPr>
                 <w:rFonts w:ascii="Courier New" w:hAnsi="Courier New"/>
-                <w:sz w:val="17"/>
+                <w:sz w:val="16"/>
               </w:rPr>
               <w:t>/sdapi/v1/</w:t>
             </w:r>
@@ -4742,7 +5003,7 @@
             <w:r>
               <w:rPr>
                 <w:rFonts w:ascii="Courier New" w:hAnsi="Courier New"/>
-                <w:sz w:val="17"/>
+                <w:sz w:val="16"/>
               </w:rPr>
               <w:t>--no-half-vae</w:t>
             </w:r>
@@ -4752,7 +5013,7 @@
             <w:r>
               <w:rPr>
                 <w:rFonts w:ascii="Courier New" w:hAnsi="Courier New"/>
-                <w:sz w:val="17"/>
+                <w:sz w:val="16"/>
               </w:rPr>
               <w:t>--xformers</w:t>
             </w:r>
@@ -4773,10 +5034,11 @@
         <w:pStyle w:val="Endure-Subhead"/>
         <w:keepNext/>
         <w:spacing w:before="160" w:after="60"/>
+        <w:outlineLvl w:val="2"/>
       </w:pPr>
       <w:r>
         <w:rPr>
-          <w:sz w:val="18"/>
+          <w:sz w:val="22"/>
         </w:rPr>
         <w:t>19.4.3 Arrancar SD WebUI</w:t>
       </w:r>
@@ -4794,7 +5056,7 @@
         <w:tc>
           <w:tcPr>
             <w:tcW w:type="dxa" w:w="8152"/>
-            <w:shd w:val="clear" w:color="auto" w:fill="F2F2F2"/>
+            <w:shd w:val="clear" w:color="auto" w:fill="EAEAEA"/>
             <w:tcBorders>
               <w:left w:val="thick" w:sz="24" w:color="1A5A6A"/>
             </w:tcBorders>
@@ -4907,7 +5169,7 @@
         <w:tc>
           <w:tcPr>
             <w:tcW w:type="dxa" w:w="8152"/>
-            <w:shd w:val="clear" w:color="auto" w:fill="F2F2F2"/>
+            <w:shd w:val="clear" w:color="auto" w:fill="EAEAEA"/>
             <w:tcBorders>
               <w:left w:val="thick" w:sz="24" w:color="1A5A6A"/>
             </w:tcBorders>
@@ -4945,6 +5207,7 @@
             <w:r>
               <w:rPr>
                 <w:rFonts w:ascii="Courier New" w:hAnsi="Courier New"/>
+                <w:i/>
                 <w:color w:val="555555"/>
                 <w:sz w:val="16"/>
               </w:rPr>
@@ -4961,6 +5224,7 @@
             <w:r>
               <w:rPr>
                 <w:rFonts w:ascii="Courier New" w:hAnsi="Courier New"/>
+                <w:i/>
                 <w:color w:val="555555"/>
                 <w:sz w:val="16"/>
               </w:rPr>
@@ -4977,6 +5241,7 @@
             <w:r>
               <w:rPr>
                 <w:rFonts w:ascii="Courier New" w:hAnsi="Courier New"/>
+                <w:i/>
                 <w:color w:val="555555"/>
                 <w:sz w:val="16"/>
               </w:rPr>
@@ -4993,6 +5258,7 @@
             <w:r>
               <w:rPr>
                 <w:rFonts w:ascii="Courier New" w:hAnsi="Courier New"/>
+                <w:i/>
                 <w:color w:val="555555"/>
                 <w:sz w:val="16"/>
               </w:rPr>
@@ -5012,10 +5278,11 @@
         <w:pStyle w:val="Endure-Subhead"/>
         <w:keepNext/>
         <w:spacing w:before="160" w:after="60"/>
+        <w:outlineLvl w:val="2"/>
       </w:pPr>
       <w:r>
         <w:rPr>
-          <w:sz w:val="18"/>
+          <w:sz w:val="22"/>
         </w:rPr>
         <w:t>19.4.4 Primera Imagen en SD WebUI</w:t>
       </w:r>
@@ -5023,39 +5290,50 @@
     <w:p>
       <w:pPr>
         <w:pStyle w:val="Endure-FirstParagraphBodyText"/>
+        <w:spacing w:before="100" w:after="100"/>
       </w:pPr>
       <w:r>
+        <w:rPr>
+          <w:sz w:val="20"/>
+        </w:rPr>
         <w:t>En la interfaz web (</w:t>
       </w:r>
       <w:r>
         <w:rPr>
           <w:rFonts w:ascii="Courier New" w:hAnsi="Courier New"/>
-          <w:sz w:val="17"/>
+          <w:sz w:val="16"/>
         </w:rPr>
         <w:t>http://&lt;IP-Jetson&gt;:7860</w:t>
       </w:r>
       <w:r>
+        <w:rPr>
+          <w:sz w:val="20"/>
+        </w:rPr>
         <w:t>):</w:t>
       </w:r>
     </w:p>
     <w:p>
       <w:pPr>
         <w:pStyle w:val="Endure-ChapterBodyText"/>
-        <w:spacing w:before="20" w:after="20"/>
+        <w:spacing w:before="40" w:after="40"/>
         <w:ind w:left="360" w:hanging="216"/>
       </w:pPr>
       <w:r>
         <w:rPr>
-          <w:sz w:val="18"/>
+          <w:sz w:val="20"/>
         </w:rPr>
         <w:t xml:space="preserve">1. </w:t>
       </w:r>
       <w:r>
+        <w:rPr>
+          <w:sz w:val="20"/>
+        </w:rPr>
         <w:t xml:space="preserve">Pestaña </w:t>
       </w:r>
       <w:r>
         <w:rPr>
           <w:b/>
+          <w:sz w:val="20"/>
         </w:rPr>
         <w:t>txt2img</w:t>
       </w:r>
@@ -5063,28 +5341,32 @@
     <w:p>
       <w:pPr>
         <w:pStyle w:val="Endure-ChapterBodyText"/>
-        <w:spacing w:before="20" w:after="20"/>
+        <w:spacing w:before="40" w:after="40"/>
         <w:ind w:left="360" w:hanging="216"/>
       </w:pPr>
       <w:r>
         <w:rPr>
-          <w:sz w:val="18"/>
+          <w:sz w:val="20"/>
         </w:rPr>
         <w:t xml:space="preserve">2. </w:t>
       </w:r>
       <w:r>
         <w:rPr>
           <w:b/>
+          <w:sz w:val="20"/>
         </w:rPr>
         <w:t>Prompt:</w:t>
       </w:r>
       <w:r>
+        <w:rPr>
+          <w:sz w:val="20"/>
+        </w:rPr>
         <w:t xml:space="preserve"> </w:t>
       </w:r>
       <w:r>
         <w:rPr>
           <w:rFonts w:ascii="Courier New" w:hAnsi="Courier New"/>
-          <w:sz w:val="17"/>
+          <w:sz w:val="16"/>
         </w:rPr>
         <w:t>portrait of a woman, professional photo, sharp focus, 8k, photorealistic</w:t>
       </w:r>
@@ -5092,28 +5374,32 @@
     <w:p>
       <w:pPr>
         <w:pStyle w:val="Endure-ChapterBodyText"/>
-        <w:spacing w:before="20" w:after="20"/>
+        <w:spacing w:before="40" w:after="40"/>
         <w:ind w:left="360" w:hanging="216"/>
       </w:pPr>
       <w:r>
         <w:rPr>
-          <w:sz w:val="18"/>
+          <w:sz w:val="20"/>
         </w:rPr>
         <w:t xml:space="preserve">3. </w:t>
       </w:r>
       <w:r>
         <w:rPr>
           <w:b/>
+          <w:sz w:val="20"/>
         </w:rPr>
         <w:t>Negative prompt:</w:t>
       </w:r>
       <w:r>
+        <w:rPr>
+          <w:sz w:val="20"/>
+        </w:rPr>
         <w:t xml:space="preserve"> </w:t>
       </w:r>
       <w:r>
         <w:rPr>
           <w:rFonts w:ascii="Courier New" w:hAnsi="Courier New"/>
-          <w:sz w:val="17"/>
+          <w:sz w:val="16"/>
         </w:rPr>
         <w:t>deformed, ugly, blurry, watermark, text, cartoon, anime, nsfw</w:t>
       </w:r>
@@ -5121,109 +5407,129 @@
     <w:p>
       <w:pPr>
         <w:pStyle w:val="Endure-ChapterBodyText"/>
-        <w:spacing w:before="20" w:after="20"/>
+        <w:spacing w:before="40" w:after="40"/>
         <w:ind w:left="360" w:hanging="216"/>
       </w:pPr>
       <w:r>
         <w:rPr>
-          <w:sz w:val="18"/>
+          <w:sz w:val="20"/>
         </w:rPr>
         <w:t xml:space="preserve">4. </w:t>
       </w:r>
       <w:r>
         <w:rPr>
           <w:b/>
+          <w:sz w:val="20"/>
         </w:rPr>
         <w:t>Sampling method:</w:t>
       </w:r>
       <w:r>
+        <w:rPr>
+          <w:sz w:val="20"/>
+        </w:rPr>
         <w:t xml:space="preserve"> DPM++ 2M Karras</w:t>
       </w:r>
     </w:p>
     <w:p>
       <w:pPr>
         <w:pStyle w:val="Endure-ChapterBodyText"/>
-        <w:spacing w:before="20" w:after="20"/>
+        <w:spacing w:before="40" w:after="40"/>
         <w:ind w:left="360" w:hanging="216"/>
       </w:pPr>
       <w:r>
         <w:rPr>
-          <w:sz w:val="18"/>
+          <w:sz w:val="20"/>
         </w:rPr>
         <w:t xml:space="preserve">5. </w:t>
       </w:r>
       <w:r>
         <w:rPr>
           <w:b/>
+          <w:sz w:val="20"/>
         </w:rPr>
         <w:t>Sampling steps:</w:t>
       </w:r>
       <w:r>
+        <w:rPr>
+          <w:sz w:val="20"/>
+        </w:rPr>
         <w:t xml:space="preserve"> 25</w:t>
       </w:r>
     </w:p>
     <w:p>
       <w:pPr>
         <w:pStyle w:val="Endure-ChapterBodyText"/>
-        <w:spacing w:before="20" w:after="20"/>
+        <w:spacing w:before="40" w:after="40"/>
         <w:ind w:left="360" w:hanging="216"/>
       </w:pPr>
       <w:r>
         <w:rPr>
-          <w:sz w:val="18"/>
+          <w:sz w:val="20"/>
         </w:rPr>
         <w:t xml:space="preserve">6. </w:t>
       </w:r>
       <w:r>
         <w:rPr>
           <w:b/>
+          <w:sz w:val="20"/>
         </w:rPr>
         <w:t>Width/Height:</w:t>
       </w:r>
       <w:r>
+        <w:rPr>
+          <w:sz w:val="20"/>
+        </w:rPr>
         <w:t xml:space="preserve"> 512 × 512 (para SD 1.5) / 1024 × 1024 (para SDXL)</w:t>
       </w:r>
     </w:p>
     <w:p>
       <w:pPr>
         <w:pStyle w:val="Endure-ChapterBodyText"/>
-        <w:spacing w:before="20" w:after="20"/>
+        <w:spacing w:before="40" w:after="40"/>
         <w:ind w:left="360" w:hanging="216"/>
       </w:pPr>
       <w:r>
         <w:rPr>
-          <w:sz w:val="18"/>
+          <w:sz w:val="20"/>
         </w:rPr>
         <w:t xml:space="preserve">7. </w:t>
       </w:r>
       <w:r>
         <w:rPr>
           <w:b/>
+          <w:sz w:val="20"/>
         </w:rPr>
         <w:t>CFG Scale:</w:t>
       </w:r>
       <w:r>
+        <w:rPr>
+          <w:sz w:val="20"/>
+        </w:rPr>
         <w:t xml:space="preserve"> 7</w:t>
       </w:r>
     </w:p>
     <w:p>
       <w:pPr>
         <w:pStyle w:val="Endure-ChapterBodyText"/>
-        <w:spacing w:before="20" w:after="20"/>
+        <w:spacing w:before="40" w:after="40"/>
         <w:ind w:left="360" w:hanging="216"/>
       </w:pPr>
       <w:r>
         <w:rPr>
-          <w:sz w:val="18"/>
+          <w:sz w:val="20"/>
         </w:rPr>
         <w:t xml:space="preserve">8. </w:t>
       </w:r>
       <w:r>
+        <w:rPr>
+          <w:sz w:val="20"/>
+        </w:rPr>
         <w:t xml:space="preserve">Clic en </w:t>
       </w:r>
       <w:r>
         <w:rPr>
           <w:b/>
+          <w:sz w:val="20"/>
         </w:rPr>
         <w:t>Generate</w:t>
       </w:r>
@@ -5236,10 +5542,12 @@
     <w:p>
       <w:pPr>
         <w:pStyle w:val="Endure-ChapterBodyText"/>
+        <w:spacing w:before="100" w:after="100"/>
       </w:pPr>
       <w:r>
         <w:rPr>
           <w:b/>
+          <w:sz w:val="20"/>
         </w:rPr>
         <w:t>Tiempo estimado para SD 1.5 a 512×512, 25 pasos:</w:t>
       </w:r>
@@ -5247,32 +5555,38 @@
     <w:p>
       <w:pPr>
         <w:pStyle w:val="Endure-ChapterBodyText"/>
-        <w:spacing w:before="20" w:after="20"/>
+        <w:spacing w:before="40" w:after="40"/>
         <w:ind w:left="360" w:hanging="216"/>
       </w:pPr>
       <w:r>
         <w:rPr>
-          <w:sz w:val="18"/>
+          <w:sz w:val="20"/>
         </w:rPr>
         <w:t xml:space="preserve">• </w:t>
       </w:r>
       <w:r>
+        <w:rPr>
+          <w:sz w:val="20"/>
+        </w:rPr>
         <w:t>Jetson en MAXN + jetson_clocks: ~10–20 segundos</w:t>
       </w:r>
     </w:p>
     <w:p>
       <w:pPr>
         <w:pStyle w:val="Endure-ChapterBodyText"/>
-        <w:spacing w:before="20" w:after="20"/>
+        <w:spacing w:before="40" w:after="40"/>
         <w:ind w:left="360" w:hanging="216"/>
       </w:pPr>
       <w:r>
         <w:rPr>
-          <w:sz w:val="18"/>
+          <w:sz w:val="20"/>
         </w:rPr>
         <w:t xml:space="preserve">• </w:t>
       </w:r>
       <w:r>
+        <w:rPr>
+          <w:sz w:val="20"/>
+        </w:rPr>
         <w:t>Jetson sin jetson_clocks: ~25–40 segundos</w:t>
       </w:r>
     </w:p>
@@ -5286,16 +5600,24 @@
         <w:pStyle w:val="Endure-Subhead"/>
         <w:keepNext/>
         <w:spacing w:before="240" w:after="60"/>
+        <w:outlineLvl w:val="1"/>
       </w:pPr>
       <w:r>
+        <w:rPr>
+          <w:sz w:val="24"/>
+        </w:rPr>
         <w:t>19.5 Modelos SDXL para Mayor Calidad</w:t>
       </w:r>
     </w:p>
     <w:p>
       <w:pPr>
         <w:pStyle w:val="Endure-FirstParagraphBodyText"/>
+        <w:spacing w:before="100" w:after="100"/>
       </w:pPr>
       <w:r>
+        <w:rPr>
+          <w:sz w:val="20"/>
+        </w:rPr>
         <w:t>Stable Diffusion XL (SDXL) genera imágenes de 1024×1024 con calidad notablemente superior a SD 1.5. Requiere ~7–8 GB de VRAM — perfectamente manejable con los 64 GB de memoria unificada del Jetson.</w:t>
       </w:r>
     </w:p>
@@ -5304,10 +5626,11 @@
         <w:pStyle w:val="Endure-Subhead"/>
         <w:keepNext/>
         <w:spacing w:before="160" w:after="60"/>
+        <w:outlineLvl w:val="2"/>
       </w:pPr>
       <w:r>
         <w:rPr>
-          <w:sz w:val="18"/>
+          <w:sz w:val="22"/>
         </w:rPr>
         <w:t>19.5.1 Descargar SDXL Base</w:t>
       </w:r>
@@ -5325,7 +5648,7 @@
         <w:tc>
           <w:tcPr>
             <w:tcW w:type="dxa" w:w="8152"/>
-            <w:shd w:val="clear" w:color="auto" w:fill="F2F2F2"/>
+            <w:shd w:val="clear" w:color="auto" w:fill="EAEAEA"/>
             <w:tcBorders>
               <w:left w:val="thick" w:sz="24" w:color="1A5A6A"/>
             </w:tcBorders>
@@ -5413,6 +5736,7 @@
             <w:r>
               <w:rPr>
                 <w:rFonts w:ascii="Courier New" w:hAnsi="Courier New"/>
+                <w:i/>
                 <w:color w:val="555555"/>
                 <w:sz w:val="16"/>
               </w:rPr>
@@ -5429,6 +5753,7 @@
             <w:r>
               <w:rPr>
                 <w:rFonts w:ascii="Courier New" w:hAnsi="Courier New"/>
+                <w:i/>
                 <w:color w:val="555555"/>
                 <w:sz w:val="16"/>
               </w:rPr>
@@ -5479,10 +5804,11 @@
         <w:pStyle w:val="Endure-Subhead"/>
         <w:keepNext/>
         <w:spacing w:before="160" w:after="60"/>
+        <w:outlineLvl w:val="2"/>
       </w:pPr>
       <w:r>
         <w:rPr>
-          <w:sz w:val="18"/>
+          <w:sz w:val="22"/>
         </w:rPr>
         <w:t>19.5.2 Modelos Recomendados por Caso de Uso</w:t>
       </w:r>
@@ -5500,20 +5826,38 @@
         <w:gridCol w:w="2038"/>
       </w:tblGrid>
       <w:tr>
+        <w:trPr>
+          <w:trHeight w:val="453" w:hRule="atLeast"/>
+          <w:tblHeader/>
+        </w:trPr>
         <w:tc>
           <w:tcPr>
             <w:tcW w:type="dxa" w:w="2038"/>
             <w:shd w:val="clear" w:color="auto" w:fill="1A5A6A"/>
+            <w:tcBorders>
+              <w:top w:val="single" w:sz="12" w:color="FFFFFF"/>
+              <w:left w:val="single" w:sz="12" w:color="FFFFFF"/>
+              <w:bottom w:val="single" w:sz="12" w:color="FFFFFF"/>
+              <w:right w:val="single" w:sz="12" w:color="FFFFFF"/>
+            </w:tcBorders>
+            <w:vAlign w:val="center"/>
+            <w:tcMar>
+              <w:top w:w="60" w:type="dxa"/>
+              <w:left w:w="120" w:type="dxa"/>
+              <w:bottom w:w="60" w:type="dxa"/>
+              <w:right w:w="80" w:type="dxa"/>
+            </w:tcMar>
           </w:tcPr>
           <w:p>
             <w:pPr>
+              <w:spacing w:before="0" w:after="0"/>
               <w:jc w:val="center"/>
             </w:pPr>
             <w:r>
               <w:rPr>
                 <w:b/>
                 <w:color w:val="FFFFFF"/>
-                <w:sz w:val="17"/>
+                <w:sz w:val="16"/>
               </w:rPr>
               <w:t>Modelo</w:t>
             </w:r>
@@ -5523,16 +5867,30 @@
           <w:tcPr>
             <w:tcW w:type="dxa" w:w="2038"/>
             <w:shd w:val="clear" w:color="auto" w:fill="1A5A6A"/>
+            <w:tcBorders>
+              <w:top w:val="single" w:sz="12" w:color="FFFFFF"/>
+              <w:left w:val="single" w:sz="12" w:color="FFFFFF"/>
+              <w:bottom w:val="single" w:sz="12" w:color="FFFFFF"/>
+              <w:right w:val="single" w:sz="12" w:color="FFFFFF"/>
+            </w:tcBorders>
+            <w:vAlign w:val="center"/>
+            <w:tcMar>
+              <w:top w:w="60" w:type="dxa"/>
+              <w:left w:w="120" w:type="dxa"/>
+              <w:bottom w:w="60" w:type="dxa"/>
+              <w:right w:w="80" w:type="dxa"/>
+            </w:tcMar>
           </w:tcPr>
           <w:p>
             <w:pPr>
+              <w:spacing w:before="0" w:after="0"/>
               <w:jc w:val="center"/>
             </w:pPr>
             <w:r>
               <w:rPr>
                 <w:b/>
                 <w:color w:val="FFFFFF"/>
-                <w:sz w:val="17"/>
+                <w:sz w:val="16"/>
               </w:rPr>
               <w:t>Tamaño</w:t>
             </w:r>
@@ -5542,16 +5900,30 @@
           <w:tcPr>
             <w:tcW w:type="dxa" w:w="2038"/>
             <w:shd w:val="clear" w:color="auto" w:fill="1A5A6A"/>
+            <w:tcBorders>
+              <w:top w:val="single" w:sz="12" w:color="FFFFFF"/>
+              <w:left w:val="single" w:sz="12" w:color="FFFFFF"/>
+              <w:bottom w:val="single" w:sz="12" w:color="FFFFFF"/>
+              <w:right w:val="single" w:sz="12" w:color="FFFFFF"/>
+            </w:tcBorders>
+            <w:vAlign w:val="center"/>
+            <w:tcMar>
+              <w:top w:w="60" w:type="dxa"/>
+              <w:left w:w="120" w:type="dxa"/>
+              <w:bottom w:w="60" w:type="dxa"/>
+              <w:right w:w="80" w:type="dxa"/>
+            </w:tcMar>
           </w:tcPr>
           <w:p>
             <w:pPr>
+              <w:spacing w:before="0" w:after="0"/>
               <w:jc w:val="center"/>
             </w:pPr>
             <w:r>
               <w:rPr>
                 <w:b/>
                 <w:color w:val="FFFFFF"/>
-                <w:sz w:val="17"/>
+                <w:sz w:val="16"/>
               </w:rPr>
               <w:t>Caso de uso</w:t>
             </w:r>
@@ -5561,16 +5933,30 @@
           <w:tcPr>
             <w:tcW w:type="dxa" w:w="2038"/>
             <w:shd w:val="clear" w:color="auto" w:fill="1A5A6A"/>
+            <w:tcBorders>
+              <w:top w:val="single" w:sz="12" w:color="FFFFFF"/>
+              <w:left w:val="single" w:sz="12" w:color="FFFFFF"/>
+              <w:bottom w:val="single" w:sz="12" w:color="FFFFFF"/>
+              <w:right w:val="single" w:sz="12" w:color="FFFFFF"/>
+            </w:tcBorders>
+            <w:vAlign w:val="center"/>
+            <w:tcMar>
+              <w:top w:w="60" w:type="dxa"/>
+              <w:left w:w="120" w:type="dxa"/>
+              <w:bottom w:w="60" w:type="dxa"/>
+              <w:right w:w="80" w:type="dxa"/>
+            </w:tcMar>
           </w:tcPr>
           <w:p>
             <w:pPr>
+              <w:spacing w:before="0" w:after="0"/>
               <w:jc w:val="center"/>
             </w:pPr>
             <w:r>
               <w:rPr>
                 <w:b/>
                 <w:color w:val="FFFFFF"/>
-                <w:sz w:val="17"/>
+                <w:sz w:val="16"/>
               </w:rPr>
               <w:t>Tiempo/imagen Jetson</w:t>
             </w:r>
@@ -5578,15 +5964,35 @@
         </w:tc>
       </w:tr>
       <w:tr>
+        <w:trPr>
+          <w:trHeight w:val="283" w:hRule="atLeast"/>
+        </w:trPr>
         <w:tc>
           <w:tcPr>
             <w:tcW w:type="dxa" w:w="2038"/>
-            <w:shd w:val="clear" w:color="auto" w:fill="F8F8F8"/>
+            <w:shd w:val="clear" w:color="auto" w:fill="EAEAEA"/>
+            <w:tcBorders>
+              <w:top w:val="single" w:sz="12" w:color="FFFFFF"/>
+              <w:left w:val="single" w:sz="12" w:color="FFFFFF"/>
+              <w:bottom w:val="single" w:sz="12" w:color="FFFFFF"/>
+              <w:right w:val="single" w:sz="12" w:color="FFFFFF"/>
+            </w:tcBorders>
+            <w:vAlign w:val="center"/>
+            <w:tcMar>
+              <w:top w:w="40" w:type="dxa"/>
+              <w:left w:w="120" w:type="dxa"/>
+              <w:bottom w:w="40" w:type="dxa"/>
+              <w:right w:w="80" w:type="dxa"/>
+            </w:tcMar>
           </w:tcPr>
           <w:p>
-            <w:r>
-              <w:rPr>
-                <w:sz w:val="17"/>
+            <w:pPr>
+              <w:spacing w:before="0" w:after="0"/>
+              <w:jc w:val="center"/>
+            </w:pPr>
+            <w:r>
+              <w:rPr>
+                <w:sz w:val="16"/>
               </w:rPr>
               <w:t>SD 1.5 base</w:t>
             </w:r>
@@ -5595,12 +6001,29 @@
         <w:tc>
           <w:tcPr>
             <w:tcW w:type="dxa" w:w="2038"/>
-            <w:shd w:val="clear" w:color="auto" w:fill="F8F8F8"/>
+            <w:shd w:val="clear" w:color="auto" w:fill="EAEAEA"/>
+            <w:tcBorders>
+              <w:top w:val="single" w:sz="12" w:color="FFFFFF"/>
+              <w:left w:val="single" w:sz="12" w:color="FFFFFF"/>
+              <w:bottom w:val="single" w:sz="12" w:color="FFFFFF"/>
+              <w:right w:val="single" w:sz="12" w:color="FFFFFF"/>
+            </w:tcBorders>
+            <w:vAlign w:val="center"/>
+            <w:tcMar>
+              <w:top w:w="40" w:type="dxa"/>
+              <w:left w:w="120" w:type="dxa"/>
+              <w:bottom w:w="40" w:type="dxa"/>
+              <w:right w:w="80" w:type="dxa"/>
+            </w:tcMar>
           </w:tcPr>
           <w:p>
-            <w:r>
-              <w:rPr>
-                <w:sz w:val="17"/>
+            <w:pPr>
+              <w:spacing w:before="0" w:after="0"/>
+              <w:jc w:val="center"/>
+            </w:pPr>
+            <w:r>
+              <w:rPr>
+                <w:sz w:val="16"/>
               </w:rPr>
               <w:t>2.1 GB</w:t>
             </w:r>
@@ -5609,12 +6032,29 @@
         <w:tc>
           <w:tcPr>
             <w:tcW w:type="dxa" w:w="2038"/>
-            <w:shd w:val="clear" w:color="auto" w:fill="F8F8F8"/>
+            <w:shd w:val="clear" w:color="auto" w:fill="EAEAEA"/>
+            <w:tcBorders>
+              <w:top w:val="single" w:sz="12" w:color="FFFFFF"/>
+              <w:left w:val="single" w:sz="12" w:color="FFFFFF"/>
+              <w:bottom w:val="single" w:sz="12" w:color="FFFFFF"/>
+              <w:right w:val="single" w:sz="12" w:color="FFFFFF"/>
+            </w:tcBorders>
+            <w:vAlign w:val="center"/>
+            <w:tcMar>
+              <w:top w:w="40" w:type="dxa"/>
+              <w:left w:w="120" w:type="dxa"/>
+              <w:bottom w:w="40" w:type="dxa"/>
+              <w:right w:w="80" w:type="dxa"/>
+            </w:tcMar>
           </w:tcPr>
           <w:p>
-            <w:r>
-              <w:rPr>
-                <w:sz w:val="17"/>
+            <w:pPr>
+              <w:spacing w:before="0" w:after="0"/>
+              <w:jc w:val="center"/>
+            </w:pPr>
+            <w:r>
+              <w:rPr>
+                <w:sz w:val="16"/>
               </w:rPr>
               <w:t>Prototipado rápido</w:t>
             </w:r>
@@ -5623,12 +6063,29 @@
         <w:tc>
           <w:tcPr>
             <w:tcW w:type="dxa" w:w="2038"/>
-            <w:shd w:val="clear" w:color="auto" w:fill="F8F8F8"/>
+            <w:shd w:val="clear" w:color="auto" w:fill="EAEAEA"/>
+            <w:tcBorders>
+              <w:top w:val="single" w:sz="12" w:color="FFFFFF"/>
+              <w:left w:val="single" w:sz="12" w:color="FFFFFF"/>
+              <w:bottom w:val="single" w:sz="12" w:color="FFFFFF"/>
+              <w:right w:val="single" w:sz="12" w:color="FFFFFF"/>
+            </w:tcBorders>
+            <w:vAlign w:val="center"/>
+            <w:tcMar>
+              <w:top w:w="40" w:type="dxa"/>
+              <w:left w:w="120" w:type="dxa"/>
+              <w:bottom w:w="40" w:type="dxa"/>
+              <w:right w:w="80" w:type="dxa"/>
+            </w:tcMar>
           </w:tcPr>
           <w:p>
-            <w:r>
-              <w:rPr>
-                <w:sz w:val="17"/>
+            <w:pPr>
+              <w:spacing w:before="0" w:after="0"/>
+              <w:jc w:val="center"/>
+            </w:pPr>
+            <w:r>
+              <w:rPr>
+                <w:sz w:val="16"/>
               </w:rPr>
               <w:t>~15 seg (512×512)</w:t>
             </w:r>
@@ -5636,15 +6093,35 @@
         </w:tc>
       </w:tr>
       <w:tr>
+        <w:trPr>
+          <w:trHeight w:val="283" w:hRule="atLeast"/>
+        </w:trPr>
         <w:tc>
           <w:tcPr>
             <w:tcW w:type="dxa" w:w="2038"/>
-            <w:shd w:val="clear" w:color="auto" w:fill="FFFFFF"/>
+            <w:shd w:val="clear" w:color="auto" w:fill="EAEAEA"/>
+            <w:tcBorders>
+              <w:top w:val="single" w:sz="12" w:color="FFFFFF"/>
+              <w:left w:val="single" w:sz="12" w:color="FFFFFF"/>
+              <w:bottom w:val="single" w:sz="12" w:color="FFFFFF"/>
+              <w:right w:val="single" w:sz="12" w:color="FFFFFF"/>
+            </w:tcBorders>
+            <w:vAlign w:val="center"/>
+            <w:tcMar>
+              <w:top w:w="40" w:type="dxa"/>
+              <w:left w:w="120" w:type="dxa"/>
+              <w:bottom w:w="40" w:type="dxa"/>
+              <w:right w:w="80" w:type="dxa"/>
+            </w:tcMar>
           </w:tcPr>
           <w:p>
-            <w:r>
-              <w:rPr>
-                <w:sz w:val="17"/>
+            <w:pPr>
+              <w:spacing w:before="0" w:after="0"/>
+              <w:jc w:val="center"/>
+            </w:pPr>
+            <w:r>
+              <w:rPr>
+                <w:sz w:val="16"/>
               </w:rPr>
               <w:t>Realistic Vision V6</w:t>
             </w:r>
@@ -5653,12 +6130,29 @@
         <w:tc>
           <w:tcPr>
             <w:tcW w:type="dxa" w:w="2038"/>
-            <w:shd w:val="clear" w:color="auto" w:fill="FFFFFF"/>
+            <w:shd w:val="clear" w:color="auto" w:fill="EAEAEA"/>
+            <w:tcBorders>
+              <w:top w:val="single" w:sz="12" w:color="FFFFFF"/>
+              <w:left w:val="single" w:sz="12" w:color="FFFFFF"/>
+              <w:bottom w:val="single" w:sz="12" w:color="FFFFFF"/>
+              <w:right w:val="single" w:sz="12" w:color="FFFFFF"/>
+            </w:tcBorders>
+            <w:vAlign w:val="center"/>
+            <w:tcMar>
+              <w:top w:w="40" w:type="dxa"/>
+              <w:left w:w="120" w:type="dxa"/>
+              <w:bottom w:w="40" w:type="dxa"/>
+              <w:right w:w="80" w:type="dxa"/>
+            </w:tcMar>
           </w:tcPr>
           <w:p>
-            <w:r>
-              <w:rPr>
-                <w:sz w:val="17"/>
+            <w:pPr>
+              <w:spacing w:before="0" w:after="0"/>
+              <w:jc w:val="center"/>
+            </w:pPr>
+            <w:r>
+              <w:rPr>
+                <w:sz w:val="16"/>
               </w:rPr>
               <w:t>2.1 GB</w:t>
             </w:r>
@@ -5667,12 +6161,29 @@
         <w:tc>
           <w:tcPr>
             <w:tcW w:type="dxa" w:w="2038"/>
-            <w:shd w:val="clear" w:color="auto" w:fill="FFFFFF"/>
+            <w:shd w:val="clear" w:color="auto" w:fill="EAEAEA"/>
+            <w:tcBorders>
+              <w:top w:val="single" w:sz="12" w:color="FFFFFF"/>
+              <w:left w:val="single" w:sz="12" w:color="FFFFFF"/>
+              <w:bottom w:val="single" w:sz="12" w:color="FFFFFF"/>
+              <w:right w:val="single" w:sz="12" w:color="FFFFFF"/>
+            </w:tcBorders>
+            <w:vAlign w:val="center"/>
+            <w:tcMar>
+              <w:top w:w="40" w:type="dxa"/>
+              <w:left w:w="120" w:type="dxa"/>
+              <w:bottom w:w="40" w:type="dxa"/>
+              <w:right w:w="80" w:type="dxa"/>
+            </w:tcMar>
           </w:tcPr>
           <w:p>
-            <w:r>
-              <w:rPr>
-                <w:sz w:val="17"/>
+            <w:pPr>
+              <w:spacing w:before="0" w:after="0"/>
+              <w:jc w:val="center"/>
+            </w:pPr>
+            <w:r>
+              <w:rPr>
+                <w:sz w:val="16"/>
               </w:rPr>
               <w:t>Fotografías de personas</w:t>
             </w:r>
@@ -5681,12 +6192,29 @@
         <w:tc>
           <w:tcPr>
             <w:tcW w:type="dxa" w:w="2038"/>
-            <w:shd w:val="clear" w:color="auto" w:fill="FFFFFF"/>
+            <w:shd w:val="clear" w:color="auto" w:fill="EAEAEA"/>
+            <w:tcBorders>
+              <w:top w:val="single" w:sz="12" w:color="FFFFFF"/>
+              <w:left w:val="single" w:sz="12" w:color="FFFFFF"/>
+              <w:bottom w:val="single" w:sz="12" w:color="FFFFFF"/>
+              <w:right w:val="single" w:sz="12" w:color="FFFFFF"/>
+            </w:tcBorders>
+            <w:vAlign w:val="center"/>
+            <w:tcMar>
+              <w:top w:w="40" w:type="dxa"/>
+              <w:left w:w="120" w:type="dxa"/>
+              <w:bottom w:w="40" w:type="dxa"/>
+              <w:right w:w="80" w:type="dxa"/>
+            </w:tcMar>
           </w:tcPr>
           <w:p>
-            <w:r>
-              <w:rPr>
-                <w:sz w:val="17"/>
+            <w:pPr>
+              <w:spacing w:before="0" w:after="0"/>
+              <w:jc w:val="center"/>
+            </w:pPr>
+            <w:r>
+              <w:rPr>
+                <w:sz w:val="16"/>
               </w:rPr>
               <w:t>~15 seg (512×512)</w:t>
             </w:r>
@@ -5694,15 +6222,35 @@
         </w:tc>
       </w:tr>
       <w:tr>
+        <w:trPr>
+          <w:trHeight w:val="283" w:hRule="atLeast"/>
+        </w:trPr>
         <w:tc>
           <w:tcPr>
             <w:tcW w:type="dxa" w:w="2038"/>
-            <w:shd w:val="clear" w:color="auto" w:fill="F8F8F8"/>
+            <w:shd w:val="clear" w:color="auto" w:fill="EAEAEA"/>
+            <w:tcBorders>
+              <w:top w:val="single" w:sz="12" w:color="FFFFFF"/>
+              <w:left w:val="single" w:sz="12" w:color="FFFFFF"/>
+              <w:bottom w:val="single" w:sz="12" w:color="FFFFFF"/>
+              <w:right w:val="single" w:sz="12" w:color="FFFFFF"/>
+            </w:tcBorders>
+            <w:vAlign w:val="center"/>
+            <w:tcMar>
+              <w:top w:w="40" w:type="dxa"/>
+              <w:left w:w="120" w:type="dxa"/>
+              <w:bottom w:w="40" w:type="dxa"/>
+              <w:right w:w="80" w:type="dxa"/>
+            </w:tcMar>
           </w:tcPr>
           <w:p>
-            <w:r>
-              <w:rPr>
-                <w:sz w:val="17"/>
+            <w:pPr>
+              <w:spacing w:before="0" w:after="0"/>
+              <w:jc w:val="center"/>
+            </w:pPr>
+            <w:r>
+              <w:rPr>
+                <w:sz w:val="16"/>
               </w:rPr>
               <w:t>SDXL 1.0</w:t>
             </w:r>
@@ -5711,12 +6259,29 @@
         <w:tc>
           <w:tcPr>
             <w:tcW w:type="dxa" w:w="2038"/>
-            <w:shd w:val="clear" w:color="auto" w:fill="F8F8F8"/>
+            <w:shd w:val="clear" w:color="auto" w:fill="EAEAEA"/>
+            <w:tcBorders>
+              <w:top w:val="single" w:sz="12" w:color="FFFFFF"/>
+              <w:left w:val="single" w:sz="12" w:color="FFFFFF"/>
+              <w:bottom w:val="single" w:sz="12" w:color="FFFFFF"/>
+              <w:right w:val="single" w:sz="12" w:color="FFFFFF"/>
+            </w:tcBorders>
+            <w:vAlign w:val="center"/>
+            <w:tcMar>
+              <w:top w:w="40" w:type="dxa"/>
+              <w:left w:w="120" w:type="dxa"/>
+              <w:bottom w:w="40" w:type="dxa"/>
+              <w:right w:w="80" w:type="dxa"/>
+            </w:tcMar>
           </w:tcPr>
           <w:p>
-            <w:r>
-              <w:rPr>
-                <w:sz w:val="17"/>
+            <w:pPr>
+              <w:spacing w:before="0" w:after="0"/>
+              <w:jc w:val="center"/>
+            </w:pPr>
+            <w:r>
+              <w:rPr>
+                <w:sz w:val="16"/>
               </w:rPr>
               <w:t>6.9 GB</w:t>
             </w:r>
@@ -5725,12 +6290,29 @@
         <w:tc>
           <w:tcPr>
             <w:tcW w:type="dxa" w:w="2038"/>
-            <w:shd w:val="clear" w:color="auto" w:fill="F8F8F8"/>
+            <w:shd w:val="clear" w:color="auto" w:fill="EAEAEA"/>
+            <w:tcBorders>
+              <w:top w:val="single" w:sz="12" w:color="FFFFFF"/>
+              <w:left w:val="single" w:sz="12" w:color="FFFFFF"/>
+              <w:bottom w:val="single" w:sz="12" w:color="FFFFFF"/>
+              <w:right w:val="single" w:sz="12" w:color="FFFFFF"/>
+            </w:tcBorders>
+            <w:vAlign w:val="center"/>
+            <w:tcMar>
+              <w:top w:w="40" w:type="dxa"/>
+              <w:left w:w="120" w:type="dxa"/>
+              <w:bottom w:w="40" w:type="dxa"/>
+              <w:right w:w="80" w:type="dxa"/>
+            </w:tcMar>
           </w:tcPr>
           <w:p>
-            <w:r>
-              <w:rPr>
-                <w:sz w:val="17"/>
+            <w:pPr>
+              <w:spacing w:before="0" w:after="0"/>
+              <w:jc w:val="center"/>
+            </w:pPr>
+            <w:r>
+              <w:rPr>
+                <w:sz w:val="16"/>
               </w:rPr>
               <w:t>Calidad máxima</w:t>
             </w:r>
@@ -5739,12 +6321,29 @@
         <w:tc>
           <w:tcPr>
             <w:tcW w:type="dxa" w:w="2038"/>
-            <w:shd w:val="clear" w:color="auto" w:fill="F8F8F8"/>
+            <w:shd w:val="clear" w:color="auto" w:fill="EAEAEA"/>
+            <w:tcBorders>
+              <w:top w:val="single" w:sz="12" w:color="FFFFFF"/>
+              <w:left w:val="single" w:sz="12" w:color="FFFFFF"/>
+              <w:bottom w:val="single" w:sz="12" w:color="FFFFFF"/>
+              <w:right w:val="single" w:sz="12" w:color="FFFFFF"/>
+            </w:tcBorders>
+            <w:vAlign w:val="center"/>
+            <w:tcMar>
+              <w:top w:w="40" w:type="dxa"/>
+              <w:left w:w="120" w:type="dxa"/>
+              <w:bottom w:w="40" w:type="dxa"/>
+              <w:right w:w="80" w:type="dxa"/>
+            </w:tcMar>
           </w:tcPr>
           <w:p>
-            <w:r>
-              <w:rPr>
-                <w:sz w:val="17"/>
+            <w:pPr>
+              <w:spacing w:before="0" w:after="0"/>
+              <w:jc w:val="center"/>
+            </w:pPr>
+            <w:r>
+              <w:rPr>
+                <w:sz w:val="16"/>
               </w:rPr>
               <w:t>~60 seg (1024×1024)</w:t>
             </w:r>
@@ -5752,15 +6351,35 @@
         </w:tc>
       </w:tr>
       <w:tr>
+        <w:trPr>
+          <w:trHeight w:val="283" w:hRule="atLeast"/>
+        </w:trPr>
         <w:tc>
           <w:tcPr>
             <w:tcW w:type="dxa" w:w="2038"/>
-            <w:shd w:val="clear" w:color="auto" w:fill="FFFFFF"/>
+            <w:shd w:val="clear" w:color="auto" w:fill="EAEAEA"/>
+            <w:tcBorders>
+              <w:top w:val="single" w:sz="12" w:color="FFFFFF"/>
+              <w:left w:val="single" w:sz="12" w:color="FFFFFF"/>
+              <w:bottom w:val="single" w:sz="12" w:color="FFFFFF"/>
+              <w:right w:val="single" w:sz="12" w:color="FFFFFF"/>
+            </w:tcBorders>
+            <w:vAlign w:val="center"/>
+            <w:tcMar>
+              <w:top w:w="40" w:type="dxa"/>
+              <w:left w:w="120" w:type="dxa"/>
+              <w:bottom w:w="40" w:type="dxa"/>
+              <w:right w:w="80" w:type="dxa"/>
+            </w:tcMar>
           </w:tcPr>
           <w:p>
-            <w:r>
-              <w:rPr>
-                <w:sz w:val="17"/>
+            <w:pPr>
+              <w:spacing w:before="0" w:after="0"/>
+              <w:jc w:val="center"/>
+            </w:pPr>
+            <w:r>
+              <w:rPr>
+                <w:sz w:val="16"/>
               </w:rPr>
               <w:t>Pony Diffusion V6</w:t>
             </w:r>
@@ -5769,12 +6388,29 @@
         <w:tc>
           <w:tcPr>
             <w:tcW w:type="dxa" w:w="2038"/>
-            <w:shd w:val="clear" w:color="auto" w:fill="FFFFFF"/>
+            <w:shd w:val="clear" w:color="auto" w:fill="EAEAEA"/>
+            <w:tcBorders>
+              <w:top w:val="single" w:sz="12" w:color="FFFFFF"/>
+              <w:left w:val="single" w:sz="12" w:color="FFFFFF"/>
+              <w:bottom w:val="single" w:sz="12" w:color="FFFFFF"/>
+              <w:right w:val="single" w:sz="12" w:color="FFFFFF"/>
+            </w:tcBorders>
+            <w:vAlign w:val="center"/>
+            <w:tcMar>
+              <w:top w:w="40" w:type="dxa"/>
+              <w:left w:w="120" w:type="dxa"/>
+              <w:bottom w:w="40" w:type="dxa"/>
+              <w:right w:w="80" w:type="dxa"/>
+            </w:tcMar>
           </w:tcPr>
           <w:p>
-            <w:r>
-              <w:rPr>
-                <w:sz w:val="17"/>
+            <w:pPr>
+              <w:spacing w:before="0" w:after="0"/>
+              <w:jc w:val="center"/>
+            </w:pPr>
+            <w:r>
+              <w:rPr>
+                <w:sz w:val="16"/>
               </w:rPr>
               <w:t>5.8 GB</w:t>
             </w:r>
@@ -5783,12 +6419,29 @@
         <w:tc>
           <w:tcPr>
             <w:tcW w:type="dxa" w:w="2038"/>
-            <w:shd w:val="clear" w:color="auto" w:fill="FFFFFF"/>
+            <w:shd w:val="clear" w:color="auto" w:fill="EAEAEA"/>
+            <w:tcBorders>
+              <w:top w:val="single" w:sz="12" w:color="FFFFFF"/>
+              <w:left w:val="single" w:sz="12" w:color="FFFFFF"/>
+              <w:bottom w:val="single" w:sz="12" w:color="FFFFFF"/>
+              <w:right w:val="single" w:sz="12" w:color="FFFFFF"/>
+            </w:tcBorders>
+            <w:vAlign w:val="center"/>
+            <w:tcMar>
+              <w:top w:w="40" w:type="dxa"/>
+              <w:left w:w="120" w:type="dxa"/>
+              <w:bottom w:w="40" w:type="dxa"/>
+              <w:right w:w="80" w:type="dxa"/>
+            </w:tcMar>
           </w:tcPr>
           <w:p>
-            <w:r>
-              <w:rPr>
-                <w:sz w:val="17"/>
+            <w:pPr>
+              <w:spacing w:before="0" w:after="0"/>
+              <w:jc w:val="center"/>
+            </w:pPr>
+            <w:r>
+              <w:rPr>
+                <w:sz w:val="16"/>
               </w:rPr>
               <w:t>Arte ilustración</w:t>
             </w:r>
@@ -5797,12 +6450,29 @@
         <w:tc>
           <w:tcPr>
             <w:tcW w:type="dxa" w:w="2038"/>
-            <w:shd w:val="clear" w:color="auto" w:fill="FFFFFF"/>
+            <w:shd w:val="clear" w:color="auto" w:fill="EAEAEA"/>
+            <w:tcBorders>
+              <w:top w:val="single" w:sz="12" w:color="FFFFFF"/>
+              <w:left w:val="single" w:sz="12" w:color="FFFFFF"/>
+              <w:bottom w:val="single" w:sz="12" w:color="FFFFFF"/>
+              <w:right w:val="single" w:sz="12" w:color="FFFFFF"/>
+            </w:tcBorders>
+            <w:vAlign w:val="center"/>
+            <w:tcMar>
+              <w:top w:w="40" w:type="dxa"/>
+              <w:left w:w="120" w:type="dxa"/>
+              <w:bottom w:w="40" w:type="dxa"/>
+              <w:right w:w="80" w:type="dxa"/>
+            </w:tcMar>
           </w:tcPr>
           <w:p>
-            <w:r>
-              <w:rPr>
-                <w:sz w:val="17"/>
+            <w:pPr>
+              <w:spacing w:before="0" w:after="0"/>
+              <w:jc w:val="center"/>
+            </w:pPr>
+            <w:r>
+              <w:rPr>
+                <w:sz w:val="16"/>
               </w:rPr>
               <w:t>~50 seg (1024×1024)</w:t>
             </w:r>
@@ -5810,15 +6480,35 @@
         </w:tc>
       </w:tr>
       <w:tr>
+        <w:trPr>
+          <w:trHeight w:val="283" w:hRule="atLeast"/>
+        </w:trPr>
         <w:tc>
           <w:tcPr>
             <w:tcW w:type="dxa" w:w="2038"/>
-            <w:shd w:val="clear" w:color="auto" w:fill="F8F8F8"/>
+            <w:shd w:val="clear" w:color="auto" w:fill="EAEAEA"/>
+            <w:tcBorders>
+              <w:top w:val="single" w:sz="12" w:color="FFFFFF"/>
+              <w:left w:val="single" w:sz="12" w:color="FFFFFF"/>
+              <w:bottom w:val="single" w:sz="12" w:color="FFFFFF"/>
+              <w:right w:val="single" w:sz="12" w:color="FFFFFF"/>
+            </w:tcBorders>
+            <w:vAlign w:val="center"/>
+            <w:tcMar>
+              <w:top w:w="40" w:type="dxa"/>
+              <w:left w:w="120" w:type="dxa"/>
+              <w:bottom w:w="40" w:type="dxa"/>
+              <w:right w:w="80" w:type="dxa"/>
+            </w:tcMar>
           </w:tcPr>
           <w:p>
-            <w:r>
-              <w:rPr>
-                <w:sz w:val="17"/>
+            <w:pPr>
+              <w:spacing w:before="0" w:after="0"/>
+              <w:jc w:val="center"/>
+            </w:pPr>
+            <w:r>
+              <w:rPr>
+                <w:sz w:val="16"/>
               </w:rPr>
               <w:t>DreamShaper XL</w:t>
             </w:r>
@@ -5827,12 +6517,29 @@
         <w:tc>
           <w:tcPr>
             <w:tcW w:type="dxa" w:w="2038"/>
-            <w:shd w:val="clear" w:color="auto" w:fill="F8F8F8"/>
+            <w:shd w:val="clear" w:color="auto" w:fill="EAEAEA"/>
+            <w:tcBorders>
+              <w:top w:val="single" w:sz="12" w:color="FFFFFF"/>
+              <w:left w:val="single" w:sz="12" w:color="FFFFFF"/>
+              <w:bottom w:val="single" w:sz="12" w:color="FFFFFF"/>
+              <w:right w:val="single" w:sz="12" w:color="FFFFFF"/>
+            </w:tcBorders>
+            <w:vAlign w:val="center"/>
+            <w:tcMar>
+              <w:top w:w="40" w:type="dxa"/>
+              <w:left w:w="120" w:type="dxa"/>
+              <w:bottom w:w="40" w:type="dxa"/>
+              <w:right w:w="80" w:type="dxa"/>
+            </w:tcMar>
           </w:tcPr>
           <w:p>
-            <w:r>
-              <w:rPr>
-                <w:sz w:val="17"/>
+            <w:pPr>
+              <w:spacing w:before="0" w:after="0"/>
+              <w:jc w:val="center"/>
+            </w:pPr>
+            <w:r>
+              <w:rPr>
+                <w:sz w:val="16"/>
               </w:rPr>
               <w:t>6.7 GB</w:t>
             </w:r>
@@ -5841,12 +6548,29 @@
         <w:tc>
           <w:tcPr>
             <w:tcW w:type="dxa" w:w="2038"/>
-            <w:shd w:val="clear" w:color="auto" w:fill="F8F8F8"/>
+            <w:shd w:val="clear" w:color="auto" w:fill="EAEAEA"/>
+            <w:tcBorders>
+              <w:top w:val="single" w:sz="12" w:color="FFFFFF"/>
+              <w:left w:val="single" w:sz="12" w:color="FFFFFF"/>
+              <w:bottom w:val="single" w:sz="12" w:color="FFFFFF"/>
+              <w:right w:val="single" w:sz="12" w:color="FFFFFF"/>
+            </w:tcBorders>
+            <w:vAlign w:val="center"/>
+            <w:tcMar>
+              <w:top w:w="40" w:type="dxa"/>
+              <w:left w:w="120" w:type="dxa"/>
+              <w:bottom w:w="40" w:type="dxa"/>
+              <w:right w:w="80" w:type="dxa"/>
+            </w:tcMar>
           </w:tcPr>
           <w:p>
-            <w:r>
-              <w:rPr>
-                <w:sz w:val="17"/>
+            <w:pPr>
+              <w:spacing w:before="0" w:after="0"/>
+              <w:jc w:val="center"/>
+            </w:pPr>
+            <w:r>
+              <w:rPr>
+                <w:sz w:val="16"/>
               </w:rPr>
               <w:t>Versátil</w:t>
             </w:r>
@@ -5855,12 +6579,29 @@
         <w:tc>
           <w:tcPr>
             <w:tcW w:type="dxa" w:w="2038"/>
-            <w:shd w:val="clear" w:color="auto" w:fill="F8F8F8"/>
+            <w:shd w:val="clear" w:color="auto" w:fill="EAEAEA"/>
+            <w:tcBorders>
+              <w:top w:val="single" w:sz="12" w:color="FFFFFF"/>
+              <w:left w:val="single" w:sz="12" w:color="FFFFFF"/>
+              <w:bottom w:val="single" w:sz="12" w:color="FFFFFF"/>
+              <w:right w:val="single" w:sz="12" w:color="FFFFFF"/>
+            </w:tcBorders>
+            <w:vAlign w:val="center"/>
+            <w:tcMar>
+              <w:top w:w="40" w:type="dxa"/>
+              <w:left w:w="120" w:type="dxa"/>
+              <w:bottom w:w="40" w:type="dxa"/>
+              <w:right w:w="80" w:type="dxa"/>
+            </w:tcMar>
           </w:tcPr>
           <w:p>
-            <w:r>
-              <w:rPr>
-                <w:sz w:val="17"/>
+            <w:pPr>
+              <w:spacing w:before="0" w:after="0"/>
+              <w:jc w:val="center"/>
+            </w:pPr>
+            <w:r>
+              <w:rPr>
+                <w:sz w:val="16"/>
               </w:rPr>
               <w:t>~55 seg (1024×1024)</w:t>
             </w:r>
@@ -5930,16 +6671,24 @@
         <w:pStyle w:val="Endure-Subhead"/>
         <w:keepNext/>
         <w:spacing w:before="240" w:after="60"/>
+        <w:outlineLvl w:val="1"/>
       </w:pPr>
       <w:r>
+        <w:rPr>
+          <w:sz w:val="24"/>
+        </w:rPr>
         <w:t>19.6 Generación de Imágenes de Estilo Anime</w:t>
       </w:r>
     </w:p>
     <w:p>
       <w:pPr>
         <w:pStyle w:val="Endure-FirstParagraphBodyText"/>
+        <w:spacing w:before="100" w:after="100"/>
       </w:pPr>
       <w:r>
+        <w:rPr>
+          <w:sz w:val="20"/>
+        </w:rPr>
         <w:t>Los modelos de anime en SD usan técnicas de fine-tuning en datasets de manga y anime. Son modelos SD 1.5 o Pony Diffusion con estilo visual específico.</w:t>
       </w:r>
     </w:p>
@@ -5948,10 +6697,11 @@
         <w:pStyle w:val="Endure-Subhead"/>
         <w:keepNext/>
         <w:spacing w:before="160" w:after="60"/>
+        <w:outlineLvl w:val="2"/>
       </w:pPr>
       <w:r>
         <w:rPr>
-          <w:sz w:val="18"/>
+          <w:sz w:val="22"/>
         </w:rPr>
         <w:t>19.6.1 Descargar Modelo de Anime</w:t>
       </w:r>
@@ -5969,7 +6719,7 @@
         <w:tc>
           <w:tcPr>
             <w:tcW w:type="dxa" w:w="8152"/>
-            <w:shd w:val="clear" w:color="auto" w:fill="F2F2F2"/>
+            <w:shd w:val="clear" w:color="auto" w:fill="EAEAEA"/>
             <w:tcBorders>
               <w:left w:val="thick" w:sz="24" w:color="1A5A6A"/>
             </w:tcBorders>
@@ -6040,6 +6790,7 @@
             <w:r>
               <w:rPr>
                 <w:rFonts w:ascii="Courier New" w:hAnsi="Courier New"/>
+                <w:i/>
                 <w:color w:val="555555"/>
                 <w:sz w:val="16"/>
               </w:rPr>
@@ -6056,6 +6807,7 @@
             <w:r>
               <w:rPr>
                 <w:rFonts w:ascii="Courier New" w:hAnsi="Courier New"/>
+                <w:i/>
                 <w:color w:val="555555"/>
                 <w:sz w:val="16"/>
               </w:rPr>
@@ -6106,10 +6858,11 @@
         <w:pStyle w:val="Endure-Subhead"/>
         <w:keepNext/>
         <w:spacing w:before="160" w:after="60"/>
+        <w:outlineLvl w:val="2"/>
       </w:pPr>
       <w:r>
         <w:rPr>
-          <w:sz w:val="18"/>
+          <w:sz w:val="22"/>
         </w:rPr>
         <w:t>19.6.2 Prompts y Parámetros para Anime</w:t>
       </w:r>
@@ -6117,8 +6870,12 @@
     <w:p>
       <w:pPr>
         <w:pStyle w:val="Endure-FirstParagraphBodyText"/>
+        <w:spacing w:before="100" w:after="100"/>
       </w:pPr>
       <w:r>
+        <w:rPr>
+          <w:sz w:val="20"/>
+        </w:rPr>
         <w:t>La sintaxis de prompts para anime difiere del fotorrealismo:</w:t>
       </w:r>
     </w:p>
@@ -6135,7 +6892,7 @@
         <w:tc>
           <w:tcPr>
             <w:tcW w:type="dxa" w:w="8152"/>
-            <w:shd w:val="clear" w:color="auto" w:fill="F2F2F2"/>
+            <w:shd w:val="clear" w:color="auto" w:fill="EAEAEA"/>
             <w:tcBorders>
               <w:left w:val="thick" w:sz="24" w:color="1A5A6A"/>
             </w:tcBorders>
@@ -6173,6 +6930,7 @@
             <w:r>
               <w:rPr>
                 <w:rFonts w:ascii="Courier New" w:hAnsi="Courier New"/>
+                <w:i/>
                 <w:color w:val="555555"/>
                 <w:sz w:val="16"/>
               </w:rPr>
@@ -6189,6 +6947,7 @@
             <w:r>
               <w:rPr>
                 <w:rFonts w:ascii="Courier New" w:hAnsi="Courier New"/>
+                <w:i/>
                 <w:color w:val="555555"/>
                 <w:sz w:val="16"/>
               </w:rPr>
@@ -6237,6 +6996,7 @@
             <w:r>
               <w:rPr>
                 <w:rFonts w:ascii="Courier New" w:hAnsi="Courier New"/>
+                <w:i/>
                 <w:color w:val="555555"/>
                 <w:sz w:val="16"/>
               </w:rPr>
@@ -6253,6 +7013,7 @@
             <w:r>
               <w:rPr>
                 <w:rFonts w:ascii="Courier New" w:hAnsi="Courier New"/>
+                <w:i/>
                 <w:color w:val="555555"/>
                 <w:sz w:val="16"/>
               </w:rPr>
@@ -6269,6 +7030,7 @@
             <w:r>
               <w:rPr>
                 <w:rFonts w:ascii="Courier New" w:hAnsi="Courier New"/>
+                <w:i/>
                 <w:color w:val="555555"/>
                 <w:sz w:val="16"/>
               </w:rPr>
@@ -6329,7 +7091,7 @@
             <w:r>
               <w:rPr>
                 <w:rFonts w:ascii="Courier New" w:hAnsi="Courier New"/>
-                <w:sz w:val="17"/>
+                <w:sz w:val="16"/>
               </w:rPr>
               <w:t>(texto:1.3)</w:t>
             </w:r>
@@ -6350,10 +7112,11 @@
         <w:pStyle w:val="Endure-Subhead"/>
         <w:keepNext/>
         <w:spacing w:before="160" w:after="60"/>
+        <w:outlineLvl w:val="2"/>
       </w:pPr>
       <w:r>
         <w:rPr>
-          <w:sz w:val="18"/>
+          <w:sz w:val="22"/>
         </w:rPr>
         <w:t>19.6.3 Script API para Generación en Lote</w:t>
       </w:r>
@@ -6371,7 +7134,7 @@
         <w:tc>
           <w:tcPr>
             <w:tcW w:type="dxa" w:w="8152"/>
-            <w:shd w:val="clear" w:color="auto" w:fill="F2F2F2"/>
+            <w:shd w:val="clear" w:color="auto" w:fill="EAEAEA"/>
             <w:tcBorders>
               <w:left w:val="thick" w:sz="24" w:color="1A5A6A"/>
             </w:tcBorders>
@@ -6392,7 +7155,8 @@
             <w:r>
               <w:rPr>
                 <w:rFonts w:ascii="Courier New" w:hAnsi="Courier New"/>
-                <w:color w:val="1A1A1A"/>
+                <w:i/>
+                <w:color w:val="888888"/>
                 <w:sz w:val="16"/>
               </w:rPr>
               <w:t>#!/usr/bin/env python3</w:t>
@@ -6408,7 +7172,8 @@
             <w:r>
               <w:rPr>
                 <w:rFonts w:ascii="Courier New" w:hAnsi="Courier New"/>
-                <w:color w:val="1A1A1A"/>
+                <w:i/>
+                <w:color w:val="888888"/>
                 <w:sz w:val="16"/>
               </w:rPr>
               <w:t># ~/scripts/generate-anime-batch.py</w:t>
@@ -6424,7 +7189,8 @@
             <w:r>
               <w:rPr>
                 <w:rFonts w:ascii="Courier New" w:hAnsi="Courier New"/>
-                <w:color w:val="1A1A1A"/>
+                <w:i/>
+                <w:color w:val="888888"/>
                 <w:sz w:val="16"/>
               </w:rPr>
               <w:t># Genera múltiples imágenes via API de SD WebUI sin interfaz gráfica</w:t>
@@ -7151,7 +7917,7 @@
         <w:tc>
           <w:tcPr>
             <w:tcW w:type="dxa" w:w="8152"/>
-            <w:shd w:val="clear" w:color="auto" w:fill="F2F2F2"/>
+            <w:shd w:val="clear" w:color="auto" w:fill="EAEAEA"/>
             <w:tcBorders>
               <w:left w:val="thick" w:sz="24" w:color="1A5A6A"/>
             </w:tcBorders>
@@ -7205,6 +7971,7 @@
             <w:r>
               <w:rPr>
                 <w:rFonts w:ascii="Courier New" w:hAnsi="Courier New"/>
+                <w:i/>
                 <w:color w:val="555555"/>
                 <w:sz w:val="16"/>
               </w:rPr>
@@ -7255,25 +8022,37 @@
         <w:pStyle w:val="Endure-Subhead"/>
         <w:keepNext/>
         <w:spacing w:before="240" w:after="60"/>
+        <w:outlineLvl w:val="1"/>
       </w:pPr>
       <w:r>
+        <w:rPr>
+          <w:sz w:val="24"/>
+        </w:rPr>
         <w:t>19.7 Generación de Video con AnimateDiff</w:t>
       </w:r>
     </w:p>
     <w:p>
       <w:pPr>
         <w:pStyle w:val="Endure-FirstParagraphBodyText"/>
+        <w:spacing w:before="100" w:after="100"/>
       </w:pPr>
       <w:r>
+        <w:rPr>
+          <w:sz w:val="20"/>
+        </w:rPr>
         <w:t xml:space="preserve">AnimateDiff es una extensión de ComfyUI que agrega </w:t>
       </w:r>
       <w:r>
         <w:rPr>
           <w:b/>
+          <w:sz w:val="20"/>
         </w:rPr>
         <w:t>motion modules</w:t>
       </w:r>
       <w:r>
+        <w:rPr>
+          <w:sz w:val="20"/>
+        </w:rPr>
         <w:t xml:space="preserve"> a los modelos SD 1.5, permitiendo generar clips de video de 8–24 fotogramas a partir de un prompt de texto. Los clips son cortos (~1–3 segundos), pero la calidad del movimiento es notablemente fluida.</w:t>
       </w:r>
     </w:p>
@@ -7282,10 +8061,11 @@
         <w:pStyle w:val="Endure-Subhead"/>
         <w:keepNext/>
         <w:spacing w:before="160" w:after="60"/>
+        <w:outlineLvl w:val="2"/>
       </w:pPr>
       <w:r>
         <w:rPr>
-          <w:sz w:val="18"/>
+          <w:sz w:val="22"/>
         </w:rPr>
         <w:t>19.7.1 Requisitos de Memoria para AnimateDiff</w:t>
       </w:r>
@@ -7293,8 +8073,12 @@
     <w:p>
       <w:pPr>
         <w:pStyle w:val="Endure-FirstParagraphBodyText"/>
+        <w:spacing w:before="100" w:after="100"/>
       </w:pPr>
       <w:r>
+        <w:rPr>
+          <w:sz w:val="20"/>
+        </w:rPr>
         <w:t>AnimateDiff requiere significativamente más memoria que la generación de imágenes estáticas:</w:t>
       </w:r>
     </w:p>
@@ -7310,20 +8094,38 @@
         <w:gridCol w:w="2717"/>
       </w:tblGrid>
       <w:tr>
+        <w:trPr>
+          <w:trHeight w:val="453" w:hRule="atLeast"/>
+          <w:tblHeader/>
+        </w:trPr>
         <w:tc>
           <w:tcPr>
             <w:tcW w:type="dxa" w:w="2717"/>
             <w:shd w:val="clear" w:color="auto" w:fill="1A5A6A"/>
+            <w:tcBorders>
+              <w:top w:val="single" w:sz="12" w:color="FFFFFF"/>
+              <w:left w:val="single" w:sz="12" w:color="FFFFFF"/>
+              <w:bottom w:val="single" w:sz="12" w:color="FFFFFF"/>
+              <w:right w:val="single" w:sz="12" w:color="FFFFFF"/>
+            </w:tcBorders>
+            <w:vAlign w:val="center"/>
+            <w:tcMar>
+              <w:top w:w="60" w:type="dxa"/>
+              <w:left w:w="120" w:type="dxa"/>
+              <w:bottom w:w="60" w:type="dxa"/>
+              <w:right w:w="80" w:type="dxa"/>
+            </w:tcMar>
           </w:tcPr>
           <w:p>
             <w:pPr>
+              <w:spacing w:before="0" w:after="0"/>
               <w:jc w:val="center"/>
             </w:pPr>
             <w:r>
               <w:rPr>
                 <w:b/>
                 <w:color w:val="FFFFFF"/>
-                <w:sz w:val="17"/>
+                <w:sz w:val="16"/>
               </w:rPr>
               <w:t>Configuración</w:t>
             </w:r>
@@ -7333,16 +8135,30 @@
           <w:tcPr>
             <w:tcW w:type="dxa" w:w="2717"/>
             <w:shd w:val="clear" w:color="auto" w:fill="1A5A6A"/>
+            <w:tcBorders>
+              <w:top w:val="single" w:sz="12" w:color="FFFFFF"/>
+              <w:left w:val="single" w:sz="12" w:color="FFFFFF"/>
+              <w:bottom w:val="single" w:sz="12" w:color="FFFFFF"/>
+              <w:right w:val="single" w:sz="12" w:color="FFFFFF"/>
+            </w:tcBorders>
+            <w:vAlign w:val="center"/>
+            <w:tcMar>
+              <w:top w:w="60" w:type="dxa"/>
+              <w:left w:w="120" w:type="dxa"/>
+              <w:bottom w:w="60" w:type="dxa"/>
+              <w:right w:w="80" w:type="dxa"/>
+            </w:tcMar>
           </w:tcPr>
           <w:p>
             <w:pPr>
+              <w:spacing w:before="0" w:after="0"/>
               <w:jc w:val="center"/>
             </w:pPr>
             <w:r>
               <w:rPr>
                 <w:b/>
                 <w:color w:val="FFFFFF"/>
-                <w:sz w:val="17"/>
+                <w:sz w:val="16"/>
               </w:rPr>
               <w:t>VRAM estimada</w:t>
             </w:r>
@@ -7352,16 +8168,30 @@
           <w:tcPr>
             <w:tcW w:type="dxa" w:w="2717"/>
             <w:shd w:val="clear" w:color="auto" w:fill="1A5A6A"/>
+            <w:tcBorders>
+              <w:top w:val="single" w:sz="12" w:color="FFFFFF"/>
+              <w:left w:val="single" w:sz="12" w:color="FFFFFF"/>
+              <w:bottom w:val="single" w:sz="12" w:color="FFFFFF"/>
+              <w:right w:val="single" w:sz="12" w:color="FFFFFF"/>
+            </w:tcBorders>
+            <w:vAlign w:val="center"/>
+            <w:tcMar>
+              <w:top w:w="60" w:type="dxa"/>
+              <w:left w:w="120" w:type="dxa"/>
+              <w:bottom w:w="60" w:type="dxa"/>
+              <w:right w:w="80" w:type="dxa"/>
+            </w:tcMar>
           </w:tcPr>
           <w:p>
             <w:pPr>
+              <w:spacing w:before="0" w:after="0"/>
               <w:jc w:val="center"/>
             </w:pPr>
             <w:r>
               <w:rPr>
                 <w:b/>
                 <w:color w:val="FFFFFF"/>
-                <w:sz w:val="17"/>
+                <w:sz w:val="16"/>
               </w:rPr>
               <w:t>Tiempo/clip</w:t>
             </w:r>
@@ -7369,15 +8199,35 @@
         </w:tc>
       </w:tr>
       <w:tr>
+        <w:trPr>
+          <w:trHeight w:val="283" w:hRule="atLeast"/>
+        </w:trPr>
         <w:tc>
           <w:tcPr>
             <w:tcW w:type="dxa" w:w="2717"/>
-            <w:shd w:val="clear" w:color="auto" w:fill="F8F8F8"/>
+            <w:shd w:val="clear" w:color="auto" w:fill="EAEAEA"/>
+            <w:tcBorders>
+              <w:top w:val="single" w:sz="12" w:color="FFFFFF"/>
+              <w:left w:val="single" w:sz="12" w:color="FFFFFF"/>
+              <w:bottom w:val="single" w:sz="12" w:color="FFFFFF"/>
+              <w:right w:val="single" w:sz="12" w:color="FFFFFF"/>
+            </w:tcBorders>
+            <w:vAlign w:val="center"/>
+            <w:tcMar>
+              <w:top w:w="40" w:type="dxa"/>
+              <w:left w:w="120" w:type="dxa"/>
+              <w:bottom w:w="40" w:type="dxa"/>
+              <w:right w:w="80" w:type="dxa"/>
+            </w:tcMar>
           </w:tcPr>
           <w:p>
-            <w:r>
-              <w:rPr>
-                <w:sz w:val="17"/>
+            <w:pPr>
+              <w:spacing w:before="0" w:after="0"/>
+              <w:jc w:val="center"/>
+            </w:pPr>
+            <w:r>
+              <w:rPr>
+                <w:sz w:val="16"/>
               </w:rPr>
               <w:t>SD 1.5 + 8 frames, 512×512</w:t>
             </w:r>
@@ -7386,12 +8236,29 @@
         <w:tc>
           <w:tcPr>
             <w:tcW w:type="dxa" w:w="2717"/>
-            <w:shd w:val="clear" w:color="auto" w:fill="F8F8F8"/>
+            <w:shd w:val="clear" w:color="auto" w:fill="EAEAEA"/>
+            <w:tcBorders>
+              <w:top w:val="single" w:sz="12" w:color="FFFFFF"/>
+              <w:left w:val="single" w:sz="12" w:color="FFFFFF"/>
+              <w:bottom w:val="single" w:sz="12" w:color="FFFFFF"/>
+              <w:right w:val="single" w:sz="12" w:color="FFFFFF"/>
+            </w:tcBorders>
+            <w:vAlign w:val="center"/>
+            <w:tcMar>
+              <w:top w:w="40" w:type="dxa"/>
+              <w:left w:w="120" w:type="dxa"/>
+              <w:bottom w:w="40" w:type="dxa"/>
+              <w:right w:w="80" w:type="dxa"/>
+            </w:tcMar>
           </w:tcPr>
           <w:p>
-            <w:r>
-              <w:rPr>
-                <w:sz w:val="17"/>
+            <w:pPr>
+              <w:spacing w:before="0" w:after="0"/>
+              <w:jc w:val="center"/>
+            </w:pPr>
+            <w:r>
+              <w:rPr>
+                <w:sz w:val="16"/>
               </w:rPr>
               <w:t>~8 GB</w:t>
             </w:r>
@@ -7400,12 +8267,29 @@
         <w:tc>
           <w:tcPr>
             <w:tcW w:type="dxa" w:w="2717"/>
-            <w:shd w:val="clear" w:color="auto" w:fill="F8F8F8"/>
+            <w:shd w:val="clear" w:color="auto" w:fill="EAEAEA"/>
+            <w:tcBorders>
+              <w:top w:val="single" w:sz="12" w:color="FFFFFF"/>
+              <w:left w:val="single" w:sz="12" w:color="FFFFFF"/>
+              <w:bottom w:val="single" w:sz="12" w:color="FFFFFF"/>
+              <w:right w:val="single" w:sz="12" w:color="FFFFFF"/>
+            </w:tcBorders>
+            <w:vAlign w:val="center"/>
+            <w:tcMar>
+              <w:top w:w="40" w:type="dxa"/>
+              <w:left w:w="120" w:type="dxa"/>
+              <w:bottom w:w="40" w:type="dxa"/>
+              <w:right w:w="80" w:type="dxa"/>
+            </w:tcMar>
           </w:tcPr>
           <w:p>
-            <w:r>
-              <w:rPr>
-                <w:sz w:val="17"/>
+            <w:pPr>
+              <w:spacing w:before="0" w:after="0"/>
+              <w:jc w:val="center"/>
+            </w:pPr>
+            <w:r>
+              <w:rPr>
+                <w:sz w:val="16"/>
               </w:rPr>
               <w:t>3–5 min</w:t>
             </w:r>
@@ -7413,15 +8297,35 @@
         </w:tc>
       </w:tr>
       <w:tr>
+        <w:trPr>
+          <w:trHeight w:val="283" w:hRule="atLeast"/>
+        </w:trPr>
         <w:tc>
           <w:tcPr>
             <w:tcW w:type="dxa" w:w="2717"/>
-            <w:shd w:val="clear" w:color="auto" w:fill="FFFFFF"/>
+            <w:shd w:val="clear" w:color="auto" w:fill="EAEAEA"/>
+            <w:tcBorders>
+              <w:top w:val="single" w:sz="12" w:color="FFFFFF"/>
+              <w:left w:val="single" w:sz="12" w:color="FFFFFF"/>
+              <w:bottom w:val="single" w:sz="12" w:color="FFFFFF"/>
+              <w:right w:val="single" w:sz="12" w:color="FFFFFF"/>
+            </w:tcBorders>
+            <w:vAlign w:val="center"/>
+            <w:tcMar>
+              <w:top w:w="40" w:type="dxa"/>
+              <w:left w:w="120" w:type="dxa"/>
+              <w:bottom w:w="40" w:type="dxa"/>
+              <w:right w:w="80" w:type="dxa"/>
+            </w:tcMar>
           </w:tcPr>
           <w:p>
-            <w:r>
-              <w:rPr>
-                <w:sz w:val="17"/>
+            <w:pPr>
+              <w:spacing w:before="0" w:after="0"/>
+              <w:jc w:val="center"/>
+            </w:pPr>
+            <w:r>
+              <w:rPr>
+                <w:sz w:val="16"/>
               </w:rPr>
               <w:t>SD 1.5 + 16 frames, 512×512</w:t>
             </w:r>
@@ -7430,12 +8334,29 @@
         <w:tc>
           <w:tcPr>
             <w:tcW w:type="dxa" w:w="2717"/>
-            <w:shd w:val="clear" w:color="auto" w:fill="FFFFFF"/>
+            <w:shd w:val="clear" w:color="auto" w:fill="EAEAEA"/>
+            <w:tcBorders>
+              <w:top w:val="single" w:sz="12" w:color="FFFFFF"/>
+              <w:left w:val="single" w:sz="12" w:color="FFFFFF"/>
+              <w:bottom w:val="single" w:sz="12" w:color="FFFFFF"/>
+              <w:right w:val="single" w:sz="12" w:color="FFFFFF"/>
+            </w:tcBorders>
+            <w:vAlign w:val="center"/>
+            <w:tcMar>
+              <w:top w:w="40" w:type="dxa"/>
+              <w:left w:w="120" w:type="dxa"/>
+              <w:bottom w:w="40" w:type="dxa"/>
+              <w:right w:w="80" w:type="dxa"/>
+            </w:tcMar>
           </w:tcPr>
           <w:p>
-            <w:r>
-              <w:rPr>
-                <w:sz w:val="17"/>
+            <w:pPr>
+              <w:spacing w:before="0" w:after="0"/>
+              <w:jc w:val="center"/>
+            </w:pPr>
+            <w:r>
+              <w:rPr>
+                <w:sz w:val="16"/>
               </w:rPr>
               <w:t>~12 GB</w:t>
             </w:r>
@@ -7444,12 +8365,29 @@
         <w:tc>
           <w:tcPr>
             <w:tcW w:type="dxa" w:w="2717"/>
-            <w:shd w:val="clear" w:color="auto" w:fill="FFFFFF"/>
+            <w:shd w:val="clear" w:color="auto" w:fill="EAEAEA"/>
+            <w:tcBorders>
+              <w:top w:val="single" w:sz="12" w:color="FFFFFF"/>
+              <w:left w:val="single" w:sz="12" w:color="FFFFFF"/>
+              <w:bottom w:val="single" w:sz="12" w:color="FFFFFF"/>
+              <w:right w:val="single" w:sz="12" w:color="FFFFFF"/>
+            </w:tcBorders>
+            <w:vAlign w:val="center"/>
+            <w:tcMar>
+              <w:top w:w="40" w:type="dxa"/>
+              <w:left w:w="120" w:type="dxa"/>
+              <w:bottom w:w="40" w:type="dxa"/>
+              <w:right w:w="80" w:type="dxa"/>
+            </w:tcMar>
           </w:tcPr>
           <w:p>
-            <w:r>
-              <w:rPr>
-                <w:sz w:val="17"/>
+            <w:pPr>
+              <w:spacing w:before="0" w:after="0"/>
+              <w:jc w:val="center"/>
+            </w:pPr>
+            <w:r>
+              <w:rPr>
+                <w:sz w:val="16"/>
               </w:rPr>
               <w:t>6–10 min</w:t>
             </w:r>
@@ -7457,15 +8395,35 @@
         </w:tc>
       </w:tr>
       <w:tr>
+        <w:trPr>
+          <w:trHeight w:val="283" w:hRule="atLeast"/>
+        </w:trPr>
         <w:tc>
           <w:tcPr>
             <w:tcW w:type="dxa" w:w="2717"/>
-            <w:shd w:val="clear" w:color="auto" w:fill="F8F8F8"/>
+            <w:shd w:val="clear" w:color="auto" w:fill="EAEAEA"/>
+            <w:tcBorders>
+              <w:top w:val="single" w:sz="12" w:color="FFFFFF"/>
+              <w:left w:val="single" w:sz="12" w:color="FFFFFF"/>
+              <w:bottom w:val="single" w:sz="12" w:color="FFFFFF"/>
+              <w:right w:val="single" w:sz="12" w:color="FFFFFF"/>
+            </w:tcBorders>
+            <w:vAlign w:val="center"/>
+            <w:tcMar>
+              <w:top w:w="40" w:type="dxa"/>
+              <w:left w:w="120" w:type="dxa"/>
+              <w:bottom w:w="40" w:type="dxa"/>
+              <w:right w:w="80" w:type="dxa"/>
+            </w:tcMar>
           </w:tcPr>
           <w:p>
-            <w:r>
-              <w:rPr>
-                <w:sz w:val="17"/>
+            <w:pPr>
+              <w:spacing w:before="0" w:after="0"/>
+              <w:jc w:val="center"/>
+            </w:pPr>
+            <w:r>
+              <w:rPr>
+                <w:sz w:val="16"/>
               </w:rPr>
               <w:t>SD 1.5 + 24 frames, 512×512</w:t>
             </w:r>
@@ -7474,12 +8432,29 @@
         <w:tc>
           <w:tcPr>
             <w:tcW w:type="dxa" w:w="2717"/>
-            <w:shd w:val="clear" w:color="auto" w:fill="F8F8F8"/>
+            <w:shd w:val="clear" w:color="auto" w:fill="EAEAEA"/>
+            <w:tcBorders>
+              <w:top w:val="single" w:sz="12" w:color="FFFFFF"/>
+              <w:left w:val="single" w:sz="12" w:color="FFFFFF"/>
+              <w:bottom w:val="single" w:sz="12" w:color="FFFFFF"/>
+              <w:right w:val="single" w:sz="12" w:color="FFFFFF"/>
+            </w:tcBorders>
+            <w:vAlign w:val="center"/>
+            <w:tcMar>
+              <w:top w:w="40" w:type="dxa"/>
+              <w:left w:w="120" w:type="dxa"/>
+              <w:bottom w:w="40" w:type="dxa"/>
+              <w:right w:w="80" w:type="dxa"/>
+            </w:tcMar>
           </w:tcPr>
           <w:p>
-            <w:r>
-              <w:rPr>
-                <w:sz w:val="17"/>
+            <w:pPr>
+              <w:spacing w:before="0" w:after="0"/>
+              <w:jc w:val="center"/>
+            </w:pPr>
+            <w:r>
+              <w:rPr>
+                <w:sz w:val="16"/>
               </w:rPr>
               <w:t>~16 GB</w:t>
             </w:r>
@@ -7488,12 +8463,29 @@
         <w:tc>
           <w:tcPr>
             <w:tcW w:type="dxa" w:w="2717"/>
-            <w:shd w:val="clear" w:color="auto" w:fill="F8F8F8"/>
+            <w:shd w:val="clear" w:color="auto" w:fill="EAEAEA"/>
+            <w:tcBorders>
+              <w:top w:val="single" w:sz="12" w:color="FFFFFF"/>
+              <w:left w:val="single" w:sz="12" w:color="FFFFFF"/>
+              <w:bottom w:val="single" w:sz="12" w:color="FFFFFF"/>
+              <w:right w:val="single" w:sz="12" w:color="FFFFFF"/>
+            </w:tcBorders>
+            <w:vAlign w:val="center"/>
+            <w:tcMar>
+              <w:top w:w="40" w:type="dxa"/>
+              <w:left w:w="120" w:type="dxa"/>
+              <w:bottom w:w="40" w:type="dxa"/>
+              <w:right w:w="80" w:type="dxa"/>
+            </w:tcMar>
           </w:tcPr>
           <w:p>
-            <w:r>
-              <w:rPr>
-                <w:sz w:val="17"/>
+            <w:pPr>
+              <w:spacing w:before="0" w:after="0"/>
+              <w:jc w:val="center"/>
+            </w:pPr>
+            <w:r>
+              <w:rPr>
+                <w:sz w:val="16"/>
               </w:rPr>
               <w:t>10–15 min</w:t>
             </w:r>
@@ -7552,7 +8544,7 @@
             <w:r>
               <w:rPr>
                 <w:rFonts w:ascii="Courier New" w:hAnsi="Courier New"/>
-                <w:sz w:val="17"/>
+                <w:sz w:val="16"/>
               </w:rPr>
               <w:t>jtop</w:t>
             </w:r>
@@ -7573,10 +8565,11 @@
         <w:pStyle w:val="Endure-Subhead"/>
         <w:keepNext/>
         <w:spacing w:before="160" w:after="60"/>
+        <w:outlineLvl w:val="2"/>
       </w:pPr>
       <w:r>
         <w:rPr>
-          <w:sz w:val="18"/>
+          <w:sz w:val="22"/>
         </w:rPr>
         <w:t>19.7.2 Descargar el Motion Module de AnimateDiff</w:t>
       </w:r>
@@ -7594,7 +8587,7 @@
         <w:tc>
           <w:tcPr>
             <w:tcW w:type="dxa" w:w="8152"/>
-            <w:shd w:val="clear" w:color="auto" w:fill="F2F2F2"/>
+            <w:shd w:val="clear" w:color="auto" w:fill="EAEAEA"/>
             <w:tcBorders>
               <w:left w:val="thick" w:sz="24" w:color="1A5A6A"/>
             </w:tcBorders>
@@ -7665,6 +8658,7 @@
             <w:r>
               <w:rPr>
                 <w:rFonts w:ascii="Courier New" w:hAnsi="Courier New"/>
+                <w:i/>
                 <w:color w:val="555555"/>
                 <w:sz w:val="16"/>
               </w:rPr>
@@ -7681,6 +8675,7 @@
             <w:r>
               <w:rPr>
                 <w:rFonts w:ascii="Courier New" w:hAnsi="Courier New"/>
+                <w:i/>
                 <w:color w:val="555555"/>
                 <w:sz w:val="16"/>
               </w:rPr>
@@ -7731,10 +8726,11 @@
         <w:pStyle w:val="Endure-Subhead"/>
         <w:keepNext/>
         <w:spacing w:before="160" w:after="60"/>
+        <w:outlineLvl w:val="2"/>
       </w:pPr>
       <w:r>
         <w:rPr>
-          <w:sz w:val="18"/>
+          <w:sz w:val="22"/>
         </w:rPr>
         <w:t>19.7.3 Instalar el Nodo AnimateDiff en ComfyUI</w:t>
       </w:r>
@@ -7752,7 +8748,7 @@
         <w:tc>
           <w:tcPr>
             <w:tcW w:type="dxa" w:w="8152"/>
-            <w:shd w:val="clear" w:color="auto" w:fill="F2F2F2"/>
+            <w:shd w:val="clear" w:color="auto" w:fill="EAEAEA"/>
             <w:tcBorders>
               <w:left w:val="thick" w:sz="24" w:color="1A5A6A"/>
             </w:tcBorders>
@@ -7886,6 +8882,7 @@
             <w:r>
               <w:rPr>
                 <w:rFonts w:ascii="Courier New" w:hAnsi="Courier New"/>
+                <w:i/>
                 <w:color w:val="555555"/>
                 <w:sz w:val="16"/>
               </w:rPr>
@@ -8014,6 +9011,7 @@
             <w:r>
               <w:rPr>
                 <w:rFonts w:ascii="Courier New" w:hAnsi="Courier New"/>
+                <w:i/>
                 <w:color w:val="555555"/>
                 <w:sz w:val="16"/>
               </w:rPr>
@@ -8030,6 +9028,7 @@
             <w:r>
               <w:rPr>
                 <w:rFonts w:ascii="Courier New" w:hAnsi="Courier New"/>
+                <w:i/>
                 <w:color w:val="555555"/>
                 <w:sz w:val="16"/>
               </w:rPr>
@@ -8062,6 +9061,7 @@
             <w:r>
               <w:rPr>
                 <w:rFonts w:ascii="Courier New" w:hAnsi="Courier New"/>
+                <w:i/>
                 <w:color w:val="555555"/>
                 <w:sz w:val="16"/>
               </w:rPr>
@@ -8097,10 +9097,11 @@
         <w:pStyle w:val="Endure-Subhead"/>
         <w:keepNext/>
         <w:spacing w:before="160" w:after="60"/>
+        <w:outlineLvl w:val="2"/>
       </w:pPr>
       <w:r>
         <w:rPr>
-          <w:sz w:val="18"/>
+          <w:sz w:val="22"/>
         </w:rPr>
         <w:t>19.7.4 Workflow de AnimateDiff via API</w:t>
       </w:r>
@@ -8108,8 +9109,12 @@
     <w:p>
       <w:pPr>
         <w:pStyle w:val="Endure-FirstParagraphBodyText"/>
+        <w:spacing w:before="100" w:after="100"/>
       </w:pPr>
       <w:r>
+        <w:rPr>
+          <w:sz w:val="20"/>
+        </w:rPr>
         <w:t>ComfyUI permite enviar workflows completos como JSON via API, sin necesidad de la interfaz gráfica:</w:t>
       </w:r>
     </w:p>
@@ -8126,7 +9131,7 @@
         <w:tc>
           <w:tcPr>
             <w:tcW w:type="dxa" w:w="8152"/>
-            <w:shd w:val="clear" w:color="auto" w:fill="F2F2F2"/>
+            <w:shd w:val="clear" w:color="auto" w:fill="EAEAEA"/>
             <w:tcBorders>
               <w:left w:val="thick" w:sz="24" w:color="1A5A6A"/>
             </w:tcBorders>
@@ -8147,7 +9152,8 @@
             <w:r>
               <w:rPr>
                 <w:rFonts w:ascii="Courier New" w:hAnsi="Courier New"/>
-                <w:color w:val="1A1A1A"/>
+                <w:i/>
+                <w:color w:val="888888"/>
                 <w:sz w:val="16"/>
               </w:rPr>
               <w:t>#!/usr/bin/env python3</w:t>
@@ -8163,7 +9169,8 @@
             <w:r>
               <w:rPr>
                 <w:rFonts w:ascii="Courier New" w:hAnsi="Courier New"/>
-                <w:color w:val="1A1A1A"/>
+                <w:i/>
+                <w:color w:val="888888"/>
                 <w:sz w:val="16"/>
               </w:rPr>
               <w:t># ~/scripts/generate-animatediff.py</w:t>
@@ -8179,7 +9186,8 @@
             <w:r>
               <w:rPr>
                 <w:rFonts w:ascii="Courier New" w:hAnsi="Courier New"/>
-                <w:color w:val="1A1A1A"/>
+                <w:i/>
+                <w:color w:val="888888"/>
                 <w:sz w:val="16"/>
               </w:rPr>
               <w:t># Genera un video corto con AnimateDiff via API de ComfyUI</w:t>
@@ -8385,7 +9393,8 @@
             <w:r>
               <w:rPr>
                 <w:rFonts w:ascii="Courier New" w:hAnsi="Courier New"/>
-                <w:color w:val="1A1A1A"/>
+                <w:i/>
+                <w:color w:val="888888"/>
                 <w:sz w:val="16"/>
               </w:rPr>
               <w:t># Workflow de AnimateDiff (SD 1.5 + motion module)</w:t>
@@ -10073,7 +11082,7 @@
         <w:tc>
           <w:tcPr>
             <w:tcW w:type="dxa" w:w="8152"/>
-            <w:shd w:val="clear" w:color="auto" w:fill="F2F2F2"/>
+            <w:shd w:val="clear" w:color="auto" w:fill="EAEAEA"/>
             <w:tcBorders>
               <w:left w:val="thick" w:sz="24" w:color="1A5A6A"/>
             </w:tcBorders>
@@ -10130,10 +11139,11 @@
         <w:pStyle w:val="Endure-Subhead"/>
         <w:keepNext/>
         <w:spacing w:before="160" w:after="60"/>
+        <w:outlineLvl w:val="2"/>
       </w:pPr>
       <w:r>
         <w:rPr>
-          <w:sz w:val="18"/>
+          <w:sz w:val="22"/>
         </w:rPr>
         <w:t>19.7.5 Convertir el Video a GIF para Compartir</w:t>
       </w:r>
@@ -10151,7 +11161,7 @@
         <w:tc>
           <w:tcPr>
             <w:tcW w:type="dxa" w:w="8152"/>
-            <w:shd w:val="clear" w:color="auto" w:fill="F2F2F2"/>
+            <w:shd w:val="clear" w:color="auto" w:fill="EAEAEA"/>
             <w:tcBorders>
               <w:left w:val="thick" w:sz="24" w:color="1A5A6A"/>
             </w:tcBorders>
@@ -10238,7 +11248,7 @@
             <w:r>
               <w:rPr>
                 <w:rFonts w:ascii="Courier New" w:hAnsi="Courier New"/>
-                <w:color w:val="555555"/>
+                <w:color w:val="1A1A1A"/>
                 <w:sz w:val="16"/>
               </w:rPr>
               <w:t>ULTIMO_VIDEO=$(ls -t ~/stacks/comfyui/output/*.mp4 2&gt;/dev/null | head -1)</w:t>
@@ -10269,6 +11279,7 @@
             <w:r>
               <w:rPr>
                 <w:rFonts w:ascii="Courier New" w:hAnsi="Courier New"/>
+                <w:i/>
                 <w:color w:val="555555"/>
                 <w:sz w:val="16"/>
               </w:rPr>
@@ -10285,7 +11296,7 @@
             <w:r>
               <w:rPr>
                 <w:rFonts w:ascii="Courier New" w:hAnsi="Courier New"/>
-                <w:color w:val="555555"/>
+                <w:color w:val="1A1A1A"/>
                 <w:sz w:val="16"/>
               </w:rPr>
               <w:t xml:space="preserve">    GIF_OUTPUT="${ULTIMO_VIDEO%.mp4}.gif"</w:t>
@@ -10301,6 +11312,7 @@
             <w:r>
               <w:rPr>
                 <w:rFonts w:ascii="Courier New" w:hAnsi="Courier New"/>
+                <w:i/>
                 <w:color w:val="555555"/>
                 <w:sz w:val="16"/>
               </w:rPr>
@@ -10317,6 +11329,7 @@
             <w:r>
               <w:rPr>
                 <w:rFonts w:ascii="Courier New" w:hAnsi="Courier New"/>
+                <w:i/>
                 <w:color w:val="555555"/>
                 <w:sz w:val="16"/>
               </w:rPr>
@@ -10333,6 +11346,7 @@
             <w:r>
               <w:rPr>
                 <w:rFonts w:ascii="Courier New" w:hAnsi="Courier New"/>
+                <w:i/>
                 <w:color w:val="555555"/>
                 <w:sz w:val="16"/>
               </w:rPr>
@@ -10349,6 +11363,7 @@
             <w:r>
               <w:rPr>
                 <w:rFonts w:ascii="Courier New" w:hAnsi="Courier New"/>
+                <w:i/>
                 <w:color w:val="555555"/>
                 <w:sz w:val="16"/>
               </w:rPr>
@@ -10365,6 +11380,7 @@
             <w:r>
               <w:rPr>
                 <w:rFonts w:ascii="Courier New" w:hAnsi="Courier New"/>
+                <w:i/>
                 <w:color w:val="555555"/>
                 <w:sz w:val="16"/>
               </w:rPr>
@@ -10381,6 +11397,7 @@
             <w:r>
               <w:rPr>
                 <w:rFonts w:ascii="Courier New" w:hAnsi="Courier New"/>
+                <w:i/>
                 <w:color w:val="555555"/>
                 <w:sz w:val="16"/>
               </w:rPr>
@@ -10413,6 +11430,7 @@
             <w:r>
               <w:rPr>
                 <w:rFonts w:ascii="Courier New" w:hAnsi="Courier New"/>
+                <w:i/>
                 <w:color w:val="555555"/>
                 <w:sz w:val="16"/>
               </w:rPr>
@@ -10445,6 +11463,7 @@
             <w:r>
               <w:rPr>
                 <w:rFonts w:ascii="Courier New" w:hAnsi="Courier New"/>
+                <w:i/>
                 <w:color w:val="555555"/>
                 <w:sz w:val="16"/>
               </w:rPr>
@@ -10464,16 +11483,24 @@
         <w:pStyle w:val="Endure-Subhead"/>
         <w:keepNext/>
         <w:spacing w:before="240" w:after="60"/>
+        <w:outlineLvl w:val="1"/>
       </w:pPr>
       <w:r>
+        <w:rPr>
+          <w:sz w:val="24"/>
+        </w:rPr>
         <w:t>19.8 PixArt-Alpha y Alternativas Ligeras</w:t>
       </w:r>
     </w:p>
     <w:p>
       <w:pPr>
         <w:pStyle w:val="Endure-FirstParagraphBodyText"/>
+        <w:spacing w:before="100" w:after="100"/>
       </w:pPr>
       <w:r>
+        <w:rPr>
+          <w:sz w:val="20"/>
+        </w:rPr>
         <w:t>PixArt-Alpha es un modelo de difusión basado en transformers (no UNet) que produce imágenes de alta calidad con modelos de solo ~500 MB — ideal cuando la memoria es limitada o cuando los checkpoints SDXL son demasiado pesados.</w:t>
       </w:r>
     </w:p>
@@ -10482,10 +11509,11 @@
         <w:pStyle w:val="Endure-Subhead"/>
         <w:keepNext/>
         <w:spacing w:before="160" w:after="60"/>
+        <w:outlineLvl w:val="2"/>
       </w:pPr>
       <w:r>
         <w:rPr>
-          <w:sz w:val="18"/>
+          <w:sz w:val="22"/>
         </w:rPr>
         <w:t>19.8.1 Generación con PixArt via Diffusers</w:t>
       </w:r>
@@ -10503,7 +11531,7 @@
         <w:tc>
           <w:tcPr>
             <w:tcW w:type="dxa" w:w="8152"/>
-            <w:shd w:val="clear" w:color="auto" w:fill="F2F2F2"/>
+            <w:shd w:val="clear" w:color="auto" w:fill="EAEAEA"/>
             <w:tcBorders>
               <w:left w:val="thick" w:sz="24" w:color="1A5A6A"/>
             </w:tcBorders>
@@ -10647,7 +11675,7 @@
         <w:tc>
           <w:tcPr>
             <w:tcW w:type="dxa" w:w="8152"/>
-            <w:shd w:val="clear" w:color="auto" w:fill="F2F2F2"/>
+            <w:shd w:val="clear" w:color="auto" w:fill="EAEAEA"/>
             <w:tcBorders>
               <w:left w:val="thick" w:sz="24" w:color="1A5A6A"/>
             </w:tcBorders>
@@ -10668,7 +11696,8 @@
             <w:r>
               <w:rPr>
                 <w:rFonts w:ascii="Courier New" w:hAnsi="Courier New"/>
-                <w:color w:val="1A1A1A"/>
+                <w:i/>
+                <w:color w:val="888888"/>
                 <w:sz w:val="16"/>
               </w:rPr>
               <w:t>#!/usr/bin/env python3</w:t>
@@ -10684,7 +11713,8 @@
             <w:r>
               <w:rPr>
                 <w:rFonts w:ascii="Courier New" w:hAnsi="Courier New"/>
-                <w:color w:val="1A1A1A"/>
+                <w:i/>
+                <w:color w:val="888888"/>
                 <w:sz w:val="16"/>
               </w:rPr>
               <w:t># ~/scripts/generate-pixart.py</w:t>
@@ -10700,7 +11730,8 @@
             <w:r>
               <w:rPr>
                 <w:rFonts w:ascii="Courier New" w:hAnsi="Courier New"/>
-                <w:color w:val="1A1A1A"/>
+                <w:i/>
+                <w:color w:val="888888"/>
                 <w:sz w:val="16"/>
               </w:rPr>
               <w:t># Genera imágenes con PixArt-Alpha via Diffusers (sin Docker)</w:t>
@@ -10716,7 +11747,8 @@
             <w:r>
               <w:rPr>
                 <w:rFonts w:ascii="Courier New" w:hAnsi="Courier New"/>
-                <w:color w:val="1A1A1A"/>
+                <w:i/>
+                <w:color w:val="888888"/>
                 <w:sz w:val="16"/>
               </w:rPr>
               <w:t># Ventaja: modelo ~500 MB vs 2-7 GB de checkpoints SD</w:t>
@@ -10811,7 +11843,8 @@
             <w:r>
               <w:rPr>
                 <w:rFonts w:ascii="Courier New" w:hAnsi="Courier New"/>
-                <w:color w:val="1A1A1A"/>
+                <w:i/>
+                <w:color w:val="888888"/>
                 <w:sz w:val="16"/>
               </w:rPr>
               <w:t># ⚠ Reemplaza HF_TOKEN con tu token si el modelo requiere autenticación</w:t>
@@ -11361,7 +12394,7 @@
         <w:tc>
           <w:tcPr>
             <w:tcW w:type="dxa" w:w="8152"/>
-            <w:shd w:val="clear" w:color="auto" w:fill="F2F2F2"/>
+            <w:shd w:val="clear" w:color="auto" w:fill="EAEAEA"/>
             <w:tcBorders>
               <w:left w:val="thick" w:sz="24" w:color="1A5A6A"/>
             </w:tcBorders>
@@ -11442,7 +12475,7 @@
         <w:tc>
           <w:tcPr>
             <w:tcW w:type="dxa" w:w="8152"/>
-            <w:shd w:val="clear" w:color="auto" w:fill="F2F2F2"/>
+            <w:shd w:val="clear" w:color="auto" w:fill="EAEAEA"/>
             <w:tcBorders>
               <w:left w:val="thick" w:sz="24" w:color="1A5A6A"/>
             </w:tcBorders>
@@ -11480,6 +12513,7 @@
             <w:r>
               <w:rPr>
                 <w:rFonts w:ascii="Courier New" w:hAnsi="Courier New"/>
+                <w:i/>
                 <w:color w:val="555555"/>
                 <w:sz w:val="16"/>
               </w:rPr>
@@ -11496,6 +12530,7 @@
             <w:r>
               <w:rPr>
                 <w:rFonts w:ascii="Courier New" w:hAnsi="Courier New"/>
+                <w:i/>
                 <w:color w:val="555555"/>
                 <w:sz w:val="16"/>
               </w:rPr>
@@ -11512,6 +12547,7 @@
             <w:r>
               <w:rPr>
                 <w:rFonts w:ascii="Courier New" w:hAnsi="Courier New"/>
+                <w:i/>
                 <w:color w:val="555555"/>
                 <w:sz w:val="16"/>
               </w:rPr>
@@ -11528,6 +12564,7 @@
             <w:r>
               <w:rPr>
                 <w:rFonts w:ascii="Courier New" w:hAnsi="Courier New"/>
+                <w:i/>
                 <w:color w:val="555555"/>
                 <w:sz w:val="16"/>
               </w:rPr>
@@ -11544,6 +12581,7 @@
             <w:r>
               <w:rPr>
                 <w:rFonts w:ascii="Courier New" w:hAnsi="Courier New"/>
+                <w:i/>
                 <w:color w:val="555555"/>
                 <w:sz w:val="16"/>
               </w:rPr>
@@ -11560,6 +12598,7 @@
             <w:r>
               <w:rPr>
                 <w:rFonts w:ascii="Courier New" w:hAnsi="Courier New"/>
+                <w:i/>
                 <w:color w:val="555555"/>
                 <w:sz w:val="16"/>
               </w:rPr>
@@ -11591,6 +12630,7 @@
             <w:r>
               <w:rPr>
                 <w:rFonts w:ascii="Courier New" w:hAnsi="Courier New"/>
+                <w:i/>
                 <w:color w:val="555555"/>
                 <w:sz w:val="16"/>
               </w:rPr>
@@ -11610,8 +12650,12 @@
         <w:pStyle w:val="Endure-Subhead"/>
         <w:keepNext/>
         <w:spacing w:before="240" w:after="60"/>
+        <w:outlineLvl w:val="1"/>
       </w:pPr>
       <w:r>
+        <w:rPr>
+          <w:sz w:val="24"/>
+        </w:rPr>
         <w:t>19.9 Aliases y Scripts de Gestión</w:t>
       </w:r>
     </w:p>
@@ -11628,7 +12672,7 @@
         <w:tc>
           <w:tcPr>
             <w:tcW w:type="dxa" w:w="8152"/>
-            <w:shd w:val="clear" w:color="auto" w:fill="F2F2F2"/>
+            <w:shd w:val="clear" w:color="auto" w:fill="EAEAEA"/>
             <w:tcBorders>
               <w:left w:val="thick" w:sz="24" w:color="1A5A6A"/>
             </w:tcBorders>
@@ -11780,6 +12824,7 @@
             <w:r>
               <w:rPr>
                 <w:rFonts w:ascii="Courier New" w:hAnsi="Courier New"/>
+                <w:i/>
                 <w:color w:val="555555"/>
                 <w:sz w:val="16"/>
               </w:rPr>
@@ -11828,6 +12873,7 @@
             <w:r>
               <w:rPr>
                 <w:rFonts w:ascii="Courier New" w:hAnsi="Courier New"/>
+                <w:i/>
                 <w:color w:val="555555"/>
                 <w:sz w:val="16"/>
               </w:rPr>
@@ -11876,6 +12922,7 @@
             <w:r>
               <w:rPr>
                 <w:rFonts w:ascii="Courier New" w:hAnsi="Courier New"/>
+                <w:i/>
                 <w:color w:val="555555"/>
                 <w:sz w:val="16"/>
               </w:rPr>
@@ -11924,6 +12971,7 @@
             <w:r>
               <w:rPr>
                 <w:rFonts w:ascii="Courier New" w:hAnsi="Courier New"/>
+                <w:i/>
                 <w:color w:val="555555"/>
                 <w:sz w:val="16"/>
               </w:rPr>
@@ -11972,6 +13020,7 @@
             <w:r>
               <w:rPr>
                 <w:rFonts w:ascii="Courier New" w:hAnsi="Courier New"/>
+                <w:i/>
                 <w:color w:val="555555"/>
                 <w:sz w:val="16"/>
               </w:rPr>
@@ -11988,6 +13037,7 @@
             <w:r>
               <w:rPr>
                 <w:rFonts w:ascii="Courier New" w:hAnsi="Courier New"/>
+                <w:i/>
                 <w:color w:val="555555"/>
                 <w:sz w:val="16"/>
               </w:rPr>
@@ -12036,6 +13086,7 @@
             <w:r>
               <w:rPr>
                 <w:rFonts w:ascii="Courier New" w:hAnsi="Courier New"/>
+                <w:i/>
                 <w:color w:val="555555"/>
                 <w:sz w:val="16"/>
               </w:rPr>
@@ -12084,6 +13135,7 @@
             <w:r>
               <w:rPr>
                 <w:rFonts w:ascii="Courier New" w:hAnsi="Courier New"/>
+                <w:i/>
                 <w:color w:val="555555"/>
                 <w:sz w:val="16"/>
               </w:rPr>
@@ -12132,6 +13184,7 @@
             <w:r>
               <w:rPr>
                 <w:rFonts w:ascii="Courier New" w:hAnsi="Courier New"/>
+                <w:i/>
                 <w:color w:val="555555"/>
                 <w:sz w:val="16"/>
               </w:rPr>
@@ -12148,6 +13201,7 @@
             <w:r>
               <w:rPr>
                 <w:rFonts w:ascii="Courier New" w:hAnsi="Courier New"/>
+                <w:i/>
                 <w:color w:val="555555"/>
                 <w:sz w:val="16"/>
               </w:rPr>
@@ -12214,10 +13268,11 @@
         <w:pStyle w:val="Endure-Subhead"/>
         <w:keepNext/>
         <w:spacing w:before="160" w:after="60"/>
+        <w:outlineLvl w:val="2"/>
       </w:pPr>
       <w:r>
         <w:rPr>
-          <w:sz w:val="18"/>
+          <w:sz w:val="22"/>
         </w:rPr>
         <w:t>19.9.1 Script de Estado General</w:t>
       </w:r>
@@ -12235,7 +13290,7 @@
         <w:tc>
           <w:tcPr>
             <w:tcW w:type="dxa" w:w="8152"/>
-            <w:shd w:val="clear" w:color="auto" w:fill="F2F2F2"/>
+            <w:shd w:val="clear" w:color="auto" w:fill="EAEAEA"/>
             <w:tcBorders>
               <w:left w:val="thick" w:sz="24" w:color="1A5A6A"/>
             </w:tcBorders>
@@ -12416,7 +13471,7 @@
             <w:r>
               <w:rPr>
                 <w:rFonts w:ascii="Courier New" w:hAnsi="Courier New"/>
-                <w:color w:val="555555"/>
+                <w:color w:val="1A1A1A"/>
                 <w:sz w:val="16"/>
               </w:rPr>
               <w:t>COMFYUI_STATUS=$(docker inspect -f '{{.State.Status}}' comfyui 2&gt;/dev/null || echo "no iniciado")</w:t>
@@ -12432,7 +13487,7 @@
             <w:r>
               <w:rPr>
                 <w:rFonts w:ascii="Courier New" w:hAnsi="Courier New"/>
-                <w:color w:val="555555"/>
+                <w:color w:val="1A1A1A"/>
                 <w:sz w:val="16"/>
               </w:rPr>
               <w:t>SDWEBUI_STATUS=$(docker inspect -f '{{.State.Status}}' sd-webui 2&gt;/dev/null || echo "no iniciado")</w:t>
@@ -12448,6 +13503,7 @@
             <w:r>
               <w:rPr>
                 <w:rFonts w:ascii="Courier New" w:hAnsi="Courier New"/>
+                <w:i/>
                 <w:color w:val="555555"/>
                 <w:sz w:val="16"/>
               </w:rPr>
@@ -12464,6 +13520,7 @@
             <w:r>
               <w:rPr>
                 <w:rFonts w:ascii="Courier New" w:hAnsi="Courier New"/>
+                <w:i/>
                 <w:color w:val="555555"/>
                 <w:sz w:val="16"/>
               </w:rPr>
@@ -12527,7 +13584,7 @@
             <w:r>
               <w:rPr>
                 <w:rFonts w:ascii="Courier New" w:hAnsi="Courier New"/>
-                <w:color w:val="555555"/>
+                <w:color w:val="1A1A1A"/>
                 <w:sz w:val="16"/>
               </w:rPr>
               <w:t>CHECKPOINTS=$(ls ~/models/checkpoints/*.safetensors 2&gt;/dev/null | wc -l)</w:t>
@@ -12543,7 +13600,7 @@
             <w:r>
               <w:rPr>
                 <w:rFonts w:ascii="Courier New" w:hAnsi="Courier New"/>
-                <w:color w:val="555555"/>
+                <w:color w:val="1A1A1A"/>
                 <w:sz w:val="16"/>
               </w:rPr>
               <w:t>LORAS=$(ls ~/models/loras/*.safetensors 2&gt;/dev/null | wc -l)</w:t>
@@ -12559,7 +13616,7 @@
             <w:r>
               <w:rPr>
                 <w:rFonts w:ascii="Courier New" w:hAnsi="Courier New"/>
-                <w:color w:val="555555"/>
+                <w:color w:val="1A1A1A"/>
                 <w:sz w:val="16"/>
               </w:rPr>
               <w:t>VAES=$(ls ~/models/vae/*.safetensors 2&gt;/dev/null | wc -l)</w:t>
@@ -12575,7 +13632,7 @@
             <w:r>
               <w:rPr>
                 <w:rFonts w:ascii="Courier New" w:hAnsi="Courier New"/>
-                <w:color w:val="555555"/>
+                <w:color w:val="1A1A1A"/>
                 <w:sz w:val="16"/>
               </w:rPr>
               <w:t>ANIMATEDIFF=$(ls ~/models/animatediff/*.ckpt 2&gt;/dev/null | wc -l)</w:t>
@@ -12591,6 +13648,7 @@
             <w:r>
               <w:rPr>
                 <w:rFonts w:ascii="Courier New" w:hAnsi="Courier New"/>
+                <w:i/>
                 <w:color w:val="555555"/>
                 <w:sz w:val="16"/>
               </w:rPr>
@@ -12607,6 +13665,7 @@
             <w:r>
               <w:rPr>
                 <w:rFonts w:ascii="Courier New" w:hAnsi="Courier New"/>
+                <w:i/>
                 <w:color w:val="555555"/>
                 <w:sz w:val="16"/>
               </w:rPr>
@@ -12623,6 +13682,7 @@
             <w:r>
               <w:rPr>
                 <w:rFonts w:ascii="Courier New" w:hAnsi="Courier New"/>
+                <w:i/>
                 <w:color w:val="555555"/>
                 <w:sz w:val="16"/>
               </w:rPr>
@@ -12639,6 +13699,7 @@
             <w:r>
               <w:rPr>
                 <w:rFonts w:ascii="Courier New" w:hAnsi="Courier New"/>
+                <w:i/>
                 <w:color w:val="555555"/>
                 <w:sz w:val="16"/>
               </w:rPr>
@@ -12655,6 +13716,7 @@
             <w:r>
               <w:rPr>
                 <w:rFonts w:ascii="Courier New" w:hAnsi="Courier New"/>
+                <w:i/>
                 <w:color w:val="555555"/>
                 <w:sz w:val="16"/>
               </w:rPr>
@@ -12718,7 +13780,7 @@
             <w:r>
               <w:rPr>
                 <w:rFonts w:ascii="Courier New" w:hAnsi="Courier New"/>
-                <w:color w:val="555555"/>
+                <w:color w:val="1A1A1A"/>
                 <w:sz w:val="16"/>
               </w:rPr>
               <w:t>COMFY_IMGS=$(find ~/stacks/comfyui/output -name "*.png" -o -name "*.mp4" 2&gt;/dev/null | wc -l)</w:t>
@@ -12734,7 +13796,7 @@
             <w:r>
               <w:rPr>
                 <w:rFonts w:ascii="Courier New" w:hAnsi="Courier New"/>
-                <w:color w:val="555555"/>
+                <w:color w:val="1A1A1A"/>
                 <w:sz w:val="16"/>
               </w:rPr>
               <w:t>SDWEB_IMGS=$(find ~/stacks/sd-webui/output -name "*.png" 2&gt;/dev/null | wc -l)</w:t>
@@ -12750,6 +13812,7 @@
             <w:r>
               <w:rPr>
                 <w:rFonts w:ascii="Courier New" w:hAnsi="Courier New"/>
+                <w:i/>
                 <w:color w:val="555555"/>
                 <w:sz w:val="16"/>
               </w:rPr>
@@ -12766,6 +13829,7 @@
             <w:r>
               <w:rPr>
                 <w:rFonts w:ascii="Courier New" w:hAnsi="Courier New"/>
+                <w:i/>
                 <w:color w:val="555555"/>
                 <w:sz w:val="16"/>
               </w:rPr>
@@ -12829,6 +13893,7 @@
             <w:r>
               <w:rPr>
                 <w:rFonts w:ascii="Courier New" w:hAnsi="Courier New"/>
+                <w:i/>
                 <w:color w:val="555555"/>
                 <w:sz w:val="16"/>
               </w:rPr>
@@ -12972,6 +14037,7 @@
             <w:r>
               <w:rPr>
                 <w:rFonts w:ascii="Courier New" w:hAnsi="Courier New"/>
+                <w:i/>
                 <w:color w:val="555555"/>
                 <w:sz w:val="16"/>
               </w:rPr>
@@ -13038,16 +14104,24 @@
         <w:pStyle w:val="Endure-Subhead"/>
         <w:keepNext/>
         <w:spacing w:before="240" w:after="60"/>
+        <w:outlineLvl w:val="1"/>
       </w:pPr>
       <w:r>
+        <w:rPr>
+          <w:sz w:val="24"/>
+        </w:rPr>
         <w:t>19.10 Monitoreo Durante la Generación</w:t>
       </w:r>
     </w:p>
     <w:p>
       <w:pPr>
         <w:pStyle w:val="Endure-FirstParagraphBodyText"/>
+        <w:spacing w:before="100" w:after="100"/>
       </w:pPr>
       <w:r>
+        <w:rPr>
+          <w:sz w:val="20"/>
+        </w:rPr>
         <w:t>La generación de imágenes es intensiva en GPU y memoria. Use estas herramientas en una segunda terminal SSH para monitorear el sistema mientras genera:</w:t>
       </w:r>
     </w:p>
@@ -13064,7 +14138,7 @@
         <w:tc>
           <w:tcPr>
             <w:tcW w:type="dxa" w:w="8152"/>
-            <w:shd w:val="clear" w:color="auto" w:fill="F2F2F2"/>
+            <w:shd w:val="clear" w:color="auto" w:fill="EAEAEA"/>
             <w:tcBorders>
               <w:left w:val="thick" w:sz="24" w:color="1A5A6A"/>
             </w:tcBorders>
@@ -13102,6 +14176,7 @@
             <w:r>
               <w:rPr>
                 <w:rFonts w:ascii="Courier New" w:hAnsi="Courier New"/>
+                <w:i/>
                 <w:color w:val="555555"/>
                 <w:sz w:val="16"/>
               </w:rPr>
@@ -13355,7 +14430,7 @@
         <w:tc>
           <w:tcPr>
             <w:tcW w:type="dxa" w:w="8152"/>
-            <w:shd w:val="clear" w:color="auto" w:fill="F2F2F2"/>
+            <w:shd w:val="clear" w:color="auto" w:fill="EAEAEA"/>
             <w:tcBorders>
               <w:left w:val="thick" w:sz="24" w:color="1A5A6A"/>
             </w:tcBorders>
@@ -13393,6 +14468,7 @@
             <w:r>
               <w:rPr>
                 <w:rFonts w:ascii="Courier New" w:hAnsi="Courier New"/>
+                <w:i/>
                 <w:color w:val="555555"/>
                 <w:sz w:val="16"/>
               </w:rPr>
@@ -13409,6 +14485,7 @@
             <w:r>
               <w:rPr>
                 <w:rFonts w:ascii="Courier New" w:hAnsi="Courier New"/>
+                <w:i/>
                 <w:color w:val="555555"/>
                 <w:sz w:val="16"/>
               </w:rPr>
@@ -13469,7 +14546,7 @@
             <w:r>
               <w:rPr>
                 <w:rFonts w:ascii="Courier New" w:hAnsi="Courier New"/>
-                <w:sz w:val="17"/>
+                <w:sz w:val="16"/>
               </w:rPr>
               <w:t>MEM USAGE</w:t>
             </w:r>
@@ -13490,10 +14567,11 @@
         <w:pStyle w:val="Endure-Subhead"/>
         <w:keepNext/>
         <w:spacing w:before="160" w:after="60"/>
+        <w:outlineLvl w:val="2"/>
       </w:pPr>
       <w:r>
         <w:rPr>
-          <w:sz w:val="18"/>
+          <w:sz w:val="22"/>
         </w:rPr>
         <w:t>19.10.1 Script de Pre-vuelo para Generación</w:t>
       </w:r>
@@ -13511,7 +14589,7 @@
         <w:tc>
           <w:tcPr>
             <w:tcW w:type="dxa" w:w="8152"/>
-            <w:shd w:val="clear" w:color="auto" w:fill="F2F2F2"/>
+            <w:shd w:val="clear" w:color="auto" w:fill="EAEAEA"/>
             <w:tcBorders>
               <w:left w:val="thick" w:sz="24" w:color="1A5A6A"/>
             </w:tcBorders>
@@ -13645,7 +14723,7 @@
             <w:r>
               <w:rPr>
                 <w:rFonts w:ascii="Courier New" w:hAnsi="Courier New"/>
-                <w:color w:val="555555"/>
+                <w:color w:val="1A1A1A"/>
                 <w:sz w:val="16"/>
               </w:rPr>
               <w:t>MODO=$(cat /sys/kernel/debug/bpmp/debug/clk/emc/state 2&gt;/dev/null || nvpmodel -q 2&gt;/dev/null | grep 'NV Power Mode' | awk '{print $NF}')</w:t>
@@ -13725,7 +14803,7 @@
             <w:r>
               <w:rPr>
                 <w:rFonts w:ascii="Courier New" w:hAnsi="Courier New"/>
-                <w:color w:val="555555"/>
+                <w:color w:val="1A1A1A"/>
                 <w:sz w:val="16"/>
               </w:rPr>
               <w:t>RAM_LIBRE=$(free -g | awk '/^Mem:/ {print $7}')</w:t>
@@ -13757,6 +14835,7 @@
             <w:r>
               <w:rPr>
                 <w:rFonts w:ascii="Courier New" w:hAnsi="Courier New"/>
+                <w:i/>
                 <w:color w:val="555555"/>
                 <w:sz w:val="16"/>
               </w:rPr>
@@ -13789,6 +14868,7 @@
             <w:r>
               <w:rPr>
                 <w:rFonts w:ascii="Courier New" w:hAnsi="Courier New"/>
+                <w:i/>
                 <w:color w:val="555555"/>
                 <w:sz w:val="16"/>
               </w:rPr>
@@ -13837,7 +14917,7 @@
             <w:r>
               <w:rPr>
                 <w:rFonts w:ascii="Courier New" w:hAnsi="Courier New"/>
-                <w:color w:val="555555"/>
+                <w:color w:val="1A1A1A"/>
                 <w:sz w:val="16"/>
               </w:rPr>
               <w:t>ESPACIO=$(df -BG ~ | awk 'NR==2 {gsub("G","",$4); print $4}')</w:t>
@@ -13869,6 +14949,7 @@
             <w:r>
               <w:rPr>
                 <w:rFonts w:ascii="Courier New" w:hAnsi="Courier New"/>
+                <w:i/>
                 <w:color w:val="555555"/>
                 <w:sz w:val="16"/>
               </w:rPr>
@@ -13901,6 +14982,7 @@
             <w:r>
               <w:rPr>
                 <w:rFonts w:ascii="Courier New" w:hAnsi="Courier New"/>
+                <w:i/>
                 <w:color w:val="555555"/>
                 <w:sz w:val="16"/>
               </w:rPr>
@@ -13997,6 +15079,7 @@
             <w:r>
               <w:rPr>
                 <w:rFonts w:ascii="Courier New" w:hAnsi="Courier New"/>
+                <w:i/>
                 <w:color w:val="555555"/>
                 <w:sz w:val="16"/>
               </w:rPr>
@@ -14061,7 +15144,7 @@
             <w:r>
               <w:rPr>
                 <w:rFonts w:ascii="Courier New" w:hAnsi="Courier New"/>
-                <w:color w:val="555555"/>
+                <w:color w:val="1A1A1A"/>
                 <w:sz w:val="16"/>
               </w:rPr>
               <w:t>CHECKPOINTS=$(ls ~/models/checkpoints/*.safetensors 2&gt;/dev/null)</w:t>
@@ -14077,6 +15160,7 @@
             <w:r>
               <w:rPr>
                 <w:rFonts w:ascii="Courier New" w:hAnsi="Courier New"/>
+                <w:i/>
                 <w:color w:val="555555"/>
                 <w:sz w:val="16"/>
               </w:rPr>
@@ -14125,6 +15209,7 @@
             <w:r>
               <w:rPr>
                 <w:rFonts w:ascii="Courier New" w:hAnsi="Courier New"/>
+                <w:i/>
                 <w:color w:val="555555"/>
                 <w:sz w:val="16"/>
               </w:rPr>
@@ -14173,6 +15258,7 @@
             <w:r>
               <w:rPr>
                 <w:rFonts w:ascii="Courier New" w:hAnsi="Courier New"/>
+                <w:i/>
                 <w:color w:val="555555"/>
                 <w:sz w:val="16"/>
               </w:rPr>
@@ -14236,6 +15322,7 @@
             <w:r>
               <w:rPr>
                 <w:rFonts w:ascii="Courier New" w:hAnsi="Courier New"/>
+                <w:i/>
                 <w:color w:val="555555"/>
                 <w:sz w:val="16"/>
               </w:rPr>
@@ -14286,8 +15373,12 @@
         <w:pStyle w:val="Endure-Subhead"/>
         <w:keepNext/>
         <w:spacing w:before="240" w:after="60"/>
+        <w:outlineLvl w:val="1"/>
       </w:pPr>
       <w:r>
+        <w:rPr>
+          <w:sz w:val="24"/>
+        </w:rPr>
         <w:t>19.11 Resolución de Problemas Frecuentes</w:t>
       </w:r>
     </w:p>
@@ -14296,10 +15387,11 @@
         <w:pStyle w:val="Endure-Subhead"/>
         <w:keepNext/>
         <w:spacing w:before="160" w:after="60"/>
+        <w:outlineLvl w:val="2"/>
       </w:pPr>
       <w:r>
         <w:rPr>
-          <w:sz w:val="18"/>
+          <w:sz w:val="22"/>
         </w:rPr>
         <w:t>Error: "CUDA out of memory"</w:t>
       </w:r>
@@ -14317,7 +15409,7 @@
         <w:tc>
           <w:tcPr>
             <w:tcW w:type="dxa" w:w="8152"/>
-            <w:shd w:val="clear" w:color="auto" w:fill="F2F2F2"/>
+            <w:shd w:val="clear" w:color="auto" w:fill="EAEAEA"/>
             <w:tcBorders>
               <w:left w:val="thick" w:sz="24" w:color="1A5A6A"/>
             </w:tcBorders>
@@ -14403,6 +15495,7 @@
             <w:r>
               <w:rPr>
                 <w:rFonts w:ascii="Courier New" w:hAnsi="Courier New"/>
+                <w:i/>
                 <w:color w:val="555555"/>
                 <w:sz w:val="16"/>
               </w:rPr>
@@ -14488,10 +15581,11 @@
         <w:pStyle w:val="Endure-Subhead"/>
         <w:keepNext/>
         <w:spacing w:before="160" w:after="60"/>
+        <w:outlineLvl w:val="2"/>
       </w:pPr>
       <w:r>
         <w:rPr>
-          <w:sz w:val="18"/>
+          <w:sz w:val="22"/>
         </w:rPr>
         <w:t>Error: "No module named animatediff"</w:t>
       </w:r>
@@ -14509,7 +15603,7 @@
         <w:tc>
           <w:tcPr>
             <w:tcW w:type="dxa" w:w="8152"/>
-            <w:shd w:val="clear" w:color="auto" w:fill="F2F2F2"/>
+            <w:shd w:val="clear" w:color="auto" w:fill="EAEAEA"/>
             <w:tcBorders>
               <w:left w:val="thick" w:sz="24" w:color="1A5A6A"/>
             </w:tcBorders>
@@ -14611,6 +15705,7 @@
             <w:r>
               <w:rPr>
                 <w:rFonts w:ascii="Courier New" w:hAnsi="Courier New"/>
+                <w:i/>
                 <w:color w:val="555555"/>
                 <w:sz w:val="16"/>
               </w:rPr>
@@ -14646,10 +15741,11 @@
         <w:pStyle w:val="Endure-Subhead"/>
         <w:keepNext/>
         <w:spacing w:before="160" w:after="60"/>
+        <w:outlineLvl w:val="2"/>
       </w:pPr>
       <w:r>
         <w:rPr>
-          <w:sz w:val="18"/>
+          <w:sz w:val="22"/>
         </w:rPr>
         <w:t>La interfaz de ComfyUI no carga (timeout)</w:t>
       </w:r>
@@ -14667,7 +15763,7 @@
         <w:tc>
           <w:tcPr>
             <w:tcW w:type="dxa" w:w="8152"/>
-            <w:shd w:val="clear" w:color="auto" w:fill="F2F2F2"/>
+            <w:shd w:val="clear" w:color="auto" w:fill="EAEAEA"/>
             <w:tcBorders>
               <w:left w:val="thick" w:sz="24" w:color="1A5A6A"/>
             </w:tcBorders>
@@ -14788,10 +15884,11 @@
         <w:pStyle w:val="Endure-Subhead"/>
         <w:keepNext/>
         <w:spacing w:before="160" w:after="60"/>
+        <w:outlineLvl w:val="2"/>
       </w:pPr>
       <w:r>
         <w:rPr>
-          <w:sz w:val="18"/>
+          <w:sz w:val="22"/>
         </w:rPr>
         <w:t>Imágenes generadas muy oscuras o con colores mal</w:t>
       </w:r>
@@ -14809,7 +15906,7 @@
         <w:tc>
           <w:tcPr>
             <w:tcW w:type="dxa" w:w="8152"/>
-            <w:shd w:val="clear" w:color="auto" w:fill="F2F2F2"/>
+            <w:shd w:val="clear" w:color="auto" w:fill="EAEAEA"/>
             <w:tcBorders>
               <w:left w:val="thick" w:sz="24" w:color="1A5A6A"/>
             </w:tcBorders>
@@ -14932,16 +16029,24 @@
         <w:pStyle w:val="Endure-Subhead"/>
         <w:keepNext/>
         <w:spacing w:before="240" w:after="60"/>
+        <w:outlineLvl w:val="1"/>
       </w:pPr>
       <w:r>
+        <w:rPr>
+          <w:sz w:val="24"/>
+        </w:rPr>
         <w:t>19.12 Resumen del Capítulo</w:t>
       </w:r>
     </w:p>
     <w:p>
       <w:pPr>
         <w:pStyle w:val="Endure-FirstParagraphBodyText"/>
+        <w:spacing w:before="100" w:after="100"/>
       </w:pPr>
       <w:r>
+        <w:rPr>
+          <w:sz w:val="20"/>
+        </w:rPr>
         <w:t>En este capítulo configuró un sistema completo de generación de imágenes y video en el Jetson AGX Orin:</w:t>
       </w:r>
     </w:p>
@@ -14958,20 +16063,38 @@
         <w:gridCol w:w="2038"/>
       </w:tblGrid>
       <w:tr>
+        <w:trPr>
+          <w:trHeight w:val="453" w:hRule="atLeast"/>
+          <w:tblHeader/>
+        </w:trPr>
         <w:tc>
           <w:tcPr>
             <w:tcW w:type="dxa" w:w="2038"/>
             <w:shd w:val="clear" w:color="auto" w:fill="1A5A6A"/>
+            <w:tcBorders>
+              <w:top w:val="single" w:sz="12" w:color="FFFFFF"/>
+              <w:left w:val="single" w:sz="12" w:color="FFFFFF"/>
+              <w:bottom w:val="single" w:sz="12" w:color="FFFFFF"/>
+              <w:right w:val="single" w:sz="12" w:color="FFFFFF"/>
+            </w:tcBorders>
+            <w:vAlign w:val="center"/>
+            <w:tcMar>
+              <w:top w:w="60" w:type="dxa"/>
+              <w:left w:w="120" w:type="dxa"/>
+              <w:bottom w:w="60" w:type="dxa"/>
+              <w:right w:w="80" w:type="dxa"/>
+            </w:tcMar>
           </w:tcPr>
           <w:p>
             <w:pPr>
+              <w:spacing w:before="0" w:after="0"/>
               <w:jc w:val="center"/>
             </w:pPr>
             <w:r>
               <w:rPr>
                 <w:b/>
                 <w:color w:val="FFFFFF"/>
-                <w:sz w:val="17"/>
+                <w:sz w:val="16"/>
               </w:rPr>
               <w:t>Componente</w:t>
             </w:r>
@@ -14981,16 +16104,30 @@
           <w:tcPr>
             <w:tcW w:type="dxa" w:w="2038"/>
             <w:shd w:val="clear" w:color="auto" w:fill="1A5A6A"/>
+            <w:tcBorders>
+              <w:top w:val="single" w:sz="12" w:color="FFFFFF"/>
+              <w:left w:val="single" w:sz="12" w:color="FFFFFF"/>
+              <w:bottom w:val="single" w:sz="12" w:color="FFFFFF"/>
+              <w:right w:val="single" w:sz="12" w:color="FFFFFF"/>
+            </w:tcBorders>
+            <w:vAlign w:val="center"/>
+            <w:tcMar>
+              <w:top w:w="60" w:type="dxa"/>
+              <w:left w:w="120" w:type="dxa"/>
+              <w:bottom w:w="60" w:type="dxa"/>
+              <w:right w:w="80" w:type="dxa"/>
+            </w:tcMar>
           </w:tcPr>
           <w:p>
             <w:pPr>
+              <w:spacing w:before="0" w:after="0"/>
               <w:jc w:val="center"/>
             </w:pPr>
             <w:r>
               <w:rPr>
                 <w:b/>
                 <w:color w:val="FFFFFF"/>
-                <w:sz w:val="17"/>
+                <w:sz w:val="16"/>
               </w:rPr>
               <w:t>Función</w:t>
             </w:r>
@@ -15000,16 +16137,30 @@
           <w:tcPr>
             <w:tcW w:type="dxa" w:w="2038"/>
             <w:shd w:val="clear" w:color="auto" w:fill="1A5A6A"/>
+            <w:tcBorders>
+              <w:top w:val="single" w:sz="12" w:color="FFFFFF"/>
+              <w:left w:val="single" w:sz="12" w:color="FFFFFF"/>
+              <w:bottom w:val="single" w:sz="12" w:color="FFFFFF"/>
+              <w:right w:val="single" w:sz="12" w:color="FFFFFF"/>
+            </w:tcBorders>
+            <w:vAlign w:val="center"/>
+            <w:tcMar>
+              <w:top w:w="60" w:type="dxa"/>
+              <w:left w:w="120" w:type="dxa"/>
+              <w:bottom w:w="60" w:type="dxa"/>
+              <w:right w:w="80" w:type="dxa"/>
+            </w:tcMar>
           </w:tcPr>
           <w:p>
             <w:pPr>
+              <w:spacing w:before="0" w:after="0"/>
               <w:jc w:val="center"/>
             </w:pPr>
             <w:r>
               <w:rPr>
                 <w:b/>
                 <w:color w:val="FFFFFF"/>
-                <w:sz w:val="17"/>
+                <w:sz w:val="16"/>
               </w:rPr>
               <w:t>Puerto</w:t>
             </w:r>
@@ -15019,16 +16170,30 @@
           <w:tcPr>
             <w:tcW w:type="dxa" w:w="2038"/>
             <w:shd w:val="clear" w:color="auto" w:fill="1A5A6A"/>
+            <w:tcBorders>
+              <w:top w:val="single" w:sz="12" w:color="FFFFFF"/>
+              <w:left w:val="single" w:sz="12" w:color="FFFFFF"/>
+              <w:bottom w:val="single" w:sz="12" w:color="FFFFFF"/>
+              <w:right w:val="single" w:sz="12" w:color="FFFFFF"/>
+            </w:tcBorders>
+            <w:vAlign w:val="center"/>
+            <w:tcMar>
+              <w:top w:w="60" w:type="dxa"/>
+              <w:left w:w="120" w:type="dxa"/>
+              <w:bottom w:w="60" w:type="dxa"/>
+              <w:right w:w="80" w:type="dxa"/>
+            </w:tcMar>
           </w:tcPr>
           <w:p>
             <w:pPr>
+              <w:spacing w:before="0" w:after="0"/>
               <w:jc w:val="center"/>
             </w:pPr>
             <w:r>
               <w:rPr>
                 <w:b/>
                 <w:color w:val="FFFFFF"/>
-                <w:sz w:val="17"/>
+                <w:sz w:val="16"/>
               </w:rPr>
               <w:t>Estado</w:t>
             </w:r>
@@ -15036,15 +16201,35 @@
         </w:tc>
       </w:tr>
       <w:tr>
+        <w:trPr>
+          <w:trHeight w:val="283" w:hRule="atLeast"/>
+        </w:trPr>
         <w:tc>
           <w:tcPr>
             <w:tcW w:type="dxa" w:w="2038"/>
-            <w:shd w:val="clear" w:color="auto" w:fill="F8F8F8"/>
+            <w:shd w:val="clear" w:color="auto" w:fill="EAEAEA"/>
+            <w:tcBorders>
+              <w:top w:val="single" w:sz="12" w:color="FFFFFF"/>
+              <w:left w:val="single" w:sz="12" w:color="FFFFFF"/>
+              <w:bottom w:val="single" w:sz="12" w:color="FFFFFF"/>
+              <w:right w:val="single" w:sz="12" w:color="FFFFFF"/>
+            </w:tcBorders>
+            <w:vAlign w:val="center"/>
+            <w:tcMar>
+              <w:top w:w="40" w:type="dxa"/>
+              <w:left w:w="120" w:type="dxa"/>
+              <w:bottom w:w="40" w:type="dxa"/>
+              <w:right w:w="80" w:type="dxa"/>
+            </w:tcMar>
           </w:tcPr>
           <w:p>
-            <w:r>
-              <w:rPr>
-                <w:sz w:val="17"/>
+            <w:pPr>
+              <w:spacing w:before="0" w:after="0"/>
+              <w:jc w:val="center"/>
+            </w:pPr>
+            <w:r>
+              <w:rPr>
+                <w:sz w:val="16"/>
               </w:rPr>
               <w:t>ComfyUI</w:t>
             </w:r>
@@ -15053,12 +16238,29 @@
         <w:tc>
           <w:tcPr>
             <w:tcW w:type="dxa" w:w="2038"/>
-            <w:shd w:val="clear" w:color="auto" w:fill="F8F8F8"/>
+            <w:shd w:val="clear" w:color="auto" w:fill="EAEAEA"/>
+            <w:tcBorders>
+              <w:top w:val="single" w:sz="12" w:color="FFFFFF"/>
+              <w:left w:val="single" w:sz="12" w:color="FFFFFF"/>
+              <w:bottom w:val="single" w:sz="12" w:color="FFFFFF"/>
+              <w:right w:val="single" w:sz="12" w:color="FFFFFF"/>
+            </w:tcBorders>
+            <w:vAlign w:val="center"/>
+            <w:tcMar>
+              <w:top w:w="40" w:type="dxa"/>
+              <w:left w:w="120" w:type="dxa"/>
+              <w:bottom w:w="40" w:type="dxa"/>
+              <w:right w:w="80" w:type="dxa"/>
+            </w:tcMar>
           </w:tcPr>
           <w:p>
-            <w:r>
-              <w:rPr>
-                <w:sz w:val="17"/>
+            <w:pPr>
+              <w:spacing w:before="0" w:after="0"/>
+              <w:jc w:val="both"/>
+            </w:pPr>
+            <w:r>
+              <w:rPr>
+                <w:sz w:val="16"/>
               </w:rPr>
               <w:t>Workflows visuales de imagen/video</w:t>
             </w:r>
@@ -15067,12 +16269,29 @@
         <w:tc>
           <w:tcPr>
             <w:tcW w:type="dxa" w:w="2038"/>
-            <w:shd w:val="clear" w:color="auto" w:fill="F8F8F8"/>
+            <w:shd w:val="clear" w:color="auto" w:fill="EAEAEA"/>
+            <w:tcBorders>
+              <w:top w:val="single" w:sz="12" w:color="FFFFFF"/>
+              <w:left w:val="single" w:sz="12" w:color="FFFFFF"/>
+              <w:bottom w:val="single" w:sz="12" w:color="FFFFFF"/>
+              <w:right w:val="single" w:sz="12" w:color="FFFFFF"/>
+            </w:tcBorders>
+            <w:vAlign w:val="center"/>
+            <w:tcMar>
+              <w:top w:w="40" w:type="dxa"/>
+              <w:left w:w="120" w:type="dxa"/>
+              <w:bottom w:w="40" w:type="dxa"/>
+              <w:right w:w="80" w:type="dxa"/>
+            </w:tcMar>
           </w:tcPr>
           <w:p>
-            <w:r>
-              <w:rPr>
-                <w:sz w:val="17"/>
+            <w:pPr>
+              <w:spacing w:before="0" w:after="0"/>
+              <w:jc w:val="center"/>
+            </w:pPr>
+            <w:r>
+              <w:rPr>
+                <w:sz w:val="16"/>
               </w:rPr>
               <w:t>8188</w:t>
             </w:r>
@@ -15081,12 +16300,29 @@
         <w:tc>
           <w:tcPr>
             <w:tcW w:type="dxa" w:w="2038"/>
-            <w:shd w:val="clear" w:color="auto" w:fill="F8F8F8"/>
+            <w:shd w:val="clear" w:color="auto" w:fill="EAEAEA"/>
+            <w:tcBorders>
+              <w:top w:val="single" w:sz="12" w:color="FFFFFF"/>
+              <w:left w:val="single" w:sz="12" w:color="FFFFFF"/>
+              <w:bottom w:val="single" w:sz="12" w:color="FFFFFF"/>
+              <w:right w:val="single" w:sz="12" w:color="FFFFFF"/>
+            </w:tcBorders>
+            <w:vAlign w:val="center"/>
+            <w:tcMar>
+              <w:top w:w="40" w:type="dxa"/>
+              <w:left w:w="120" w:type="dxa"/>
+              <w:bottom w:w="40" w:type="dxa"/>
+              <w:right w:w="80" w:type="dxa"/>
+            </w:tcMar>
           </w:tcPr>
           <w:p>
-            <w:r>
-              <w:rPr>
-                <w:sz w:val="17"/>
+            <w:pPr>
+              <w:spacing w:before="0" w:after="0"/>
+              <w:jc w:val="center"/>
+            </w:pPr>
+            <w:r>
+              <w:rPr>
+                <w:sz w:val="16"/>
               </w:rPr>
               <w:t>restart: "no"</w:t>
             </w:r>
@@ -15094,15 +16330,35 @@
         </w:tc>
       </w:tr>
       <w:tr>
+        <w:trPr>
+          <w:trHeight w:val="283" w:hRule="atLeast"/>
+        </w:trPr>
         <w:tc>
           <w:tcPr>
             <w:tcW w:type="dxa" w:w="2038"/>
-            <w:shd w:val="clear" w:color="auto" w:fill="FFFFFF"/>
+            <w:shd w:val="clear" w:color="auto" w:fill="EAEAEA"/>
+            <w:tcBorders>
+              <w:top w:val="single" w:sz="12" w:color="FFFFFF"/>
+              <w:left w:val="single" w:sz="12" w:color="FFFFFF"/>
+              <w:bottom w:val="single" w:sz="12" w:color="FFFFFF"/>
+              <w:right w:val="single" w:sz="12" w:color="FFFFFF"/>
+            </w:tcBorders>
+            <w:vAlign w:val="center"/>
+            <w:tcMar>
+              <w:top w:w="40" w:type="dxa"/>
+              <w:left w:w="120" w:type="dxa"/>
+              <w:bottom w:w="40" w:type="dxa"/>
+              <w:right w:w="80" w:type="dxa"/>
+            </w:tcMar>
           </w:tcPr>
           <w:p>
-            <w:r>
-              <w:rPr>
-                <w:sz w:val="17"/>
+            <w:pPr>
+              <w:spacing w:before="0" w:after="0"/>
+              <w:jc w:val="center"/>
+            </w:pPr>
+            <w:r>
+              <w:rPr>
+                <w:sz w:val="16"/>
               </w:rPr>
               <w:t>SD WebUI</w:t>
             </w:r>
@@ -15111,12 +16367,29 @@
         <w:tc>
           <w:tcPr>
             <w:tcW w:type="dxa" w:w="2038"/>
-            <w:shd w:val="clear" w:color="auto" w:fill="FFFFFF"/>
+            <w:shd w:val="clear" w:color="auto" w:fill="EAEAEA"/>
+            <w:tcBorders>
+              <w:top w:val="single" w:sz="12" w:color="FFFFFF"/>
+              <w:left w:val="single" w:sz="12" w:color="FFFFFF"/>
+              <w:bottom w:val="single" w:sz="12" w:color="FFFFFF"/>
+              <w:right w:val="single" w:sz="12" w:color="FFFFFF"/>
+            </w:tcBorders>
+            <w:vAlign w:val="center"/>
+            <w:tcMar>
+              <w:top w:w="40" w:type="dxa"/>
+              <w:left w:w="120" w:type="dxa"/>
+              <w:bottom w:w="40" w:type="dxa"/>
+              <w:right w:w="80" w:type="dxa"/>
+            </w:tcMar>
           </w:tcPr>
           <w:p>
-            <w:r>
-              <w:rPr>
-                <w:sz w:val="17"/>
+            <w:pPr>
+              <w:spacing w:before="0" w:after="0"/>
+              <w:jc w:val="both"/>
+            </w:pPr>
+            <w:r>
+              <w:rPr>
+                <w:sz w:val="16"/>
               </w:rPr>
               <w:t>Interfaz clásica txt2img / img2img</w:t>
             </w:r>
@@ -15125,12 +16398,29 @@
         <w:tc>
           <w:tcPr>
             <w:tcW w:type="dxa" w:w="2038"/>
-            <w:shd w:val="clear" w:color="auto" w:fill="FFFFFF"/>
+            <w:shd w:val="clear" w:color="auto" w:fill="EAEAEA"/>
+            <w:tcBorders>
+              <w:top w:val="single" w:sz="12" w:color="FFFFFF"/>
+              <w:left w:val="single" w:sz="12" w:color="FFFFFF"/>
+              <w:bottom w:val="single" w:sz="12" w:color="FFFFFF"/>
+              <w:right w:val="single" w:sz="12" w:color="FFFFFF"/>
+            </w:tcBorders>
+            <w:vAlign w:val="center"/>
+            <w:tcMar>
+              <w:top w:w="40" w:type="dxa"/>
+              <w:left w:w="120" w:type="dxa"/>
+              <w:bottom w:w="40" w:type="dxa"/>
+              <w:right w:w="80" w:type="dxa"/>
+            </w:tcMar>
           </w:tcPr>
           <w:p>
-            <w:r>
-              <w:rPr>
-                <w:sz w:val="17"/>
+            <w:pPr>
+              <w:spacing w:before="0" w:after="0"/>
+              <w:jc w:val="center"/>
+            </w:pPr>
+            <w:r>
+              <w:rPr>
+                <w:sz w:val="16"/>
               </w:rPr>
               <w:t>7860</w:t>
             </w:r>
@@ -15139,12 +16429,29 @@
         <w:tc>
           <w:tcPr>
             <w:tcW w:type="dxa" w:w="2038"/>
-            <w:shd w:val="clear" w:color="auto" w:fill="FFFFFF"/>
+            <w:shd w:val="clear" w:color="auto" w:fill="EAEAEA"/>
+            <w:tcBorders>
+              <w:top w:val="single" w:sz="12" w:color="FFFFFF"/>
+              <w:left w:val="single" w:sz="12" w:color="FFFFFF"/>
+              <w:bottom w:val="single" w:sz="12" w:color="FFFFFF"/>
+              <w:right w:val="single" w:sz="12" w:color="FFFFFF"/>
+            </w:tcBorders>
+            <w:vAlign w:val="center"/>
+            <w:tcMar>
+              <w:top w:w="40" w:type="dxa"/>
+              <w:left w:w="120" w:type="dxa"/>
+              <w:bottom w:w="40" w:type="dxa"/>
+              <w:right w:w="80" w:type="dxa"/>
+            </w:tcMar>
           </w:tcPr>
           <w:p>
-            <w:r>
-              <w:rPr>
-                <w:sz w:val="17"/>
+            <w:pPr>
+              <w:spacing w:before="0" w:after="0"/>
+              <w:jc w:val="center"/>
+            </w:pPr>
+            <w:r>
+              <w:rPr>
+                <w:sz w:val="16"/>
               </w:rPr>
               <w:t>restart: "no"</w:t>
             </w:r>
@@ -15152,15 +16459,35 @@
         </w:tc>
       </w:tr>
       <w:tr>
+        <w:trPr>
+          <w:trHeight w:val="283" w:hRule="atLeast"/>
+        </w:trPr>
         <w:tc>
           <w:tcPr>
             <w:tcW w:type="dxa" w:w="2038"/>
-            <w:shd w:val="clear" w:color="auto" w:fill="F8F8F8"/>
+            <w:shd w:val="clear" w:color="auto" w:fill="EAEAEA"/>
+            <w:tcBorders>
+              <w:top w:val="single" w:sz="12" w:color="FFFFFF"/>
+              <w:left w:val="single" w:sz="12" w:color="FFFFFF"/>
+              <w:bottom w:val="single" w:sz="12" w:color="FFFFFF"/>
+              <w:right w:val="single" w:sz="12" w:color="FFFFFF"/>
+            </w:tcBorders>
+            <w:vAlign w:val="center"/>
+            <w:tcMar>
+              <w:top w:w="40" w:type="dxa"/>
+              <w:left w:w="120" w:type="dxa"/>
+              <w:bottom w:w="40" w:type="dxa"/>
+              <w:right w:w="80" w:type="dxa"/>
+            </w:tcMar>
           </w:tcPr>
           <w:p>
-            <w:r>
-              <w:rPr>
-                <w:sz w:val="17"/>
+            <w:pPr>
+              <w:spacing w:before="0" w:after="0"/>
+              <w:jc w:val="center"/>
+            </w:pPr>
+            <w:r>
+              <w:rPr>
+                <w:sz w:val="16"/>
               </w:rPr>
               <w:t>AnimateDiff</w:t>
             </w:r>
@@ -15169,12 +16496,29 @@
         <w:tc>
           <w:tcPr>
             <w:tcW w:type="dxa" w:w="2038"/>
-            <w:shd w:val="clear" w:color="auto" w:fill="F8F8F8"/>
+            <w:shd w:val="clear" w:color="auto" w:fill="EAEAEA"/>
+            <w:tcBorders>
+              <w:top w:val="single" w:sz="12" w:color="FFFFFF"/>
+              <w:left w:val="single" w:sz="12" w:color="FFFFFF"/>
+              <w:bottom w:val="single" w:sz="12" w:color="FFFFFF"/>
+              <w:right w:val="single" w:sz="12" w:color="FFFFFF"/>
+            </w:tcBorders>
+            <w:vAlign w:val="center"/>
+            <w:tcMar>
+              <w:top w:w="40" w:type="dxa"/>
+              <w:left w:w="120" w:type="dxa"/>
+              <w:bottom w:w="40" w:type="dxa"/>
+              <w:right w:w="80" w:type="dxa"/>
+            </w:tcMar>
           </w:tcPr>
           <w:p>
-            <w:r>
-              <w:rPr>
-                <w:sz w:val="17"/>
+            <w:pPr>
+              <w:spacing w:before="0" w:after="0"/>
+              <w:jc w:val="center"/>
+            </w:pPr>
+            <w:r>
+              <w:rPr>
+                <w:sz w:val="16"/>
               </w:rPr>
               <w:t>Módulo de video en ComfyUI</w:t>
             </w:r>
@@ -15183,12 +16527,29 @@
         <w:tc>
           <w:tcPr>
             <w:tcW w:type="dxa" w:w="2038"/>
-            <w:shd w:val="clear" w:color="auto" w:fill="F8F8F8"/>
+            <w:shd w:val="clear" w:color="auto" w:fill="EAEAEA"/>
+            <w:tcBorders>
+              <w:top w:val="single" w:sz="12" w:color="FFFFFF"/>
+              <w:left w:val="single" w:sz="12" w:color="FFFFFF"/>
+              <w:bottom w:val="single" w:sz="12" w:color="FFFFFF"/>
+              <w:right w:val="single" w:sz="12" w:color="FFFFFF"/>
+            </w:tcBorders>
+            <w:vAlign w:val="center"/>
+            <w:tcMar>
+              <w:top w:w="40" w:type="dxa"/>
+              <w:left w:w="120" w:type="dxa"/>
+              <w:bottom w:w="40" w:type="dxa"/>
+              <w:right w:w="80" w:type="dxa"/>
+            </w:tcMar>
           </w:tcPr>
           <w:p>
-            <w:r>
-              <w:rPr>
-                <w:sz w:val="17"/>
+            <w:pPr>
+              <w:spacing w:before="0" w:after="0"/>
+              <w:jc w:val="center"/>
+            </w:pPr>
+            <w:r>
+              <w:rPr>
+                <w:sz w:val="16"/>
               </w:rPr>
               <w:t>—</w:t>
             </w:r>
@@ -15197,12 +16558,29 @@
         <w:tc>
           <w:tcPr>
             <w:tcW w:type="dxa" w:w="2038"/>
-            <w:shd w:val="clear" w:color="auto" w:fill="F8F8F8"/>
+            <w:shd w:val="clear" w:color="auto" w:fill="EAEAEA"/>
+            <w:tcBorders>
+              <w:top w:val="single" w:sz="12" w:color="FFFFFF"/>
+              <w:left w:val="single" w:sz="12" w:color="FFFFFF"/>
+              <w:bottom w:val="single" w:sz="12" w:color="FFFFFF"/>
+              <w:right w:val="single" w:sz="12" w:color="FFFFFF"/>
+            </w:tcBorders>
+            <w:vAlign w:val="center"/>
+            <w:tcMar>
+              <w:top w:w="40" w:type="dxa"/>
+              <w:left w:w="120" w:type="dxa"/>
+              <w:bottom w:w="40" w:type="dxa"/>
+              <w:right w:w="80" w:type="dxa"/>
+            </w:tcMar>
           </w:tcPr>
           <w:p>
-            <w:r>
-              <w:rPr>
-                <w:sz w:val="17"/>
+            <w:pPr>
+              <w:spacing w:before="0" w:after="0"/>
+              <w:jc w:val="center"/>
+            </w:pPr>
+            <w:r>
+              <w:rPr>
+                <w:sz w:val="16"/>
               </w:rPr>
               <w:t>Nodo en ComfyUI</w:t>
             </w:r>
@@ -15210,15 +16588,35 @@
         </w:tc>
       </w:tr>
       <w:tr>
+        <w:trPr>
+          <w:trHeight w:val="283" w:hRule="atLeast"/>
+        </w:trPr>
         <w:tc>
           <w:tcPr>
             <w:tcW w:type="dxa" w:w="2038"/>
-            <w:shd w:val="clear" w:color="auto" w:fill="FFFFFF"/>
+            <w:shd w:val="clear" w:color="auto" w:fill="EAEAEA"/>
+            <w:tcBorders>
+              <w:top w:val="single" w:sz="12" w:color="FFFFFF"/>
+              <w:left w:val="single" w:sz="12" w:color="FFFFFF"/>
+              <w:bottom w:val="single" w:sz="12" w:color="FFFFFF"/>
+              <w:right w:val="single" w:sz="12" w:color="FFFFFF"/>
+            </w:tcBorders>
+            <w:vAlign w:val="center"/>
+            <w:tcMar>
+              <w:top w:w="40" w:type="dxa"/>
+              <w:left w:w="120" w:type="dxa"/>
+              <w:bottom w:w="40" w:type="dxa"/>
+              <w:right w:w="80" w:type="dxa"/>
+            </w:tcMar>
           </w:tcPr>
           <w:p>
-            <w:r>
-              <w:rPr>
-                <w:sz w:val="17"/>
+            <w:pPr>
+              <w:spacing w:before="0" w:after="0"/>
+              <w:jc w:val="center"/>
+            </w:pPr>
+            <w:r>
+              <w:rPr>
+                <w:sz w:val="16"/>
               </w:rPr>
               <w:t>PixArt-Alpha</w:t>
             </w:r>
@@ -15227,12 +16625,29 @@
         <w:tc>
           <w:tcPr>
             <w:tcW w:type="dxa" w:w="2038"/>
-            <w:shd w:val="clear" w:color="auto" w:fill="FFFFFF"/>
+            <w:shd w:val="clear" w:color="auto" w:fill="EAEAEA"/>
+            <w:tcBorders>
+              <w:top w:val="single" w:sz="12" w:color="FFFFFF"/>
+              <w:left w:val="single" w:sz="12" w:color="FFFFFF"/>
+              <w:bottom w:val="single" w:sz="12" w:color="FFFFFF"/>
+              <w:right w:val="single" w:sz="12" w:color="FFFFFF"/>
+            </w:tcBorders>
+            <w:vAlign w:val="center"/>
+            <w:tcMar>
+              <w:top w:w="40" w:type="dxa"/>
+              <w:left w:w="120" w:type="dxa"/>
+              <w:bottom w:w="40" w:type="dxa"/>
+              <w:right w:w="80" w:type="dxa"/>
+            </w:tcMar>
           </w:tcPr>
           <w:p>
-            <w:r>
-              <w:rPr>
-                <w:sz w:val="17"/>
+            <w:pPr>
+              <w:spacing w:before="0" w:after="0"/>
+              <w:jc w:val="center"/>
+            </w:pPr>
+            <w:r>
+              <w:rPr>
+                <w:sz w:val="16"/>
               </w:rPr>
               <w:t>Modelo ligero vía Diffusers</w:t>
             </w:r>
@@ -15241,12 +16656,29 @@
         <w:tc>
           <w:tcPr>
             <w:tcW w:type="dxa" w:w="2038"/>
-            <w:shd w:val="clear" w:color="auto" w:fill="FFFFFF"/>
+            <w:shd w:val="clear" w:color="auto" w:fill="EAEAEA"/>
+            <w:tcBorders>
+              <w:top w:val="single" w:sz="12" w:color="FFFFFF"/>
+              <w:left w:val="single" w:sz="12" w:color="FFFFFF"/>
+              <w:bottom w:val="single" w:sz="12" w:color="FFFFFF"/>
+              <w:right w:val="single" w:sz="12" w:color="FFFFFF"/>
+            </w:tcBorders>
+            <w:vAlign w:val="center"/>
+            <w:tcMar>
+              <w:top w:w="40" w:type="dxa"/>
+              <w:left w:w="120" w:type="dxa"/>
+              <w:bottom w:w="40" w:type="dxa"/>
+              <w:right w:w="80" w:type="dxa"/>
+            </w:tcMar>
           </w:tcPr>
           <w:p>
-            <w:r>
-              <w:rPr>
-                <w:sz w:val="17"/>
+            <w:pPr>
+              <w:spacing w:before="0" w:after="0"/>
+              <w:jc w:val="center"/>
+            </w:pPr>
+            <w:r>
+              <w:rPr>
+                <w:sz w:val="16"/>
               </w:rPr>
               <w:t>—</w:t>
             </w:r>
@@ -15255,12 +16687,29 @@
         <w:tc>
           <w:tcPr>
             <w:tcW w:type="dxa" w:w="2038"/>
-            <w:shd w:val="clear" w:color="auto" w:fill="FFFFFF"/>
+            <w:shd w:val="clear" w:color="auto" w:fill="EAEAEA"/>
+            <w:tcBorders>
+              <w:top w:val="single" w:sz="12" w:color="FFFFFF"/>
+              <w:left w:val="single" w:sz="12" w:color="FFFFFF"/>
+              <w:bottom w:val="single" w:sz="12" w:color="FFFFFF"/>
+              <w:right w:val="single" w:sz="12" w:color="FFFFFF"/>
+            </w:tcBorders>
+            <w:vAlign w:val="center"/>
+            <w:tcMar>
+              <w:top w:w="40" w:type="dxa"/>
+              <w:left w:w="120" w:type="dxa"/>
+              <w:bottom w:w="40" w:type="dxa"/>
+              <w:right w:w="80" w:type="dxa"/>
+            </w:tcMar>
           </w:tcPr>
           <w:p>
-            <w:r>
-              <w:rPr>
-                <w:sz w:val="17"/>
+            <w:pPr>
+              <w:spacing w:before="0" w:after="0"/>
+              <w:jc w:val="center"/>
+            </w:pPr>
+            <w:r>
+              <w:rPr>
+                <w:sz w:val="16"/>
               </w:rPr>
               <w:t>Script Python</w:t>
             </w:r>
@@ -15276,10 +16725,12 @@
     <w:p>
       <w:pPr>
         <w:pStyle w:val="Endure-ChapterBodyText"/>
+        <w:spacing w:before="100" w:after="100"/>
       </w:pPr>
       <w:r>
         <w:rPr>
           <w:b/>
+          <w:sz w:val="20"/>
         </w:rPr>
         <w:t>Modelos instalados:</w:t>
       </w:r>
@@ -15287,80 +16738,95 @@
     <w:p>
       <w:pPr>
         <w:pStyle w:val="Endure-ChapterBodyText"/>
-        <w:spacing w:before="20" w:after="20"/>
+        <w:spacing w:before="40" w:after="40"/>
         <w:ind w:left="360" w:hanging="216"/>
       </w:pPr>
       <w:r>
         <w:rPr>
-          <w:sz w:val="18"/>
+          <w:sz w:val="20"/>
         </w:rPr>
         <w:t xml:space="preserve">• </w:t>
       </w:r>
       <w:r>
+        <w:rPr>
+          <w:sz w:val="20"/>
+        </w:rPr>
         <w:t>SD 1.5 base — 2.1 GB — generación rápida</w:t>
       </w:r>
     </w:p>
     <w:p>
       <w:pPr>
         <w:pStyle w:val="Endure-ChapterBodyText"/>
-        <w:spacing w:before="20" w:after="20"/>
+        <w:spacing w:before="40" w:after="40"/>
         <w:ind w:left="360" w:hanging="216"/>
       </w:pPr>
       <w:r>
         <w:rPr>
-          <w:sz w:val="18"/>
+          <w:sz w:val="20"/>
         </w:rPr>
         <w:t xml:space="preserve">• </w:t>
       </w:r>
       <w:r>
+        <w:rPr>
+          <w:sz w:val="20"/>
+        </w:rPr>
         <w:t>Realistic Vision V6 — 2.1 GB — fotografías</w:t>
       </w:r>
     </w:p>
     <w:p>
       <w:pPr>
         <w:pStyle w:val="Endure-ChapterBodyText"/>
-        <w:spacing w:before="20" w:after="20"/>
+        <w:spacing w:before="40" w:after="40"/>
         <w:ind w:left="360" w:hanging="216"/>
       </w:pPr>
       <w:r>
         <w:rPr>
-          <w:sz w:val="18"/>
+          <w:sz w:val="20"/>
         </w:rPr>
         <w:t xml:space="preserve">• </w:t>
       </w:r>
       <w:r>
+        <w:rPr>
+          <w:sz w:val="20"/>
+        </w:rPr>
         <w:t>SDXL 1.0 — 6.9 GB — calidad máxima</w:t>
       </w:r>
     </w:p>
     <w:p>
       <w:pPr>
         <w:pStyle w:val="Endure-ChapterBodyText"/>
-        <w:spacing w:before="20" w:after="20"/>
+        <w:spacing w:before="40" w:after="40"/>
         <w:ind w:left="360" w:hanging="216"/>
       </w:pPr>
       <w:r>
         <w:rPr>
-          <w:sz w:val="18"/>
+          <w:sz w:val="20"/>
         </w:rPr>
         <w:t xml:space="preserve">• </w:t>
       </w:r>
       <w:r>
+        <w:rPr>
+          <w:sz w:val="20"/>
+        </w:rPr>
         <w:t>Anything V5 — 2.2 GB — estilo anime</w:t>
       </w:r>
     </w:p>
     <w:p>
       <w:pPr>
         <w:pStyle w:val="Endure-ChapterBodyText"/>
-        <w:spacing w:before="20" w:after="20"/>
+        <w:spacing w:before="40" w:after="40"/>
         <w:ind w:left="360" w:hanging="216"/>
       </w:pPr>
       <w:r>
         <w:rPr>
-          <w:sz w:val="18"/>
+          <w:sz w:val="20"/>
         </w:rPr>
         <w:t xml:space="preserve">• </w:t>
       </w:r>
       <w:r>
+        <w:rPr>
+          <w:sz w:val="20"/>
+        </w:rPr>
         <w:t>AnimateDiff MM v3 — 1.7 GB — generación de video</w:t>
       </w:r>
     </w:p>
@@ -15372,10 +16838,12 @@
     <w:p>
       <w:pPr>
         <w:pStyle w:val="Endure-ChapterBodyText"/>
+        <w:spacing w:before="100" w:after="100"/>
       </w:pPr>
       <w:r>
         <w:rPr>
           <w:b/>
+          <w:sz w:val="20"/>
         </w:rPr>
         <w:t>Filosofía aplicada:</w:t>
       </w:r>
@@ -15383,121 +16851,148 @@
     <w:p>
       <w:pPr>
         <w:pStyle w:val="Endure-ChapterBodyText"/>
-        <w:spacing w:before="20" w:after="20"/>
+        <w:spacing w:before="40" w:after="40"/>
         <w:ind w:left="360" w:hanging="216"/>
       </w:pPr>
       <w:r>
         <w:rPr>
-          <w:sz w:val="18"/>
+          <w:sz w:val="20"/>
         </w:rPr>
         <w:t xml:space="preserve">• </w:t>
       </w:r>
       <w:r>
         <w:rPr>
           <w:rFonts w:ascii="Courier New" w:hAnsi="Courier New"/>
-          <w:sz w:val="17"/>
+          <w:sz w:val="16"/>
         </w:rPr>
         <w:t>restart: "no"</w:t>
       </w:r>
       <w:r>
+        <w:rPr>
+          <w:sz w:val="20"/>
+        </w:rPr>
         <w:t xml:space="preserve"> en ambos servicios — no arrancan solos al reiniciar el Jetson</w:t>
       </w:r>
     </w:p>
     <w:p>
       <w:pPr>
         <w:pStyle w:val="Endure-ChapterBodyText"/>
-        <w:spacing w:before="20" w:after="20"/>
+        <w:spacing w:before="40" w:after="40"/>
         <w:ind w:left="360" w:hanging="216"/>
       </w:pPr>
       <w:r>
         <w:rPr>
-          <w:sz w:val="18"/>
+          <w:sz w:val="20"/>
         </w:rPr>
         <w:t xml:space="preserve">• </w:t>
       </w:r>
       <w:r>
+        <w:rPr>
+          <w:sz w:val="20"/>
+        </w:rPr>
         <w:t xml:space="preserve">Modelos en </w:t>
       </w:r>
       <w:r>
         <w:rPr>
           <w:rFonts w:ascii="Courier New" w:hAnsi="Courier New"/>
-          <w:sz w:val="17"/>
+          <w:sz w:val="16"/>
         </w:rPr>
         <w:t>~/models/</w:t>
       </w:r>
       <w:r>
+        <w:rPr>
+          <w:sz w:val="20"/>
+        </w:rPr>
         <w:t xml:space="preserve"> compartidos entre ComfyUI y SD WebUI</w:t>
       </w:r>
     </w:p>
     <w:p>
       <w:pPr>
         <w:pStyle w:val="Endure-ChapterBodyText"/>
-        <w:spacing w:before="20" w:after="20"/>
+        <w:spacing w:before="40" w:after="40"/>
         <w:ind w:left="360" w:hanging="216"/>
       </w:pPr>
       <w:r>
         <w:rPr>
-          <w:sz w:val="18"/>
+          <w:sz w:val="20"/>
         </w:rPr>
         <w:t xml:space="preserve">• </w:t>
       </w:r>
       <w:r>
+        <w:rPr>
+          <w:sz w:val="20"/>
+        </w:rPr>
         <w:t xml:space="preserve">Aliases </w:t>
       </w:r>
       <w:r>
         <w:rPr>
           <w:rFonts w:ascii="Courier New" w:hAnsi="Courier New"/>
-          <w:sz w:val="17"/>
+          <w:sz w:val="16"/>
         </w:rPr>
         <w:t>start-comfyui</w:t>
       </w:r>
       <w:r>
+        <w:rPr>
+          <w:sz w:val="20"/>
+        </w:rPr>
         <w:t xml:space="preserve"> / </w:t>
       </w:r>
       <w:r>
         <w:rPr>
           <w:rFonts w:ascii="Courier New" w:hAnsi="Courier New"/>
-          <w:sz w:val="17"/>
+          <w:sz w:val="16"/>
         </w:rPr>
         <w:t>start-sdwebui</w:t>
       </w:r>
       <w:r>
+        <w:rPr>
+          <w:sz w:val="20"/>
+        </w:rPr>
         <w:t xml:space="preserve"> para iniciar manualmente</w:t>
       </w:r>
     </w:p>
     <w:p>
       <w:pPr>
         <w:pStyle w:val="Endure-ChapterBodyText"/>
-        <w:spacing w:before="20" w:after="20"/>
+        <w:spacing w:before="40" w:after="40"/>
         <w:ind w:left="360" w:hanging="216"/>
       </w:pPr>
       <w:r>
         <w:rPr>
-          <w:sz w:val="18"/>
+          <w:sz w:val="20"/>
         </w:rPr>
         <w:t xml:space="preserve">• </w:t>
       </w:r>
       <w:r>
+        <w:rPr>
+          <w:sz w:val="20"/>
+        </w:rPr>
         <w:t xml:space="preserve">Monitoreo con </w:t>
       </w:r>
       <w:r>
         <w:rPr>
           <w:rFonts w:ascii="Courier New" w:hAnsi="Courier New"/>
-          <w:sz w:val="17"/>
+          <w:sz w:val="16"/>
         </w:rPr>
         <w:t>jtop</w:t>
       </w:r>
       <w:r>
+        <w:rPr>
+          <w:sz w:val="20"/>
+        </w:rPr>
         <w:t xml:space="preserve"> y </w:t>
       </w:r>
       <w:r>
         <w:rPr>
           <w:rFonts w:ascii="Courier New" w:hAnsi="Courier New"/>
-          <w:sz w:val="17"/>
+          <w:sz w:val="16"/>
         </w:rPr>
         <w:t>docker stats</w:t>
       </w:r>
       <w:r>
+        <w:rPr>
+          <w:sz w:val="20"/>
+        </w:rPr>
         <w:t xml:space="preserve"> durante la generación</w:t>
       </w:r>
     </w:p>
@@ -15511,8 +17006,12 @@
         <w:pStyle w:val="Endure-Subhead"/>
         <w:keepNext/>
         <w:spacing w:before="240" w:after="60"/>
+        <w:outlineLvl w:val="1"/>
       </w:pPr>
       <w:r>
+        <w:rPr>
+          <w:sz w:val="24"/>
+        </w:rPr>
         <w:t>VERIFICACIÓN CAPÍTULO 19</w:t>
       </w:r>
     </w:p>
@@ -15529,7 +17028,7 @@
         <w:tc>
           <w:tcPr>
             <w:tcW w:type="dxa" w:w="8152"/>
-            <w:shd w:val="clear" w:color="auto" w:fill="F2F2F2"/>
+            <w:shd w:val="clear" w:color="auto" w:fill="EAEAEA"/>
             <w:tcBorders>
               <w:left w:val="thick" w:sz="24" w:color="1A5A6A"/>
             </w:tcBorders>
@@ -15661,7 +17160,7 @@
             <w:r>
               <w:rPr>
                 <w:rFonts w:ascii="Courier New" w:hAnsi="Courier New"/>
-                <w:color w:val="555555"/>
+                <w:color w:val="1A1A1A"/>
                 <w:sz w:val="16"/>
               </w:rPr>
               <w:t>ERRORES=0</w:t>
@@ -15709,6 +17208,7 @@
             <w:r>
               <w:rPr>
                 <w:rFonts w:ascii="Courier New" w:hAnsi="Courier New"/>
+                <w:i/>
                 <w:color w:val="555555"/>
                 <w:sz w:val="16"/>
               </w:rPr>
@@ -15725,6 +17225,7 @@
             <w:r>
               <w:rPr>
                 <w:rFonts w:ascii="Courier New" w:hAnsi="Courier New"/>
+                <w:i/>
                 <w:color w:val="555555"/>
                 <w:sz w:val="16"/>
               </w:rPr>
@@ -15741,6 +17242,7 @@
             <w:r>
               <w:rPr>
                 <w:rFonts w:ascii="Courier New" w:hAnsi="Courier New"/>
+                <w:i/>
                 <w:color w:val="555555"/>
                 <w:sz w:val="16"/>
               </w:rPr>
@@ -15757,6 +17259,7 @@
             <w:r>
               <w:rPr>
                 <w:rFonts w:ascii="Courier New" w:hAnsi="Courier New"/>
+                <w:i/>
                 <w:color w:val="555555"/>
                 <w:sz w:val="16"/>
               </w:rPr>
@@ -15773,6 +17276,7 @@
             <w:r>
               <w:rPr>
                 <w:rFonts w:ascii="Courier New" w:hAnsi="Courier New"/>
+                <w:i/>
                 <w:color w:val="555555"/>
                 <w:sz w:val="16"/>
               </w:rPr>
@@ -15789,7 +17293,7 @@
             <w:r>
               <w:rPr>
                 <w:rFonts w:ascii="Courier New" w:hAnsi="Courier New"/>
-                <w:color w:val="555555"/>
+                <w:color w:val="1A1A1A"/>
                 <w:sz w:val="16"/>
               </w:rPr>
               <w:t xml:space="preserve">        ERRORES=$((ERRORES + 1))</w:t>
@@ -15805,6 +17309,7 @@
             <w:r>
               <w:rPr>
                 <w:rFonts w:ascii="Courier New" w:hAnsi="Courier New"/>
+                <w:i/>
                 <w:color w:val="555555"/>
                 <w:sz w:val="16"/>
               </w:rPr>
@@ -15821,6 +17326,7 @@
             <w:r>
               <w:rPr>
                 <w:rFonts w:ascii="Courier New" w:hAnsi="Courier New"/>
+                <w:i/>
                 <w:color w:val="555555"/>
                 <w:sz w:val="16"/>
               </w:rPr>
@@ -15900,6 +17406,7 @@
             <w:r>
               <w:rPr>
                 <w:rFonts w:ascii="Courier New" w:hAnsi="Courier New"/>
+                <w:i/>
                 <w:color w:val="555555"/>
                 <w:sz w:val="16"/>
               </w:rPr>
@@ -15916,6 +17423,7 @@
             <w:r>
               <w:rPr>
                 <w:rFonts w:ascii="Courier New" w:hAnsi="Courier New"/>
+                <w:i/>
                 <w:color w:val="555555"/>
                 <w:sz w:val="16"/>
               </w:rPr>
@@ -15932,6 +17440,7 @@
             <w:r>
               <w:rPr>
                 <w:rFonts w:ascii="Courier New" w:hAnsi="Courier New"/>
+                <w:i/>
                 <w:color w:val="555555"/>
                 <w:sz w:val="16"/>
               </w:rPr>
@@ -15948,6 +17457,7 @@
             <w:r>
               <w:rPr>
                 <w:rFonts w:ascii="Courier New" w:hAnsi="Courier New"/>
+                <w:i/>
                 <w:color w:val="555555"/>
                 <w:sz w:val="16"/>
               </w:rPr>
@@ -15964,6 +17474,7 @@
             <w:r>
               <w:rPr>
                 <w:rFonts w:ascii="Courier New" w:hAnsi="Courier New"/>
+                <w:i/>
                 <w:color w:val="555555"/>
                 <w:sz w:val="16"/>
               </w:rPr>
@@ -15980,7 +17491,7 @@
             <w:r>
               <w:rPr>
                 <w:rFonts w:ascii="Courier New" w:hAnsi="Courier New"/>
-                <w:color w:val="555555"/>
+                <w:color w:val="1A1A1A"/>
                 <w:sz w:val="16"/>
               </w:rPr>
               <w:t xml:space="preserve">        ERRORES=$((ERRORES + 1))</w:t>
@@ -15996,6 +17507,7 @@
             <w:r>
               <w:rPr>
                 <w:rFonts w:ascii="Courier New" w:hAnsi="Courier New"/>
+                <w:i/>
                 <w:color w:val="555555"/>
                 <w:sz w:val="16"/>
               </w:rPr>
@@ -16012,6 +17524,7 @@
             <w:r>
               <w:rPr>
                 <w:rFonts w:ascii="Courier New" w:hAnsi="Courier New"/>
+                <w:i/>
                 <w:color w:val="555555"/>
                 <w:sz w:val="16"/>
               </w:rPr>
@@ -16091,7 +17604,7 @@
             <w:r>
               <w:rPr>
                 <w:rFonts w:ascii="Courier New" w:hAnsi="Courier New"/>
-                <w:color w:val="555555"/>
+                <w:color w:val="1A1A1A"/>
                 <w:sz w:val="16"/>
               </w:rPr>
               <w:t>CHECKPOINTS=$(ls ~/models/checkpoints/*.safetensors 2&gt;/dev/null | wc -l)</w:t>
@@ -16107,6 +17620,7 @@
             <w:r>
               <w:rPr>
                 <w:rFonts w:ascii="Courier New" w:hAnsi="Courier New"/>
+                <w:i/>
                 <w:color w:val="555555"/>
                 <w:sz w:val="16"/>
               </w:rPr>
@@ -16139,6 +17653,7 @@
             <w:r>
               <w:rPr>
                 <w:rFonts w:ascii="Courier New" w:hAnsi="Courier New"/>
+                <w:i/>
                 <w:color w:val="555555"/>
                 <w:sz w:val="16"/>
               </w:rPr>
@@ -16171,7 +17686,7 @@
             <w:r>
               <w:rPr>
                 <w:rFonts w:ascii="Courier New" w:hAnsi="Courier New"/>
-                <w:color w:val="555555"/>
+                <w:color w:val="1A1A1A"/>
                 <w:sz w:val="16"/>
               </w:rPr>
               <w:t xml:space="preserve">    ERRORES=$((ERRORES + 1))</w:t>
@@ -16187,6 +17702,7 @@
             <w:r>
               <w:rPr>
                 <w:rFonts w:ascii="Courier New" w:hAnsi="Courier New"/>
+                <w:i/>
                 <w:color w:val="555555"/>
                 <w:sz w:val="16"/>
               </w:rPr>
@@ -16266,6 +17782,7 @@
             <w:r>
               <w:rPr>
                 <w:rFonts w:ascii="Courier New" w:hAnsi="Courier New"/>
+                <w:i/>
                 <w:color w:val="555555"/>
                 <w:sz w:val="16"/>
               </w:rPr>
@@ -16282,6 +17799,7 @@
             <w:r>
               <w:rPr>
                 <w:rFonts w:ascii="Courier New" w:hAnsi="Courier New"/>
+                <w:i/>
                 <w:color w:val="555555"/>
                 <w:sz w:val="16"/>
               </w:rPr>
@@ -16298,6 +17816,7 @@
             <w:r>
               <w:rPr>
                 <w:rFonts w:ascii="Courier New" w:hAnsi="Courier New"/>
+                <w:i/>
                 <w:color w:val="555555"/>
                 <w:sz w:val="16"/>
               </w:rPr>
@@ -16314,6 +17833,7 @@
             <w:r>
               <w:rPr>
                 <w:rFonts w:ascii="Courier New" w:hAnsi="Courier New"/>
+                <w:i/>
                 <w:color w:val="555555"/>
                 <w:sz w:val="16"/>
               </w:rPr>
@@ -16330,6 +17850,7 @@
             <w:r>
               <w:rPr>
                 <w:rFonts w:ascii="Courier New" w:hAnsi="Courier New"/>
+                <w:i/>
                 <w:color w:val="555555"/>
                 <w:sz w:val="16"/>
               </w:rPr>
@@ -16346,6 +17867,7 @@
             <w:r>
               <w:rPr>
                 <w:rFonts w:ascii="Courier New" w:hAnsi="Courier New"/>
+                <w:i/>
                 <w:color w:val="555555"/>
                 <w:sz w:val="16"/>
               </w:rPr>
@@ -16362,6 +17884,7 @@
             <w:r>
               <w:rPr>
                 <w:rFonts w:ascii="Courier New" w:hAnsi="Courier New"/>
+                <w:i/>
                 <w:color w:val="555555"/>
                 <w:sz w:val="16"/>
               </w:rPr>
@@ -16441,6 +17964,7 @@
             <w:r>
               <w:rPr>
                 <w:rFonts w:ascii="Courier New" w:hAnsi="Courier New"/>
+                <w:i/>
                 <w:color w:val="555555"/>
                 <w:sz w:val="16"/>
               </w:rPr>
@@ -16457,6 +17981,7 @@
             <w:r>
               <w:rPr>
                 <w:rFonts w:ascii="Courier New" w:hAnsi="Courier New"/>
+                <w:i/>
                 <w:color w:val="555555"/>
                 <w:sz w:val="16"/>
               </w:rPr>
@@ -16473,6 +17998,7 @@
             <w:r>
               <w:rPr>
                 <w:rFonts w:ascii="Courier New" w:hAnsi="Courier New"/>
+                <w:i/>
                 <w:color w:val="555555"/>
                 <w:sz w:val="16"/>
               </w:rPr>
@@ -16489,6 +18015,7 @@
             <w:r>
               <w:rPr>
                 <w:rFonts w:ascii="Courier New" w:hAnsi="Courier New"/>
+                <w:i/>
                 <w:color w:val="555555"/>
                 <w:sz w:val="16"/>
               </w:rPr>
@@ -16505,6 +18032,7 @@
             <w:r>
               <w:rPr>
                 <w:rFonts w:ascii="Courier New" w:hAnsi="Courier New"/>
+                <w:i/>
                 <w:color w:val="555555"/>
                 <w:sz w:val="16"/>
               </w:rPr>
@@ -16521,6 +18049,7 @@
             <w:r>
               <w:rPr>
                 <w:rFonts w:ascii="Courier New" w:hAnsi="Courier New"/>
+                <w:i/>
                 <w:color w:val="555555"/>
                 <w:sz w:val="16"/>
               </w:rPr>
@@ -16537,6 +18066,7 @@
             <w:r>
               <w:rPr>
                 <w:rFonts w:ascii="Courier New" w:hAnsi="Courier New"/>
+                <w:i/>
                 <w:color w:val="555555"/>
                 <w:sz w:val="16"/>
               </w:rPr>
@@ -16648,7 +18178,7 @@
             <w:r>
               <w:rPr>
                 <w:rFonts w:ascii="Courier New" w:hAnsi="Courier New"/>
-                <w:color w:val="555555"/>
+                <w:color w:val="1A1A1A"/>
                 <w:sz w:val="16"/>
               </w:rPr>
               <w:t>INTENTOS=0</w:t>
@@ -16664,6 +18194,7 @@
             <w:r>
               <w:rPr>
                 <w:rFonts w:ascii="Courier New" w:hAnsi="Courier New"/>
+                <w:i/>
                 <w:color w:val="555555"/>
                 <w:sz w:val="16"/>
               </w:rPr>
@@ -16680,6 +18211,7 @@
             <w:r>
               <w:rPr>
                 <w:rFonts w:ascii="Courier New" w:hAnsi="Courier New"/>
+                <w:i/>
                 <w:color w:val="555555"/>
                 <w:sz w:val="16"/>
               </w:rPr>
@@ -16696,7 +18228,7 @@
             <w:r>
               <w:rPr>
                 <w:rFonts w:ascii="Courier New" w:hAnsi="Courier New"/>
-                <w:color w:val="555555"/>
+                <w:color w:val="1A1A1A"/>
                 <w:sz w:val="16"/>
               </w:rPr>
               <w:t xml:space="preserve">    INTENTOS=$((INTENTOS + 1))</w:t>
@@ -16712,6 +18244,7 @@
             <w:r>
               <w:rPr>
                 <w:rFonts w:ascii="Courier New" w:hAnsi="Courier New"/>
+                <w:i/>
                 <w:color w:val="555555"/>
                 <w:sz w:val="16"/>
               </w:rPr>
@@ -16744,6 +18277,7 @@
             <w:r>
               <w:rPr>
                 <w:rFonts w:ascii="Courier New" w:hAnsi="Courier New"/>
+                <w:i/>
                 <w:color w:val="555555"/>
                 <w:sz w:val="16"/>
               </w:rPr>
@@ -16760,6 +18294,7 @@
             <w:r>
               <w:rPr>
                 <w:rFonts w:ascii="Courier New" w:hAnsi="Courier New"/>
+                <w:i/>
                 <w:color w:val="555555"/>
                 <w:sz w:val="16"/>
               </w:rPr>
@@ -16776,6 +18311,7 @@
             <w:r>
               <w:rPr>
                 <w:rFonts w:ascii="Courier New" w:hAnsi="Courier New"/>
+                <w:i/>
                 <w:color w:val="555555"/>
                 <w:sz w:val="16"/>
               </w:rPr>
@@ -16792,6 +18328,7 @@
             <w:r>
               <w:rPr>
                 <w:rFonts w:ascii="Courier New" w:hAnsi="Courier New"/>
+                <w:i/>
                 <w:color w:val="555555"/>
                 <w:sz w:val="16"/>
               </w:rPr>
@@ -16824,6 +18361,7 @@
             <w:r>
               <w:rPr>
                 <w:rFonts w:ascii="Courier New" w:hAnsi="Courier New"/>
+                <w:i/>
                 <w:color w:val="555555"/>
                 <w:sz w:val="16"/>
               </w:rPr>
@@ -16887,6 +18425,7 @@
             <w:r>
               <w:rPr>
                 <w:rFonts w:ascii="Courier New" w:hAnsi="Courier New"/>
+                <w:i/>
                 <w:color w:val="555555"/>
                 <w:sz w:val="16"/>
               </w:rPr>
@@ -16919,6 +18458,7 @@
             <w:r>
               <w:rPr>
                 <w:rFonts w:ascii="Courier New" w:hAnsi="Courier New"/>
+                <w:i/>
                 <w:color w:val="555555"/>
                 <w:sz w:val="16"/>
               </w:rPr>
@@ -16951,6 +18491,7 @@
             <w:r>
               <w:rPr>
                 <w:rFonts w:ascii="Courier New" w:hAnsi="Courier New"/>
+                <w:i/>
                 <w:color w:val="555555"/>
                 <w:sz w:val="16"/>
               </w:rPr>
@@ -17000,10 +18541,12 @@
     <w:p>
       <w:pPr>
         <w:pStyle w:val="Endure-ChapterBodyText"/>
+        <w:spacing w:before="100" w:after="100"/>
       </w:pPr>
       <w:r>
         <w:rPr>
           <w:i/>
+          <w:sz w:val="20"/>
         </w:rPr>
         <w:t>Capítulo 19 completado. Siguiente: Capítulo 20 — Despliegue en Producción.</w:t>
       </w:r>

--- a/book/docx-por-capitulo/capitulo-14-imagen-video.docx
+++ b/book/docx-por-capitulo/capitulo-14-imagen-video.docx
@@ -26,7 +26,7 @@
       <w:pPr>
         <w:pStyle w:val="Endure-Subhead"/>
         <w:keepNext/>
-        <w:spacing w:before="240" w:after="60"/>
+        <w:spacing w:before="240" w:after="60" w:line="240" w:lineRule="auto"/>
         <w:outlineLvl w:val="1"/>
       </w:pPr>
       <w:r>
@@ -39,7 +39,7 @@
     <w:p>
       <w:pPr>
         <w:pStyle w:val="Endure-FirstParagraphBodyText"/>
-        <w:spacing w:before="100" w:after="100"/>
+        <w:spacing w:before="100" w:after="100" w:line="240" w:lineRule="auto"/>
       </w:pPr>
       <w:r>
         <w:rPr>
@@ -51,7 +51,7 @@
     <w:p>
       <w:pPr>
         <w:pStyle w:val="Endure-ChapterBodyText"/>
-        <w:spacing w:before="100" w:after="100"/>
+        <w:spacing w:before="100" w:after="100" w:line="240" w:lineRule="auto"/>
       </w:pPr>
       <w:r>
         <w:rPr>
@@ -63,7 +63,7 @@
     <w:p>
       <w:pPr>
         <w:pStyle w:val="Endure-ChapterBodyText"/>
-        <w:spacing w:before="40" w:after="40"/>
+        <w:spacing w:before="40" w:after="40" w:line="240" w:lineRule="auto"/>
         <w:ind w:left="360" w:hanging="216"/>
       </w:pPr>
       <w:r>
@@ -96,7 +96,7 @@
     <w:p>
       <w:pPr>
         <w:pStyle w:val="Endure-ChapterBodyText"/>
-        <w:spacing w:before="40" w:after="40"/>
+        <w:spacing w:before="40" w:after="40" w:line="240" w:lineRule="auto"/>
         <w:ind w:left="360" w:hanging="216"/>
       </w:pPr>
       <w:r>
@@ -134,7 +134,7 @@
     <w:p>
       <w:pPr>
         <w:pStyle w:val="Endure-ChapterBodyText"/>
-        <w:spacing w:before="100" w:after="100"/>
+        <w:spacing w:before="100" w:after="100" w:line="240" w:lineRule="auto"/>
       </w:pPr>
       <w:r>
         <w:rPr>
@@ -176,7 +176,7 @@
                     <pic:cNvPicPr/>
                   </pic:nvPicPr>
                   <pic:blipFill>
-                    <a:blip r:embed="rId46"/>
+                    <a:blip r:embed="rId51"/>
                     <a:stretch>
                       <a:fillRect/>
                     </a:stretch>
@@ -198,7 +198,7 @@
     <w:p>
       <w:pPr>
         <w:pStyle w:val="Endure-CopyrightPage"/>
-        <w:spacing w:before="40" w:after="160"/>
+        <w:spacing w:before="40" w:after="160" w:line="240" w:lineRule="auto"/>
         <w:jc w:val="center"/>
       </w:pPr>
       <w:r>
@@ -212,7 +212,7 @@
     <w:p>
       <w:pPr>
         <w:pStyle w:val="Endure-ChapterBodyText"/>
-        <w:spacing w:before="100" w:after="100"/>
+        <w:spacing w:before="100" w:after="100" w:line="240" w:lineRule="auto"/>
       </w:pPr>
       <w:r>
         <w:rPr>
@@ -225,7 +225,7 @@
     <w:p>
       <w:pPr>
         <w:pStyle w:val="Endure-ChapterBodyText"/>
-        <w:spacing w:before="40" w:after="40"/>
+        <w:spacing w:before="40" w:after="40" w:line="240" w:lineRule="auto"/>
         <w:ind w:left="360" w:hanging="216"/>
       </w:pPr>
       <w:r>
@@ -244,7 +244,7 @@
     <w:p>
       <w:pPr>
         <w:pStyle w:val="Endure-ChapterBodyText"/>
-        <w:spacing w:before="40" w:after="40"/>
+        <w:spacing w:before="40" w:after="40" w:line="240" w:lineRule="auto"/>
         <w:ind w:left="360" w:hanging="216"/>
       </w:pPr>
       <w:r>
@@ -263,7 +263,7 @@
     <w:p>
       <w:pPr>
         <w:pStyle w:val="Endure-ChapterBodyText"/>
-        <w:spacing w:before="40" w:after="40"/>
+        <w:spacing w:before="40" w:after="40" w:line="240" w:lineRule="auto"/>
         <w:ind w:left="360" w:hanging="216"/>
       </w:pPr>
       <w:r>
@@ -287,7 +287,7 @@
     <w:p>
       <w:pPr>
         <w:pStyle w:val="Endure-ChapterBodyText"/>
-        <w:spacing w:before="100" w:after="100"/>
+        <w:spacing w:before="100" w:after="100" w:line="240" w:lineRule="auto"/>
       </w:pPr>
       <w:r>
         <w:rPr>
@@ -300,7 +300,7 @@
     <w:p>
       <w:pPr>
         <w:pStyle w:val="Endure-ChapterBodyText"/>
-        <w:spacing w:before="40" w:after="40"/>
+        <w:spacing w:before="40" w:after="40" w:line="240" w:lineRule="auto"/>
         <w:ind w:left="360" w:hanging="216"/>
       </w:pPr>
       <w:r>
@@ -319,7 +319,7 @@
     <w:p>
       <w:pPr>
         <w:pStyle w:val="Endure-ChapterBodyText"/>
-        <w:spacing w:before="40" w:after="40"/>
+        <w:spacing w:before="40" w:after="40" w:line="240" w:lineRule="auto"/>
         <w:ind w:left="360" w:hanging="216"/>
       </w:pPr>
       <w:r>
@@ -338,7 +338,7 @@
     <w:p>
       <w:pPr>
         <w:pStyle w:val="Endure-ChapterBodyText"/>
-        <w:spacing w:before="40" w:after="40"/>
+        <w:spacing w:before="40" w:after="40" w:line="240" w:lineRule="auto"/>
         <w:ind w:left="360" w:hanging="216"/>
       </w:pPr>
       <w:r>
@@ -357,7 +357,7 @@
     <w:p>
       <w:pPr>
         <w:pStyle w:val="Endure-ChapterBodyText"/>
-        <w:spacing w:before="40" w:after="40"/>
+        <w:spacing w:before="40" w:after="40" w:line="240" w:lineRule="auto"/>
         <w:ind w:left="360" w:hanging="216"/>
       </w:pPr>
       <w:r>
@@ -381,7 +381,7 @@
     <w:p>
       <w:pPr>
         <w:pStyle w:val="Endure-ChapterBodyText"/>
-        <w:spacing w:before="100" w:after="100"/>
+        <w:spacing w:before="100" w:after="100" w:line="240" w:lineRule="auto"/>
       </w:pPr>
       <w:r>
         <w:rPr>
@@ -400,7 +400,7 @@
     <w:p>
       <w:pPr>
         <w:pStyle w:val="Endure-ChapterBodyText"/>
-        <w:spacing w:before="100" w:after="100"/>
+        <w:spacing w:before="100" w:after="100" w:line="240" w:lineRule="auto"/>
       </w:pPr>
       <w:r>
         <w:rPr>
@@ -413,7 +413,7 @@
     <w:p>
       <w:pPr>
         <w:pStyle w:val="Endure-ChapterBodyText"/>
-        <w:spacing w:before="40" w:after="40"/>
+        <w:spacing w:before="40" w:after="40" w:line="240" w:lineRule="auto"/>
         <w:ind w:left="360" w:hanging="216"/>
       </w:pPr>
       <w:r>
@@ -439,7 +439,7 @@
     <w:p>
       <w:pPr>
         <w:pStyle w:val="Endure-ChapterBodyText"/>
-        <w:spacing w:before="40" w:after="40"/>
+        <w:spacing w:before="40" w:after="40" w:line="240" w:lineRule="auto"/>
         <w:ind w:left="360" w:hanging="216"/>
       </w:pPr>
       <w:r>
@@ -465,7 +465,7 @@
     <w:p>
       <w:pPr>
         <w:pStyle w:val="Endure-ChapterBodyText"/>
-        <w:spacing w:before="40" w:after="40"/>
+        <w:spacing w:before="40" w:after="40" w:line="240" w:lineRule="auto"/>
         <w:ind w:left="360" w:hanging="216"/>
       </w:pPr>
       <w:r>
@@ -484,7 +484,7 @@
     <w:p>
       <w:pPr>
         <w:pStyle w:val="Endure-ChapterBodyText"/>
-        <w:spacing w:before="40" w:after="40"/>
+        <w:spacing w:before="40" w:after="40" w:line="240" w:lineRule="auto"/>
         <w:ind w:left="360" w:hanging="216"/>
       </w:pPr>
       <w:r>
@@ -503,7 +503,7 @@
     <w:p>
       <w:pPr>
         <w:pStyle w:val="Endure-ChapterBodyText"/>
-        <w:spacing w:before="40" w:after="40"/>
+        <w:spacing w:before="40" w:after="40" w:line="240" w:lineRule="auto"/>
         <w:ind w:left="360" w:hanging="216"/>
       </w:pPr>
       <w:r>
@@ -522,7 +522,7 @@
     <w:p>
       <w:pPr>
         <w:pStyle w:val="Endure-ChapterBodyText"/>
-        <w:spacing w:before="40" w:after="40"/>
+        <w:spacing w:before="40" w:after="40" w:line="240" w:lineRule="auto"/>
         <w:ind w:left="360" w:hanging="216"/>
       </w:pPr>
       <w:r>
@@ -547,14 +547,14 @@
       <w:pPr>
         <w:pStyle w:val="Endure-Subhead"/>
         <w:keepNext/>
-        <w:spacing w:before="240" w:after="60"/>
+        <w:spacing w:before="240" w:after="60" w:line="240" w:lineRule="auto"/>
         <w:outlineLvl w:val="1"/>
       </w:pPr>
       <w:r>
         <w:rPr>
           <w:sz w:val="24"/>
         </w:rPr>
-        <w:t>19.1 Prerrequisito — Verificación del Sistema</w:t>
+        <w:t>14.1 Prerrequisito — Verificación del Sistema</w:t>
       </w:r>
     </w:p>
     <w:tbl>
@@ -1069,20 +1069,20 @@
       <w:pPr>
         <w:pStyle w:val="Endure-Subhead"/>
         <w:keepNext/>
-        <w:spacing w:before="240" w:after="60"/>
+        <w:spacing w:before="240" w:after="60" w:line="240" w:lineRule="auto"/>
         <w:outlineLvl w:val="1"/>
       </w:pPr>
       <w:r>
         <w:rPr>
           <w:sz w:val="24"/>
         </w:rPr>
-        <w:t>19.2 Estructura de Directorios para Modelos Compartidos</w:t>
+        <w:t>14.2 Estructura de Directorios para Modelos Compartidos</w:t>
       </w:r>
     </w:p>
     <w:p>
       <w:pPr>
         <w:pStyle w:val="Endure-FirstParagraphBodyText"/>
-        <w:spacing w:before="100" w:after="100"/>
+        <w:spacing w:before="100" w:after="100" w:line="240" w:lineRule="auto"/>
       </w:pPr>
       <w:r>
         <w:rPr>
@@ -1422,20 +1422,20 @@
       <w:pPr>
         <w:pStyle w:val="Endure-Subhead"/>
         <w:keepNext/>
-        <w:spacing w:before="240" w:after="60"/>
+        <w:spacing w:before="240" w:after="60" w:line="240" w:lineRule="auto"/>
         <w:outlineLvl w:val="1"/>
       </w:pPr>
       <w:r>
         <w:rPr>
           <w:sz w:val="24"/>
         </w:rPr>
-        <w:t>19.3 ComfyUI — Pipeline Visual de Generación de Imágenes</w:t>
+        <w:t>14.3 ComfyUI — Pipeline Visual de Generación de Imágenes</w:t>
       </w:r>
     </w:p>
     <w:p>
       <w:pPr>
         <w:pStyle w:val="Endure-FirstParagraphBodyText"/>
-        <w:spacing w:before="100" w:after="100"/>
+        <w:spacing w:before="100" w:after="100" w:line="240" w:lineRule="auto"/>
       </w:pPr>
       <w:r>
         <w:rPr>
@@ -1461,14 +1461,14 @@
       <w:pPr>
         <w:pStyle w:val="Endure-Subhead"/>
         <w:keepNext/>
-        <w:spacing w:before="160" w:after="60"/>
+        <w:spacing w:before="160" w:after="60" w:line="240" w:lineRule="auto"/>
         <w:outlineLvl w:val="2"/>
       </w:pPr>
       <w:r>
         <w:rPr>
           <w:sz w:val="22"/>
         </w:rPr>
-        <w:t>19.3.1 Verificar Disponibilidad de la Imagen para JP 7.2</w:t>
+        <w:t>14.3.1 Verificar Disponibilidad de la Imagen para JP 7.2</w:t>
       </w:r>
     </w:p>
     <w:tbl>
@@ -1827,14 +1827,14 @@
       <w:pPr>
         <w:pStyle w:val="Endure-Subhead"/>
         <w:keepNext/>
-        <w:spacing w:before="160" w:after="60"/>
+        <w:spacing w:before="160" w:after="60" w:line="240" w:lineRule="auto"/>
         <w:outlineLvl w:val="2"/>
       </w:pPr>
       <w:r>
         <w:rPr>
           <w:sz w:val="22"/>
         </w:rPr>
-        <w:t>19.3.2 Descargar la Imagen de ComfyUI</w:t>
+        <w:t>14.3.2 Descargar la Imagen de ComfyUI</w:t>
       </w:r>
     </w:p>
     <w:tbl>
@@ -2006,14 +2006,14 @@
       <w:pPr>
         <w:pStyle w:val="Endure-Subhead"/>
         <w:keepNext/>
-        <w:spacing w:before="160" w:after="60"/>
+        <w:spacing w:before="160" w:after="60" w:line="240" w:lineRule="auto"/>
         <w:outlineLvl w:val="2"/>
       </w:pPr>
       <w:r>
         <w:rPr>
           <w:sz w:val="22"/>
         </w:rPr>
-        <w:t>19.3.3 Docker Compose para ComfyUI</w:t>
+        <w:t>14.3.3 Docker Compose para ComfyUI</w:t>
       </w:r>
     </w:p>
     <w:tbl>
@@ -2554,14 +2554,14 @@
       <w:pPr>
         <w:pStyle w:val="Endure-Subhead"/>
         <w:keepNext/>
-        <w:spacing w:before="160" w:after="60"/>
+        <w:spacing w:before="160" w:after="60" w:line="240" w:lineRule="auto"/>
         <w:outlineLvl w:val="2"/>
       </w:pPr>
       <w:r>
         <w:rPr>
           <w:sz w:val="22"/>
         </w:rPr>
-        <w:t>19.3.4 Arrancar ComfyUI</w:t>
+        <w:t>14.3.4 Arrancar ComfyUI</w:t>
       </w:r>
     </w:p>
     <w:tbl>
@@ -2879,7 +2879,7 @@
     <w:p>
       <w:pPr>
         <w:pStyle w:val="Endure-ChapterBodyText"/>
-        <w:spacing w:before="100" w:after="100"/>
+        <w:spacing w:before="100" w:after="100" w:line="240" w:lineRule="auto"/>
       </w:pPr>
       <w:r>
         <w:rPr>
@@ -3013,20 +3013,20 @@
       <w:pPr>
         <w:pStyle w:val="Endure-Subhead"/>
         <w:keepNext/>
-        <w:spacing w:before="160" w:after="60"/>
+        <w:spacing w:before="160" w:after="60" w:line="240" w:lineRule="auto"/>
         <w:outlineLvl w:val="2"/>
       </w:pPr>
       <w:r>
         <w:rPr>
           <w:sz w:val="22"/>
         </w:rPr>
-        <w:t>19.3.5 Instalación del Primer Checkpoint (SD 1.5)</w:t>
+        <w:t>14.3.5 Instalación del Primer Checkpoint (SD 1.5)</w:t>
       </w:r>
     </w:p>
     <w:p>
       <w:pPr>
         <w:pStyle w:val="Endure-FirstParagraphBodyText"/>
-        <w:spacing w:before="100" w:after="100"/>
+        <w:spacing w:before="100" w:after="100" w:line="240" w:lineRule="auto"/>
       </w:pPr>
       <w:r>
         <w:rPr>
@@ -4070,20 +4070,20 @@
       <w:pPr>
         <w:pStyle w:val="Endure-Subhead"/>
         <w:keepNext/>
-        <w:spacing w:before="240" w:after="60"/>
+        <w:spacing w:before="240" w:after="60" w:line="240" w:lineRule="auto"/>
         <w:outlineLvl w:val="1"/>
       </w:pPr>
       <w:r>
         <w:rPr>
           <w:sz w:val="24"/>
         </w:rPr>
-        <w:t>19.4 Stable Diffusion WebUI (AUTOMATIC1111)</w:t>
+        <w:t>14.4 Stable Diffusion WebUI (AUTOMATIC1111)</w:t>
       </w:r>
     </w:p>
     <w:p>
       <w:pPr>
         <w:pStyle w:val="Endure-FirstParagraphBodyText"/>
-        <w:spacing w:before="100" w:after="100"/>
+        <w:spacing w:before="100" w:after="100" w:line="240" w:lineRule="auto"/>
       </w:pPr>
       <w:r>
         <w:rPr>
@@ -4161,14 +4161,14 @@
       <w:pPr>
         <w:pStyle w:val="Endure-Subhead"/>
         <w:keepNext/>
-        <w:spacing w:before="160" w:after="60"/>
+        <w:spacing w:before="160" w:after="60" w:line="240" w:lineRule="auto"/>
         <w:outlineLvl w:val="2"/>
       </w:pPr>
       <w:r>
         <w:rPr>
           <w:sz w:val="22"/>
         </w:rPr>
-        <w:t>19.4.1 Verificar Disponibilidad de la Imagen</w:t>
+        <w:t>14.4.1 Verificar Disponibilidad de la Imagen</w:t>
       </w:r>
     </w:p>
     <w:tbl>
@@ -4427,14 +4427,14 @@
       <w:pPr>
         <w:pStyle w:val="Endure-Subhead"/>
         <w:keepNext/>
-        <w:spacing w:before="160" w:after="60"/>
+        <w:spacing w:before="160" w:after="60" w:line="240" w:lineRule="auto"/>
         <w:outlineLvl w:val="2"/>
       </w:pPr>
       <w:r>
         <w:rPr>
           <w:sz w:val="22"/>
         </w:rPr>
-        <w:t>19.4.2 Docker Compose para SD WebUI</w:t>
+        <w:t>14.4.2 Docker Compose para SD WebUI</w:t>
       </w:r>
     </w:p>
     <w:tbl>
@@ -5033,14 +5033,14 @@
       <w:pPr>
         <w:pStyle w:val="Endure-Subhead"/>
         <w:keepNext/>
-        <w:spacing w:before="160" w:after="60"/>
+        <w:spacing w:before="160" w:after="60" w:line="240" w:lineRule="auto"/>
         <w:outlineLvl w:val="2"/>
       </w:pPr>
       <w:r>
         <w:rPr>
           <w:sz w:val="22"/>
         </w:rPr>
-        <w:t>19.4.3 Arrancar SD WebUI</w:t>
+        <w:t>14.4.3 Arrancar SD WebUI</w:t>
       </w:r>
     </w:p>
     <w:tbl>
@@ -5277,20 +5277,20 @@
       <w:pPr>
         <w:pStyle w:val="Endure-Subhead"/>
         <w:keepNext/>
-        <w:spacing w:before="160" w:after="60"/>
+        <w:spacing w:before="160" w:after="60" w:line="240" w:lineRule="auto"/>
         <w:outlineLvl w:val="2"/>
       </w:pPr>
       <w:r>
         <w:rPr>
           <w:sz w:val="22"/>
         </w:rPr>
-        <w:t>19.4.4 Primera Imagen en SD WebUI</w:t>
+        <w:t>14.4.4 Primera Imagen en SD WebUI</w:t>
       </w:r>
     </w:p>
     <w:p>
       <w:pPr>
         <w:pStyle w:val="Endure-FirstParagraphBodyText"/>
-        <w:spacing w:before="100" w:after="100"/>
+        <w:spacing w:before="100" w:after="100" w:line="240" w:lineRule="auto"/>
       </w:pPr>
       <w:r>
         <w:rPr>
@@ -5315,7 +5315,7 @@
     <w:p>
       <w:pPr>
         <w:pStyle w:val="Endure-ChapterBodyText"/>
-        <w:spacing w:before="40" w:after="40"/>
+        <w:spacing w:before="40" w:after="40" w:line="240" w:lineRule="auto"/>
         <w:ind w:left="360" w:hanging="216"/>
       </w:pPr>
       <w:r>
@@ -5341,7 +5341,7 @@
     <w:p>
       <w:pPr>
         <w:pStyle w:val="Endure-ChapterBodyText"/>
-        <w:spacing w:before="40" w:after="40"/>
+        <w:spacing w:before="40" w:after="40" w:line="240" w:lineRule="auto"/>
         <w:ind w:left="360" w:hanging="216"/>
       </w:pPr>
       <w:r>
@@ -5374,7 +5374,7 @@
     <w:p>
       <w:pPr>
         <w:pStyle w:val="Endure-ChapterBodyText"/>
-        <w:spacing w:before="40" w:after="40"/>
+        <w:spacing w:before="40" w:after="40" w:line="240" w:lineRule="auto"/>
         <w:ind w:left="360" w:hanging="216"/>
       </w:pPr>
       <w:r>
@@ -5407,7 +5407,7 @@
     <w:p>
       <w:pPr>
         <w:pStyle w:val="Endure-ChapterBodyText"/>
-        <w:spacing w:before="40" w:after="40"/>
+        <w:spacing w:before="40" w:after="40" w:line="240" w:lineRule="auto"/>
         <w:ind w:left="360" w:hanging="216"/>
       </w:pPr>
       <w:r>
@@ -5433,7 +5433,7 @@
     <w:p>
       <w:pPr>
         <w:pStyle w:val="Endure-ChapterBodyText"/>
-        <w:spacing w:before="40" w:after="40"/>
+        <w:spacing w:before="40" w:after="40" w:line="240" w:lineRule="auto"/>
         <w:ind w:left="360" w:hanging="216"/>
       </w:pPr>
       <w:r>
@@ -5459,7 +5459,7 @@
     <w:p>
       <w:pPr>
         <w:pStyle w:val="Endure-ChapterBodyText"/>
-        <w:spacing w:before="40" w:after="40"/>
+        <w:spacing w:before="40" w:after="40" w:line="240" w:lineRule="auto"/>
         <w:ind w:left="360" w:hanging="216"/>
       </w:pPr>
       <w:r>
@@ -5485,7 +5485,7 @@
     <w:p>
       <w:pPr>
         <w:pStyle w:val="Endure-ChapterBodyText"/>
-        <w:spacing w:before="40" w:after="40"/>
+        <w:spacing w:before="40" w:after="40" w:line="240" w:lineRule="auto"/>
         <w:ind w:left="360" w:hanging="216"/>
       </w:pPr>
       <w:r>
@@ -5511,7 +5511,7 @@
     <w:p>
       <w:pPr>
         <w:pStyle w:val="Endure-ChapterBodyText"/>
-        <w:spacing w:before="40" w:after="40"/>
+        <w:spacing w:before="40" w:after="40" w:line="240" w:lineRule="auto"/>
         <w:ind w:left="360" w:hanging="216"/>
       </w:pPr>
       <w:r>
@@ -5542,7 +5542,7 @@
     <w:p>
       <w:pPr>
         <w:pStyle w:val="Endure-ChapterBodyText"/>
-        <w:spacing w:before="100" w:after="100"/>
+        <w:spacing w:before="100" w:after="100" w:line="240" w:lineRule="auto"/>
       </w:pPr>
       <w:r>
         <w:rPr>
@@ -5555,7 +5555,7 @@
     <w:p>
       <w:pPr>
         <w:pStyle w:val="Endure-ChapterBodyText"/>
-        <w:spacing w:before="40" w:after="40"/>
+        <w:spacing w:before="40" w:after="40" w:line="240" w:lineRule="auto"/>
         <w:ind w:left="360" w:hanging="216"/>
       </w:pPr>
       <w:r>
@@ -5574,7 +5574,7 @@
     <w:p>
       <w:pPr>
         <w:pStyle w:val="Endure-ChapterBodyText"/>
-        <w:spacing w:before="40" w:after="40"/>
+        <w:spacing w:before="40" w:after="40" w:line="240" w:lineRule="auto"/>
         <w:ind w:left="360" w:hanging="216"/>
       </w:pPr>
       <w:r>
@@ -5599,20 +5599,20 @@
       <w:pPr>
         <w:pStyle w:val="Endure-Subhead"/>
         <w:keepNext/>
-        <w:spacing w:before="240" w:after="60"/>
+        <w:spacing w:before="240" w:after="60" w:line="240" w:lineRule="auto"/>
         <w:outlineLvl w:val="1"/>
       </w:pPr>
       <w:r>
         <w:rPr>
           <w:sz w:val="24"/>
         </w:rPr>
-        <w:t>19.5 Modelos SDXL para Mayor Calidad</w:t>
+        <w:t>14.5 Modelos SDXL para Mayor Calidad</w:t>
       </w:r>
     </w:p>
     <w:p>
       <w:pPr>
         <w:pStyle w:val="Endure-FirstParagraphBodyText"/>
-        <w:spacing w:before="100" w:after="100"/>
+        <w:spacing w:before="100" w:after="100" w:line="240" w:lineRule="auto"/>
       </w:pPr>
       <w:r>
         <w:rPr>
@@ -5625,14 +5625,14 @@
       <w:pPr>
         <w:pStyle w:val="Endure-Subhead"/>
         <w:keepNext/>
-        <w:spacing w:before="160" w:after="60"/>
+        <w:spacing w:before="160" w:after="60" w:line="240" w:lineRule="auto"/>
         <w:outlineLvl w:val="2"/>
       </w:pPr>
       <w:r>
         <w:rPr>
           <w:sz w:val="22"/>
         </w:rPr>
-        <w:t>19.5.1 Descargar SDXL Base</w:t>
+        <w:t>14.5.1 Descargar SDXL Base</w:t>
       </w:r>
     </w:p>
     <w:tbl>
@@ -5803,14 +5803,14 @@
       <w:pPr>
         <w:pStyle w:val="Endure-Subhead"/>
         <w:keepNext/>
-        <w:spacing w:before="160" w:after="60"/>
+        <w:spacing w:before="160" w:after="60" w:line="240" w:lineRule="auto"/>
         <w:outlineLvl w:val="2"/>
       </w:pPr>
       <w:r>
         <w:rPr>
           <w:sz w:val="22"/>
         </w:rPr>
-        <w:t>19.5.2 Modelos Recomendados por Caso de Uso</w:t>
+        <w:t>14.5.2 Modelos Recomendados por Caso de Uso</w:t>
       </w:r>
     </w:p>
     <w:tbl>
@@ -5850,7 +5850,7 @@
           </w:tcPr>
           <w:p>
             <w:pPr>
-              <w:spacing w:before="0" w:after="0"/>
+              <w:spacing w:before="0" w:after="0" w:line="240" w:lineRule="auto"/>
               <w:jc w:val="center"/>
             </w:pPr>
             <w:r>
@@ -5883,7 +5883,7 @@
           </w:tcPr>
           <w:p>
             <w:pPr>
-              <w:spacing w:before="0" w:after="0"/>
+              <w:spacing w:before="0" w:after="0" w:line="240" w:lineRule="auto"/>
               <w:jc w:val="center"/>
             </w:pPr>
             <w:r>
@@ -5916,7 +5916,7 @@
           </w:tcPr>
           <w:p>
             <w:pPr>
-              <w:spacing w:before="0" w:after="0"/>
+              <w:spacing w:before="0" w:after="0" w:line="240" w:lineRule="auto"/>
               <w:jc w:val="center"/>
             </w:pPr>
             <w:r>
@@ -5949,7 +5949,7 @@
           </w:tcPr>
           <w:p>
             <w:pPr>
-              <w:spacing w:before="0" w:after="0"/>
+              <w:spacing w:before="0" w:after="0" w:line="240" w:lineRule="auto"/>
               <w:jc w:val="center"/>
             </w:pPr>
             <w:r>
@@ -5987,7 +5987,7 @@
           </w:tcPr>
           <w:p>
             <w:pPr>
-              <w:spacing w:before="0" w:after="0"/>
+              <w:spacing w:before="0" w:after="0" w:line="240" w:lineRule="auto"/>
               <w:jc w:val="center"/>
             </w:pPr>
             <w:r>
@@ -6018,7 +6018,7 @@
           </w:tcPr>
           <w:p>
             <w:pPr>
-              <w:spacing w:before="0" w:after="0"/>
+              <w:spacing w:before="0" w:after="0" w:line="240" w:lineRule="auto"/>
               <w:jc w:val="center"/>
             </w:pPr>
             <w:r>
@@ -6049,7 +6049,7 @@
           </w:tcPr>
           <w:p>
             <w:pPr>
-              <w:spacing w:before="0" w:after="0"/>
+              <w:spacing w:before="0" w:after="0" w:line="240" w:lineRule="auto"/>
               <w:jc w:val="center"/>
             </w:pPr>
             <w:r>
@@ -6080,7 +6080,7 @@
           </w:tcPr>
           <w:p>
             <w:pPr>
-              <w:spacing w:before="0" w:after="0"/>
+              <w:spacing w:before="0" w:after="0" w:line="240" w:lineRule="auto"/>
               <w:jc w:val="center"/>
             </w:pPr>
             <w:r>
@@ -6116,7 +6116,7 @@
           </w:tcPr>
           <w:p>
             <w:pPr>
-              <w:spacing w:before="0" w:after="0"/>
+              <w:spacing w:before="0" w:after="0" w:line="240" w:lineRule="auto"/>
               <w:jc w:val="center"/>
             </w:pPr>
             <w:r>
@@ -6147,7 +6147,7 @@
           </w:tcPr>
           <w:p>
             <w:pPr>
-              <w:spacing w:before="0" w:after="0"/>
+              <w:spacing w:before="0" w:after="0" w:line="240" w:lineRule="auto"/>
               <w:jc w:val="center"/>
             </w:pPr>
             <w:r>
@@ -6178,7 +6178,7 @@
           </w:tcPr>
           <w:p>
             <w:pPr>
-              <w:spacing w:before="0" w:after="0"/>
+              <w:spacing w:before="0" w:after="0" w:line="240" w:lineRule="auto"/>
               <w:jc w:val="center"/>
             </w:pPr>
             <w:r>
@@ -6209,7 +6209,7 @@
           </w:tcPr>
           <w:p>
             <w:pPr>
-              <w:spacing w:before="0" w:after="0"/>
+              <w:spacing w:before="0" w:after="0" w:line="240" w:lineRule="auto"/>
               <w:jc w:val="center"/>
             </w:pPr>
             <w:r>
@@ -6245,7 +6245,7 @@
           </w:tcPr>
           <w:p>
             <w:pPr>
-              <w:spacing w:before="0" w:after="0"/>
+              <w:spacing w:before="0" w:after="0" w:line="240" w:lineRule="auto"/>
               <w:jc w:val="center"/>
             </w:pPr>
             <w:r>
@@ -6276,7 +6276,7 @@
           </w:tcPr>
           <w:p>
             <w:pPr>
-              <w:spacing w:before="0" w:after="0"/>
+              <w:spacing w:before="0" w:after="0" w:line="240" w:lineRule="auto"/>
               <w:jc w:val="center"/>
             </w:pPr>
             <w:r>
@@ -6307,7 +6307,7 @@
           </w:tcPr>
           <w:p>
             <w:pPr>
-              <w:spacing w:before="0" w:after="0"/>
+              <w:spacing w:before="0" w:after="0" w:line="240" w:lineRule="auto"/>
               <w:jc w:val="center"/>
             </w:pPr>
             <w:r>
@@ -6338,7 +6338,7 @@
           </w:tcPr>
           <w:p>
             <w:pPr>
-              <w:spacing w:before="0" w:after="0"/>
+              <w:spacing w:before="0" w:after="0" w:line="240" w:lineRule="auto"/>
               <w:jc w:val="center"/>
             </w:pPr>
             <w:r>
@@ -6374,7 +6374,7 @@
           </w:tcPr>
           <w:p>
             <w:pPr>
-              <w:spacing w:before="0" w:after="0"/>
+              <w:spacing w:before="0" w:after="0" w:line="240" w:lineRule="auto"/>
               <w:jc w:val="center"/>
             </w:pPr>
             <w:r>
@@ -6405,7 +6405,7 @@
           </w:tcPr>
           <w:p>
             <w:pPr>
-              <w:spacing w:before="0" w:after="0"/>
+              <w:spacing w:before="0" w:after="0" w:line="240" w:lineRule="auto"/>
               <w:jc w:val="center"/>
             </w:pPr>
             <w:r>
@@ -6436,7 +6436,7 @@
           </w:tcPr>
           <w:p>
             <w:pPr>
-              <w:spacing w:before="0" w:after="0"/>
+              <w:spacing w:before="0" w:after="0" w:line="240" w:lineRule="auto"/>
               <w:jc w:val="center"/>
             </w:pPr>
             <w:r>
@@ -6467,7 +6467,7 @@
           </w:tcPr>
           <w:p>
             <w:pPr>
-              <w:spacing w:before="0" w:after="0"/>
+              <w:spacing w:before="0" w:after="0" w:line="240" w:lineRule="auto"/>
               <w:jc w:val="center"/>
             </w:pPr>
             <w:r>
@@ -6503,7 +6503,7 @@
           </w:tcPr>
           <w:p>
             <w:pPr>
-              <w:spacing w:before="0" w:after="0"/>
+              <w:spacing w:before="0" w:after="0" w:line="240" w:lineRule="auto"/>
               <w:jc w:val="center"/>
             </w:pPr>
             <w:r>
@@ -6534,7 +6534,7 @@
           </w:tcPr>
           <w:p>
             <w:pPr>
-              <w:spacing w:before="0" w:after="0"/>
+              <w:spacing w:before="0" w:after="0" w:line="240" w:lineRule="auto"/>
               <w:jc w:val="center"/>
             </w:pPr>
             <w:r>
@@ -6565,7 +6565,7 @@
           </w:tcPr>
           <w:p>
             <w:pPr>
-              <w:spacing w:before="0" w:after="0"/>
+              <w:spacing w:before="0" w:after="0" w:line="240" w:lineRule="auto"/>
               <w:jc w:val="center"/>
             </w:pPr>
             <w:r>
@@ -6596,7 +6596,7 @@
           </w:tcPr>
           <w:p>
             <w:pPr>
-              <w:spacing w:before="0" w:after="0"/>
+              <w:spacing w:before="0" w:after="0" w:line="240" w:lineRule="auto"/>
               <w:jc w:val="center"/>
             </w:pPr>
             <w:r>
@@ -6670,20 +6670,20 @@
       <w:pPr>
         <w:pStyle w:val="Endure-Subhead"/>
         <w:keepNext/>
-        <w:spacing w:before="240" w:after="60"/>
+        <w:spacing w:before="240" w:after="60" w:line="240" w:lineRule="auto"/>
         <w:outlineLvl w:val="1"/>
       </w:pPr>
       <w:r>
         <w:rPr>
           <w:sz w:val="24"/>
         </w:rPr>
-        <w:t>19.6 Generación de Imágenes de Estilo Anime</w:t>
+        <w:t>14.6 Generación de Imágenes de Estilo Anime</w:t>
       </w:r>
     </w:p>
     <w:p>
       <w:pPr>
         <w:pStyle w:val="Endure-FirstParagraphBodyText"/>
-        <w:spacing w:before="100" w:after="100"/>
+        <w:spacing w:before="100" w:after="100" w:line="240" w:lineRule="auto"/>
       </w:pPr>
       <w:r>
         <w:rPr>
@@ -6696,14 +6696,14 @@
       <w:pPr>
         <w:pStyle w:val="Endure-Subhead"/>
         <w:keepNext/>
-        <w:spacing w:before="160" w:after="60"/>
+        <w:spacing w:before="160" w:after="60" w:line="240" w:lineRule="auto"/>
         <w:outlineLvl w:val="2"/>
       </w:pPr>
       <w:r>
         <w:rPr>
           <w:sz w:val="22"/>
         </w:rPr>
-        <w:t>19.6.1 Descargar Modelo de Anime</w:t>
+        <w:t>14.6.1 Descargar Modelo de Anime</w:t>
       </w:r>
     </w:p>
     <w:tbl>
@@ -6857,20 +6857,20 @@
       <w:pPr>
         <w:pStyle w:val="Endure-Subhead"/>
         <w:keepNext/>
-        <w:spacing w:before="160" w:after="60"/>
+        <w:spacing w:before="160" w:after="60" w:line="240" w:lineRule="auto"/>
         <w:outlineLvl w:val="2"/>
       </w:pPr>
       <w:r>
         <w:rPr>
           <w:sz w:val="22"/>
         </w:rPr>
-        <w:t>19.6.2 Prompts y Parámetros para Anime</w:t>
+        <w:t>14.6.2 Prompts y Parámetros para Anime</w:t>
       </w:r>
     </w:p>
     <w:p>
       <w:pPr>
         <w:pStyle w:val="Endure-FirstParagraphBodyText"/>
-        <w:spacing w:before="100" w:after="100"/>
+        <w:spacing w:before="100" w:after="100" w:line="240" w:lineRule="auto"/>
       </w:pPr>
       <w:r>
         <w:rPr>
@@ -7111,14 +7111,14 @@
       <w:pPr>
         <w:pStyle w:val="Endure-Subhead"/>
         <w:keepNext/>
-        <w:spacing w:before="160" w:after="60"/>
+        <w:spacing w:before="160" w:after="60" w:line="240" w:lineRule="auto"/>
         <w:outlineLvl w:val="2"/>
       </w:pPr>
       <w:r>
         <w:rPr>
           <w:sz w:val="22"/>
         </w:rPr>
-        <w:t>19.6.3 Script API para Generación en Lote</w:t>
+        <w:t>14.6.3 Script API para Generación en Lote</w:t>
       </w:r>
     </w:p>
     <w:tbl>
@@ -8021,20 +8021,20 @@
       <w:pPr>
         <w:pStyle w:val="Endure-Subhead"/>
         <w:keepNext/>
-        <w:spacing w:before="240" w:after="60"/>
+        <w:spacing w:before="240" w:after="60" w:line="240" w:lineRule="auto"/>
         <w:outlineLvl w:val="1"/>
       </w:pPr>
       <w:r>
         <w:rPr>
           <w:sz w:val="24"/>
         </w:rPr>
-        <w:t>19.7 Generación de Video con AnimateDiff</w:t>
+        <w:t>14.7 Generación de Video con AnimateDiff</w:t>
       </w:r>
     </w:p>
     <w:p>
       <w:pPr>
         <w:pStyle w:val="Endure-FirstParagraphBodyText"/>
-        <w:spacing w:before="100" w:after="100"/>
+        <w:spacing w:before="100" w:after="100" w:line="240" w:lineRule="auto"/>
       </w:pPr>
       <w:r>
         <w:rPr>
@@ -8060,20 +8060,20 @@
       <w:pPr>
         <w:pStyle w:val="Endure-Subhead"/>
         <w:keepNext/>
-        <w:spacing w:before="160" w:after="60"/>
+        <w:spacing w:before="160" w:after="60" w:line="240" w:lineRule="auto"/>
         <w:outlineLvl w:val="2"/>
       </w:pPr>
       <w:r>
         <w:rPr>
           <w:sz w:val="22"/>
         </w:rPr>
-        <w:t>19.7.1 Requisitos de Memoria para AnimateDiff</w:t>
+        <w:t>14.7.1 Requisitos de Memoria para AnimateDiff</w:t>
       </w:r>
     </w:p>
     <w:p>
       <w:pPr>
         <w:pStyle w:val="Endure-FirstParagraphBodyText"/>
-        <w:spacing w:before="100" w:after="100"/>
+        <w:spacing w:before="100" w:after="100" w:line="240" w:lineRule="auto"/>
       </w:pPr>
       <w:r>
         <w:rPr>
@@ -8118,7 +8118,7 @@
           </w:tcPr>
           <w:p>
             <w:pPr>
-              <w:spacing w:before="0" w:after="0"/>
+              <w:spacing w:before="0" w:after="0" w:line="240" w:lineRule="auto"/>
               <w:jc w:val="center"/>
             </w:pPr>
             <w:r>
@@ -8151,7 +8151,7 @@
           </w:tcPr>
           <w:p>
             <w:pPr>
-              <w:spacing w:before="0" w:after="0"/>
+              <w:spacing w:before="0" w:after="0" w:line="240" w:lineRule="auto"/>
               <w:jc w:val="center"/>
             </w:pPr>
             <w:r>
@@ -8184,7 +8184,7 @@
           </w:tcPr>
           <w:p>
             <w:pPr>
-              <w:spacing w:before="0" w:after="0"/>
+              <w:spacing w:before="0" w:after="0" w:line="240" w:lineRule="auto"/>
               <w:jc w:val="center"/>
             </w:pPr>
             <w:r>
@@ -8222,7 +8222,7 @@
           </w:tcPr>
           <w:p>
             <w:pPr>
-              <w:spacing w:before="0" w:after="0"/>
+              <w:spacing w:before="0" w:after="0" w:line="240" w:lineRule="auto"/>
               <w:jc w:val="center"/>
             </w:pPr>
             <w:r>
@@ -8253,7 +8253,7 @@
           </w:tcPr>
           <w:p>
             <w:pPr>
-              <w:spacing w:before="0" w:after="0"/>
+              <w:spacing w:before="0" w:after="0" w:line="240" w:lineRule="auto"/>
               <w:jc w:val="center"/>
             </w:pPr>
             <w:r>
@@ -8284,7 +8284,7 @@
           </w:tcPr>
           <w:p>
             <w:pPr>
-              <w:spacing w:before="0" w:after="0"/>
+              <w:spacing w:before="0" w:after="0" w:line="240" w:lineRule="auto"/>
               <w:jc w:val="center"/>
             </w:pPr>
             <w:r>
@@ -8320,7 +8320,7 @@
           </w:tcPr>
           <w:p>
             <w:pPr>
-              <w:spacing w:before="0" w:after="0"/>
+              <w:spacing w:before="0" w:after="0" w:line="240" w:lineRule="auto"/>
               <w:jc w:val="center"/>
             </w:pPr>
             <w:r>
@@ -8351,7 +8351,7 @@
           </w:tcPr>
           <w:p>
             <w:pPr>
-              <w:spacing w:before="0" w:after="0"/>
+              <w:spacing w:before="0" w:after="0" w:line="240" w:lineRule="auto"/>
               <w:jc w:val="center"/>
             </w:pPr>
             <w:r>
@@ -8382,7 +8382,7 @@
           </w:tcPr>
           <w:p>
             <w:pPr>
-              <w:spacing w:before="0" w:after="0"/>
+              <w:spacing w:before="0" w:after="0" w:line="240" w:lineRule="auto"/>
               <w:jc w:val="center"/>
             </w:pPr>
             <w:r>
@@ -8418,7 +8418,7 @@
           </w:tcPr>
           <w:p>
             <w:pPr>
-              <w:spacing w:before="0" w:after="0"/>
+              <w:spacing w:before="0" w:after="0" w:line="240" w:lineRule="auto"/>
               <w:jc w:val="center"/>
             </w:pPr>
             <w:r>
@@ -8449,7 +8449,7 @@
           </w:tcPr>
           <w:p>
             <w:pPr>
-              <w:spacing w:before="0" w:after="0"/>
+              <w:spacing w:before="0" w:after="0" w:line="240" w:lineRule="auto"/>
               <w:jc w:val="center"/>
             </w:pPr>
             <w:r>
@@ -8480,7 +8480,7 @@
           </w:tcPr>
           <w:p>
             <w:pPr>
-              <w:spacing w:before="0" w:after="0"/>
+              <w:spacing w:before="0" w:after="0" w:line="240" w:lineRule="auto"/>
               <w:jc w:val="center"/>
             </w:pPr>
             <w:r>
@@ -8564,14 +8564,14 @@
       <w:pPr>
         <w:pStyle w:val="Endure-Subhead"/>
         <w:keepNext/>
-        <w:spacing w:before="160" w:after="60"/>
+        <w:spacing w:before="160" w:after="60" w:line="240" w:lineRule="auto"/>
         <w:outlineLvl w:val="2"/>
       </w:pPr>
       <w:r>
         <w:rPr>
           <w:sz w:val="22"/>
         </w:rPr>
-        <w:t>19.7.2 Descargar el Motion Module de AnimateDiff</w:t>
+        <w:t>14.7.2 Descargar el Motion Module de AnimateDiff</w:t>
       </w:r>
     </w:p>
     <w:tbl>
@@ -8725,14 +8725,14 @@
       <w:pPr>
         <w:pStyle w:val="Endure-Subhead"/>
         <w:keepNext/>
-        <w:spacing w:before="160" w:after="60"/>
+        <w:spacing w:before="160" w:after="60" w:line="240" w:lineRule="auto"/>
         <w:outlineLvl w:val="2"/>
       </w:pPr>
       <w:r>
         <w:rPr>
           <w:sz w:val="22"/>
         </w:rPr>
-        <w:t>19.7.3 Instalar el Nodo AnimateDiff en ComfyUI</w:t>
+        <w:t>14.7.3 Instalar el Nodo AnimateDiff en ComfyUI</w:t>
       </w:r>
     </w:p>
     <w:tbl>
@@ -9096,20 +9096,20 @@
       <w:pPr>
         <w:pStyle w:val="Endure-Subhead"/>
         <w:keepNext/>
-        <w:spacing w:before="160" w:after="60"/>
+        <w:spacing w:before="160" w:after="60" w:line="240" w:lineRule="auto"/>
         <w:outlineLvl w:val="2"/>
       </w:pPr>
       <w:r>
         <w:rPr>
           <w:sz w:val="22"/>
         </w:rPr>
-        <w:t>19.7.4 Workflow de AnimateDiff via API</w:t>
+        <w:t>14.7.4 Workflow de AnimateDiff via API</w:t>
       </w:r>
     </w:p>
     <w:p>
       <w:pPr>
         <w:pStyle w:val="Endure-FirstParagraphBodyText"/>
-        <w:spacing w:before="100" w:after="100"/>
+        <w:spacing w:before="100" w:after="100" w:line="240" w:lineRule="auto"/>
       </w:pPr>
       <w:r>
         <w:rPr>
@@ -11138,14 +11138,14 @@
       <w:pPr>
         <w:pStyle w:val="Endure-Subhead"/>
         <w:keepNext/>
-        <w:spacing w:before="160" w:after="60"/>
+        <w:spacing w:before="160" w:after="60" w:line="240" w:lineRule="auto"/>
         <w:outlineLvl w:val="2"/>
       </w:pPr>
       <w:r>
         <w:rPr>
           <w:sz w:val="22"/>
         </w:rPr>
-        <w:t>19.7.5 Convertir el Video a GIF para Compartir</w:t>
+        <w:t>14.7.5 Convertir el Video a GIF para Compartir</w:t>
       </w:r>
     </w:p>
     <w:tbl>
@@ -11482,20 +11482,20 @@
       <w:pPr>
         <w:pStyle w:val="Endure-Subhead"/>
         <w:keepNext/>
-        <w:spacing w:before="240" w:after="60"/>
+        <w:spacing w:before="240" w:after="60" w:line="240" w:lineRule="auto"/>
         <w:outlineLvl w:val="1"/>
       </w:pPr>
       <w:r>
         <w:rPr>
           <w:sz w:val="24"/>
         </w:rPr>
-        <w:t>19.8 PixArt-Alpha y Alternativas Ligeras</w:t>
+        <w:t>14.8 PixArt-Alpha y Alternativas Ligeras</w:t>
       </w:r>
     </w:p>
     <w:p>
       <w:pPr>
         <w:pStyle w:val="Endure-FirstParagraphBodyText"/>
-        <w:spacing w:before="100" w:after="100"/>
+        <w:spacing w:before="100" w:after="100" w:line="240" w:lineRule="auto"/>
       </w:pPr>
       <w:r>
         <w:rPr>
@@ -11508,14 +11508,14 @@
       <w:pPr>
         <w:pStyle w:val="Endure-Subhead"/>
         <w:keepNext/>
-        <w:spacing w:before="160" w:after="60"/>
+        <w:spacing w:before="160" w:after="60" w:line="240" w:lineRule="auto"/>
         <w:outlineLvl w:val="2"/>
       </w:pPr>
       <w:r>
         <w:rPr>
           <w:sz w:val="22"/>
         </w:rPr>
-        <w:t>19.8.1 Generación con PixArt via Diffusers</w:t>
+        <w:t>14.8.1 Generación con PixArt via Diffusers</w:t>
       </w:r>
     </w:p>
     <w:tbl>
@@ -12649,14 +12649,14 @@
       <w:pPr>
         <w:pStyle w:val="Endure-Subhead"/>
         <w:keepNext/>
-        <w:spacing w:before="240" w:after="60"/>
+        <w:spacing w:before="240" w:after="60" w:line="240" w:lineRule="auto"/>
         <w:outlineLvl w:val="1"/>
       </w:pPr>
       <w:r>
         <w:rPr>
           <w:sz w:val="24"/>
         </w:rPr>
-        <w:t>19.9 Aliases y Scripts de Gestión</w:t>
+        <w:t>14.9 Aliases y Scripts de Gestión</w:t>
       </w:r>
     </w:p>
     <w:tbl>
@@ -13267,14 +13267,14 @@
       <w:pPr>
         <w:pStyle w:val="Endure-Subhead"/>
         <w:keepNext/>
-        <w:spacing w:before="160" w:after="60"/>
+        <w:spacing w:before="160" w:after="60" w:line="240" w:lineRule="auto"/>
         <w:outlineLvl w:val="2"/>
       </w:pPr>
       <w:r>
         <w:rPr>
           <w:sz w:val="22"/>
         </w:rPr>
-        <w:t>19.9.1 Script de Estado General</w:t>
+        <w:t>14.9.1 Script de Estado General</w:t>
       </w:r>
     </w:p>
     <w:tbl>
@@ -14103,20 +14103,20 @@
       <w:pPr>
         <w:pStyle w:val="Endure-Subhead"/>
         <w:keepNext/>
-        <w:spacing w:before="240" w:after="60"/>
+        <w:spacing w:before="240" w:after="60" w:line="240" w:lineRule="auto"/>
         <w:outlineLvl w:val="1"/>
       </w:pPr>
       <w:r>
         <w:rPr>
           <w:sz w:val="24"/>
         </w:rPr>
-        <w:t>19.10 Monitoreo Durante la Generación</w:t>
+        <w:t>14.10 Monitoreo Durante la Generación</w:t>
       </w:r>
     </w:p>
     <w:p>
       <w:pPr>
         <w:pStyle w:val="Endure-FirstParagraphBodyText"/>
-        <w:spacing w:before="100" w:after="100"/>
+        <w:spacing w:before="100" w:after="100" w:line="240" w:lineRule="auto"/>
       </w:pPr>
       <w:r>
         <w:rPr>
@@ -14566,14 +14566,14 @@
       <w:pPr>
         <w:pStyle w:val="Endure-Subhead"/>
         <w:keepNext/>
-        <w:spacing w:before="160" w:after="60"/>
+        <w:spacing w:before="160" w:after="60" w:line="240" w:lineRule="auto"/>
         <w:outlineLvl w:val="2"/>
       </w:pPr>
       <w:r>
         <w:rPr>
           <w:sz w:val="22"/>
         </w:rPr>
-        <w:t>19.10.1 Script de Pre-vuelo para Generación</w:t>
+        <w:t>14.10.1 Script de Pre-vuelo para Generación</w:t>
       </w:r>
     </w:p>
     <w:tbl>
@@ -15372,21 +15372,21 @@
       <w:pPr>
         <w:pStyle w:val="Endure-Subhead"/>
         <w:keepNext/>
-        <w:spacing w:before="240" w:after="60"/>
+        <w:spacing w:before="240" w:after="60" w:line="240" w:lineRule="auto"/>
         <w:outlineLvl w:val="1"/>
       </w:pPr>
       <w:r>
         <w:rPr>
           <w:sz w:val="24"/>
         </w:rPr>
-        <w:t>19.11 Resolución de Problemas Frecuentes</w:t>
+        <w:t>14.11 Resolución de Problemas Frecuentes</w:t>
       </w:r>
     </w:p>
     <w:p>
       <w:pPr>
         <w:pStyle w:val="Endure-Subhead"/>
         <w:keepNext/>
-        <w:spacing w:before="160" w:after="60"/>
+        <w:spacing w:before="160" w:after="60" w:line="240" w:lineRule="auto"/>
         <w:outlineLvl w:val="2"/>
       </w:pPr>
       <w:r>
@@ -15580,7 +15580,7 @@
       <w:pPr>
         <w:pStyle w:val="Endure-Subhead"/>
         <w:keepNext/>
-        <w:spacing w:before="160" w:after="60"/>
+        <w:spacing w:before="160" w:after="60" w:line="240" w:lineRule="auto"/>
         <w:outlineLvl w:val="2"/>
       </w:pPr>
       <w:r>
@@ -15740,7 +15740,7 @@
       <w:pPr>
         <w:pStyle w:val="Endure-Subhead"/>
         <w:keepNext/>
-        <w:spacing w:before="160" w:after="60"/>
+        <w:spacing w:before="160" w:after="60" w:line="240" w:lineRule="auto"/>
         <w:outlineLvl w:val="2"/>
       </w:pPr>
       <w:r>
@@ -15883,7 +15883,7 @@
       <w:pPr>
         <w:pStyle w:val="Endure-Subhead"/>
         <w:keepNext/>
-        <w:spacing w:before="160" w:after="60"/>
+        <w:spacing w:before="160" w:after="60" w:line="240" w:lineRule="auto"/>
         <w:outlineLvl w:val="2"/>
       </w:pPr>
       <w:r>
@@ -16028,20 +16028,20 @@
       <w:pPr>
         <w:pStyle w:val="Endure-Subhead"/>
         <w:keepNext/>
-        <w:spacing w:before="240" w:after="60"/>
+        <w:spacing w:before="240" w:after="60" w:line="240" w:lineRule="auto"/>
         <w:outlineLvl w:val="1"/>
       </w:pPr>
       <w:r>
         <w:rPr>
           <w:sz w:val="24"/>
         </w:rPr>
-        <w:t>19.12 Resumen del Capítulo</w:t>
+        <w:t>14.12 Resumen del Capítulo</w:t>
       </w:r>
     </w:p>
     <w:p>
       <w:pPr>
         <w:pStyle w:val="Endure-FirstParagraphBodyText"/>
-        <w:spacing w:before="100" w:after="100"/>
+        <w:spacing w:before="100" w:after="100" w:line="240" w:lineRule="auto"/>
       </w:pPr>
       <w:r>
         <w:rPr>
@@ -16087,7 +16087,7 @@
           </w:tcPr>
           <w:p>
             <w:pPr>
-              <w:spacing w:before="0" w:after="0"/>
+              <w:spacing w:before="0" w:after="0" w:line="240" w:lineRule="auto"/>
               <w:jc w:val="center"/>
             </w:pPr>
             <w:r>
@@ -16120,7 +16120,7 @@
           </w:tcPr>
           <w:p>
             <w:pPr>
-              <w:spacing w:before="0" w:after="0"/>
+              <w:spacing w:before="0" w:after="0" w:line="240" w:lineRule="auto"/>
               <w:jc w:val="center"/>
             </w:pPr>
             <w:r>
@@ -16153,7 +16153,7 @@
           </w:tcPr>
           <w:p>
             <w:pPr>
-              <w:spacing w:before="0" w:after="0"/>
+              <w:spacing w:before="0" w:after="0" w:line="240" w:lineRule="auto"/>
               <w:jc w:val="center"/>
             </w:pPr>
             <w:r>
@@ -16186,7 +16186,7 @@
           </w:tcPr>
           <w:p>
             <w:pPr>
-              <w:spacing w:before="0" w:after="0"/>
+              <w:spacing w:before="0" w:after="0" w:line="240" w:lineRule="auto"/>
               <w:jc w:val="center"/>
             </w:pPr>
             <w:r>
@@ -16224,7 +16224,7 @@
           </w:tcPr>
           <w:p>
             <w:pPr>
-              <w:spacing w:before="0" w:after="0"/>
+              <w:spacing w:before="0" w:after="0" w:line="240" w:lineRule="auto"/>
               <w:jc w:val="center"/>
             </w:pPr>
             <w:r>
@@ -16255,7 +16255,7 @@
           </w:tcPr>
           <w:p>
             <w:pPr>
-              <w:spacing w:before="0" w:after="0"/>
+              <w:spacing w:before="0" w:after="0" w:line="240" w:lineRule="auto"/>
               <w:jc w:val="both"/>
             </w:pPr>
             <w:r>
@@ -16286,7 +16286,7 @@
           </w:tcPr>
           <w:p>
             <w:pPr>
-              <w:spacing w:before="0" w:after="0"/>
+              <w:spacing w:before="0" w:after="0" w:line="240" w:lineRule="auto"/>
               <w:jc w:val="center"/>
             </w:pPr>
             <w:r>
@@ -16317,7 +16317,7 @@
           </w:tcPr>
           <w:p>
             <w:pPr>
-              <w:spacing w:before="0" w:after="0"/>
+              <w:spacing w:before="0" w:after="0" w:line="240" w:lineRule="auto"/>
               <w:jc w:val="center"/>
             </w:pPr>
             <w:r>
@@ -16353,7 +16353,7 @@
           </w:tcPr>
           <w:p>
             <w:pPr>
-              <w:spacing w:before="0" w:after="0"/>
+              <w:spacing w:before="0" w:after="0" w:line="240" w:lineRule="auto"/>
               <w:jc w:val="center"/>
             </w:pPr>
             <w:r>
@@ -16384,7 +16384,7 @@
           </w:tcPr>
           <w:p>
             <w:pPr>
-              <w:spacing w:before="0" w:after="0"/>
+              <w:spacing w:before="0" w:after="0" w:line="240" w:lineRule="auto"/>
               <w:jc w:val="both"/>
             </w:pPr>
             <w:r>
@@ -16415,7 +16415,7 @@
           </w:tcPr>
           <w:p>
             <w:pPr>
-              <w:spacing w:before="0" w:after="0"/>
+              <w:spacing w:before="0" w:after="0" w:line="240" w:lineRule="auto"/>
               <w:jc w:val="center"/>
             </w:pPr>
             <w:r>
@@ -16446,7 +16446,7 @@
           </w:tcPr>
           <w:p>
             <w:pPr>
-              <w:spacing w:before="0" w:after="0"/>
+              <w:spacing w:before="0" w:after="0" w:line="240" w:lineRule="auto"/>
               <w:jc w:val="center"/>
             </w:pPr>
             <w:r>
@@ -16482,7 +16482,7 @@
           </w:tcPr>
           <w:p>
             <w:pPr>
-              <w:spacing w:before="0" w:after="0"/>
+              <w:spacing w:before="0" w:after="0" w:line="240" w:lineRule="auto"/>
               <w:jc w:val="center"/>
             </w:pPr>
             <w:r>
@@ -16513,7 +16513,7 @@
           </w:tcPr>
           <w:p>
             <w:pPr>
-              <w:spacing w:before="0" w:after="0"/>
+              <w:spacing w:before="0" w:after="0" w:line="240" w:lineRule="auto"/>
               <w:jc w:val="center"/>
             </w:pPr>
             <w:r>
@@ -16544,7 +16544,7 @@
           </w:tcPr>
           <w:p>
             <w:pPr>
-              <w:spacing w:before="0" w:after="0"/>
+              <w:spacing w:before="0" w:after="0" w:line="240" w:lineRule="auto"/>
               <w:jc w:val="center"/>
             </w:pPr>
             <w:r>
@@ -16575,7 +16575,7 @@
           </w:tcPr>
           <w:p>
             <w:pPr>
-              <w:spacing w:before="0" w:after="0"/>
+              <w:spacing w:before="0" w:after="0" w:line="240" w:lineRule="auto"/>
               <w:jc w:val="center"/>
             </w:pPr>
             <w:r>
@@ -16611,7 +16611,7 @@
           </w:tcPr>
           <w:p>
             <w:pPr>
-              <w:spacing w:before="0" w:after="0"/>
+              <w:spacing w:before="0" w:after="0" w:line="240" w:lineRule="auto"/>
               <w:jc w:val="center"/>
             </w:pPr>
             <w:r>
@@ -16642,7 +16642,7 @@
           </w:tcPr>
           <w:p>
             <w:pPr>
-              <w:spacing w:before="0" w:after="0"/>
+              <w:spacing w:before="0" w:after="0" w:line="240" w:lineRule="auto"/>
               <w:jc w:val="center"/>
             </w:pPr>
             <w:r>
@@ -16673,7 +16673,7 @@
           </w:tcPr>
           <w:p>
             <w:pPr>
-              <w:spacing w:before="0" w:after="0"/>
+              <w:spacing w:before="0" w:after="0" w:line="240" w:lineRule="auto"/>
               <w:jc w:val="center"/>
             </w:pPr>
             <w:r>
@@ -16704,7 +16704,7 @@
           </w:tcPr>
           <w:p>
             <w:pPr>
-              <w:spacing w:before="0" w:after="0"/>
+              <w:spacing w:before="0" w:after="0" w:line="240" w:lineRule="auto"/>
               <w:jc w:val="center"/>
             </w:pPr>
             <w:r>
@@ -16725,7 +16725,7 @@
     <w:p>
       <w:pPr>
         <w:pStyle w:val="Endure-ChapterBodyText"/>
-        <w:spacing w:before="100" w:after="100"/>
+        <w:spacing w:before="100" w:after="100" w:line="240" w:lineRule="auto"/>
       </w:pPr>
       <w:r>
         <w:rPr>
@@ -16738,7 +16738,7 @@
     <w:p>
       <w:pPr>
         <w:pStyle w:val="Endure-ChapterBodyText"/>
-        <w:spacing w:before="40" w:after="40"/>
+        <w:spacing w:before="40" w:after="40" w:line="240" w:lineRule="auto"/>
         <w:ind w:left="360" w:hanging="216"/>
       </w:pPr>
       <w:r>
@@ -16757,7 +16757,7 @@
     <w:p>
       <w:pPr>
         <w:pStyle w:val="Endure-ChapterBodyText"/>
-        <w:spacing w:before="40" w:after="40"/>
+        <w:spacing w:before="40" w:after="40" w:line="240" w:lineRule="auto"/>
         <w:ind w:left="360" w:hanging="216"/>
       </w:pPr>
       <w:r>
@@ -16776,7 +16776,7 @@
     <w:p>
       <w:pPr>
         <w:pStyle w:val="Endure-ChapterBodyText"/>
-        <w:spacing w:before="40" w:after="40"/>
+        <w:spacing w:before="40" w:after="40" w:line="240" w:lineRule="auto"/>
         <w:ind w:left="360" w:hanging="216"/>
       </w:pPr>
       <w:r>
@@ -16795,7 +16795,7 @@
     <w:p>
       <w:pPr>
         <w:pStyle w:val="Endure-ChapterBodyText"/>
-        <w:spacing w:before="40" w:after="40"/>
+        <w:spacing w:before="40" w:after="40" w:line="240" w:lineRule="auto"/>
         <w:ind w:left="360" w:hanging="216"/>
       </w:pPr>
       <w:r>
@@ -16814,7 +16814,7 @@
     <w:p>
       <w:pPr>
         <w:pStyle w:val="Endure-ChapterBodyText"/>
-        <w:spacing w:before="40" w:after="40"/>
+        <w:spacing w:before="40" w:after="40" w:line="240" w:lineRule="auto"/>
         <w:ind w:left="360" w:hanging="216"/>
       </w:pPr>
       <w:r>
@@ -16838,7 +16838,7 @@
     <w:p>
       <w:pPr>
         <w:pStyle w:val="Endure-ChapterBodyText"/>
-        <w:spacing w:before="100" w:after="100"/>
+        <w:spacing w:before="100" w:after="100" w:line="240" w:lineRule="auto"/>
       </w:pPr>
       <w:r>
         <w:rPr>
@@ -16851,7 +16851,7 @@
     <w:p>
       <w:pPr>
         <w:pStyle w:val="Endure-ChapterBodyText"/>
-        <w:spacing w:before="40" w:after="40"/>
+        <w:spacing w:before="40" w:after="40" w:line="240" w:lineRule="auto"/>
         <w:ind w:left="360" w:hanging="216"/>
       </w:pPr>
       <w:r>
@@ -16877,7 +16877,7 @@
     <w:p>
       <w:pPr>
         <w:pStyle w:val="Endure-ChapterBodyText"/>
-        <w:spacing w:before="40" w:after="40"/>
+        <w:spacing w:before="40" w:after="40" w:line="240" w:lineRule="auto"/>
         <w:ind w:left="360" w:hanging="216"/>
       </w:pPr>
       <w:r>
@@ -16909,7 +16909,7 @@
     <w:p>
       <w:pPr>
         <w:pStyle w:val="Endure-ChapterBodyText"/>
-        <w:spacing w:before="40" w:after="40"/>
+        <w:spacing w:before="40" w:after="40" w:line="240" w:lineRule="auto"/>
         <w:ind w:left="360" w:hanging="216"/>
       </w:pPr>
       <w:r>
@@ -16954,7 +16954,7 @@
     <w:p>
       <w:pPr>
         <w:pStyle w:val="Endure-ChapterBodyText"/>
-        <w:spacing w:before="40" w:after="40"/>
+        <w:spacing w:before="40" w:after="40" w:line="240" w:lineRule="auto"/>
         <w:ind w:left="360" w:hanging="216"/>
       </w:pPr>
       <w:r>
@@ -17005,7 +17005,7 @@
       <w:pPr>
         <w:pStyle w:val="Endure-Subhead"/>
         <w:keepNext/>
-        <w:spacing w:before="240" w:after="60"/>
+        <w:spacing w:before="240" w:after="60" w:line="240" w:lineRule="auto"/>
         <w:outlineLvl w:val="1"/>
       </w:pPr>
       <w:r>
@@ -18541,7 +18541,7 @@
     <w:p>
       <w:pPr>
         <w:pStyle w:val="Endure-ChapterBodyText"/>
-        <w:spacing w:before="100" w:after="100"/>
+        <w:spacing w:before="100" w:after="100" w:line="240" w:lineRule="auto"/>
       </w:pPr>
       <w:r>
         <w:rPr>
@@ -18553,6 +18553,11 @@
     </w:p>
     <w:sectPr>
       <w:footerReference w:type="first" r:id="rId43"/>
+      <w:headerReference w:type="default" r:id="rId46"/>
+      <w:footerReference w:type="default" r:id="rId47"/>
+      <w:headerReference w:type="even" r:id="rId48"/>
+      <w:footerReference w:type="even" r:id="rId49"/>
+      <w:headerReference w:type="first" r:id="rId50"/>
       <w:type w:val="nextColumn"/>
       <w:pgSz w:w="10080" w:h="14400"/>
       <w:pgMar w:top="794" w:right="851" w:bottom="794" w:left="1077" w:header="454" w:footer="454" w:gutter="0"/>
@@ -19797,6 +19802,26 @@
 </w:ftr>
 </file>
 
+<file path=word/footer34.xml><?xml version="1.0" encoding="utf-8"?>
+<w:ftr xmlns:m="http://schemas.openxmlformats.org/officeDocument/2006/math" xmlns:mc="http://schemas.openxmlformats.org/markup-compatibility/2006" xmlns:mo="http://schemas.microsoft.com/office/mac/office/2008/main" xmlns:mv="urn:schemas-microsoft-com:mac:vml" xmlns:o="urn:schemas-microsoft-com:office:office" xmlns:r="http://schemas.openxmlformats.org/officeDocument/2006/relationships" xmlns:v="urn:schemas-microsoft-com:vml" xmlns:w10="urn:schemas-microsoft-com:office:word" xmlns:w14="http://schemas.microsoft.com/office/word/2010/wordml" xmlns:w="http://schemas.openxmlformats.org/wordprocessingml/2006/main" xmlns:wne="http://schemas.microsoft.com/office/word/2006/wordml" xmlns:wp14="http://schemas.microsoft.com/office/word/2010/wordprocessingDrawing" xmlns:wp="http://schemas.openxmlformats.org/drawingml/2006/wordprocessingDrawing" xmlns:wpc="http://schemas.microsoft.com/office/word/2010/wordprocessingCanvas" xmlns:wpg="http://schemas.microsoft.com/office/word/2010/wordprocessingGroup" xmlns:wpi="http://schemas.microsoft.com/office/word/2010/wordprocessingInk" xmlns:wps="http://schemas.microsoft.com/office/word/2010/wordprocessingShape" mc:Ignorable="w14 wp14">
+  <w:p>
+    <w:pPr>
+      <w:pStyle w:val="Footer"/>
+    </w:pPr>
+  </w:p>
+</w:ftr>
+</file>
+
+<file path=word/footer35.xml><?xml version="1.0" encoding="utf-8"?>
+<w:ftr xmlns:m="http://schemas.openxmlformats.org/officeDocument/2006/math" xmlns:mc="http://schemas.openxmlformats.org/markup-compatibility/2006" xmlns:mo="http://schemas.microsoft.com/office/mac/office/2008/main" xmlns:mv="urn:schemas-microsoft-com:mac:vml" xmlns:o="urn:schemas-microsoft-com:office:office" xmlns:r="http://schemas.openxmlformats.org/officeDocument/2006/relationships" xmlns:v="urn:schemas-microsoft-com:vml" xmlns:w10="urn:schemas-microsoft-com:office:word" xmlns:w14="http://schemas.microsoft.com/office/word/2010/wordml" xmlns:w="http://schemas.openxmlformats.org/wordprocessingml/2006/main" xmlns:wne="http://schemas.microsoft.com/office/word/2006/wordml" xmlns:wp14="http://schemas.microsoft.com/office/word/2010/wordprocessingDrawing" xmlns:wp="http://schemas.openxmlformats.org/drawingml/2006/wordprocessingDrawing" xmlns:wpc="http://schemas.microsoft.com/office/word/2010/wordprocessingCanvas" xmlns:wpg="http://schemas.microsoft.com/office/word/2010/wordprocessingGroup" xmlns:wpi="http://schemas.microsoft.com/office/word/2010/wordprocessingInk" xmlns:wps="http://schemas.microsoft.com/office/word/2010/wordprocessingShape" mc:Ignorable="w14 wp14">
+  <w:p>
+    <w:pPr>
+      <w:pStyle w:val="Footer"/>
+    </w:pPr>
+  </w:p>
+</w:ftr>
+</file>
+
 <file path=word/footer4.xml><?xml version="1.0" encoding="utf-8"?>
 <w:ftr xmlns:wpc="http://schemas.microsoft.com/office/word/2010/wordprocessingCanvas" xmlns:cx="http://schemas.microsoft.com/office/drawing/2014/chartex" xmlns:cx1="http://schemas.microsoft.com/office/drawing/2015/9/8/chartex" xmlns:cx2="http://schemas.microsoft.com/office/drawing/2015/10/21/chartex" xmlns:cx3="http://schemas.microsoft.com/office/drawing/2016/5/9/chartex" xmlns:cx4="http://schemas.microsoft.com/office/drawing/2016/5/10/chartex" xmlns:cx5="http://schemas.microsoft.com/office/drawing/2016/5/11/chartex" xmlns:cx6="http://schemas.microsoft.com/office/drawing/2016/5/12/chartex" xmlns:cx7="http://schemas.microsoft.com/office/drawing/2016/5/13/chartex" xmlns:cx8="http://schemas.microsoft.com/office/drawing/2016/5/14/chartex" xmlns:mc="http://schemas.openxmlformats.org/markup-compatibility/2006" xmlns:aink="http://schemas.microsoft.com/office/drawing/2016/ink" xmlns:am3d="http://schemas.microsoft.com/office/drawing/2017/model3d" xmlns:o="urn:schemas-microsoft-com:office:office" xmlns:oel="http://schemas.microsoft.com/office/2019/extlst" xmlns:r="http://schemas.openxmlformats.org/officeDocument/2006/relationships" xmlns:m="http://schemas.openxmlformats.org/officeDocument/2006/math" xmlns:v="urn:schemas-microsoft-com:vml" xmlns:wp14="http://schemas.microsoft.com/office/word/2010/wordprocessingDrawing" xmlns:wp="http://schemas.openxmlformats.org/drawingml/2006/wordprocessingDrawing" xmlns:w10="urn:schemas-microsoft-com:office:word" xmlns:w="http://schemas.openxmlformats.org/wordprocessingml/2006/main" xmlns:w14="http://schemas.microsoft.com/office/word/2010/wordml" xmlns:w15="http://schemas.microsoft.com/office/word/2012/wordml" xmlns:w16cex="http://schemas.microsoft.com/office/word/2018/wordml/cex" xmlns:w16cid="http://schemas.microsoft.com/office/word/2016/wordml/cid" xmlns:w16="http://schemas.microsoft.com/office/word/2018/wordml" xmlns:w16du="http://schemas.microsoft.com/office/word/2023/wordml/word16du" xmlns:w16sdtdh="http://schemas.microsoft.com/office/word/2020/wordml/sdtdatahash" xmlns:w16sdtfl="http://schemas.microsoft.com/office/word/2024/wordml/sdtformatlock" xmlns:w16se="http://schemas.microsoft.com/office/word/2015/wordml/symex" xmlns:wpg="http://schemas.microsoft.com/office/word/2010/wordprocessingGroup" xmlns:wpi="http://schemas.microsoft.com/office/word/2010/wordprocessingInk" xmlns:wne="http://schemas.microsoft.com/office/word/2006/wordml" xmlns:wps="http://schemas.microsoft.com/office/word/2010/wordprocessingShape" mc:Ignorable="w14 w15 w16se w16cid w16 w16cex w16sdtdh w16sdtfl w16du wp14">
   <w:p>
@@ -20054,6 +20079,36 @@
     <w:r>
       <w:t>TÍTULO DEL LIBRO</w:t>
     </w:r>
+  </w:p>
+</w:hdr>
+</file>
+
+<file path=word/header3.xml><?xml version="1.0" encoding="utf-8"?>
+<w:hdr xmlns:m="http://schemas.openxmlformats.org/officeDocument/2006/math" xmlns:mc="http://schemas.openxmlformats.org/markup-compatibility/2006" xmlns:mo="http://schemas.microsoft.com/office/mac/office/2008/main" xmlns:mv="urn:schemas-microsoft-com:mac:vml" xmlns:o="urn:schemas-microsoft-com:office:office" xmlns:r="http://schemas.openxmlformats.org/officeDocument/2006/relationships" xmlns:v="urn:schemas-microsoft-com:vml" xmlns:w10="urn:schemas-microsoft-com:office:word" xmlns:w14="http://schemas.microsoft.com/office/word/2010/wordml" xmlns:w="http://schemas.openxmlformats.org/wordprocessingml/2006/main" xmlns:wne="http://schemas.microsoft.com/office/word/2006/wordml" xmlns:wp14="http://schemas.microsoft.com/office/word/2010/wordprocessingDrawing" xmlns:wp="http://schemas.openxmlformats.org/drawingml/2006/wordprocessingDrawing" xmlns:wpc="http://schemas.microsoft.com/office/word/2010/wordprocessingCanvas" xmlns:wpg="http://schemas.microsoft.com/office/word/2010/wordprocessingGroup" xmlns:wpi="http://schemas.microsoft.com/office/word/2010/wordprocessingInk" xmlns:wps="http://schemas.microsoft.com/office/word/2010/wordprocessingShape" mc:Ignorable="w14 wp14">
+  <w:p>
+    <w:pPr>
+      <w:pStyle w:val="Header"/>
+    </w:pPr>
+  </w:p>
+</w:hdr>
+</file>
+
+<file path=word/header4.xml><?xml version="1.0" encoding="utf-8"?>
+<w:hdr xmlns:m="http://schemas.openxmlformats.org/officeDocument/2006/math" xmlns:mc="http://schemas.openxmlformats.org/markup-compatibility/2006" xmlns:mo="http://schemas.microsoft.com/office/mac/office/2008/main" xmlns:mv="urn:schemas-microsoft-com:mac:vml" xmlns:o="urn:schemas-microsoft-com:office:office" xmlns:r="http://schemas.openxmlformats.org/officeDocument/2006/relationships" xmlns:v="urn:schemas-microsoft-com:vml" xmlns:w10="urn:schemas-microsoft-com:office:word" xmlns:w14="http://schemas.microsoft.com/office/word/2010/wordml" xmlns:w="http://schemas.openxmlformats.org/wordprocessingml/2006/main" xmlns:wne="http://schemas.microsoft.com/office/word/2006/wordml" xmlns:wp14="http://schemas.microsoft.com/office/word/2010/wordprocessingDrawing" xmlns:wp="http://schemas.openxmlformats.org/drawingml/2006/wordprocessingDrawing" xmlns:wpc="http://schemas.microsoft.com/office/word/2010/wordprocessingCanvas" xmlns:wpg="http://schemas.microsoft.com/office/word/2010/wordprocessingGroup" xmlns:wpi="http://schemas.microsoft.com/office/word/2010/wordprocessingInk" xmlns:wps="http://schemas.microsoft.com/office/word/2010/wordprocessingShape" mc:Ignorable="w14 wp14">
+  <w:p>
+    <w:pPr>
+      <w:pStyle w:val="Header"/>
+    </w:pPr>
+  </w:p>
+</w:hdr>
+</file>
+
+<file path=word/header5.xml><?xml version="1.0" encoding="utf-8"?>
+<w:hdr xmlns:m="http://schemas.openxmlformats.org/officeDocument/2006/math" xmlns:mc="http://schemas.openxmlformats.org/markup-compatibility/2006" xmlns:mo="http://schemas.microsoft.com/office/mac/office/2008/main" xmlns:mv="urn:schemas-microsoft-com:mac:vml" xmlns:o="urn:schemas-microsoft-com:office:office" xmlns:r="http://schemas.openxmlformats.org/officeDocument/2006/relationships" xmlns:v="urn:schemas-microsoft-com:vml" xmlns:w10="urn:schemas-microsoft-com:office:word" xmlns:w14="http://schemas.microsoft.com/office/word/2010/wordml" xmlns:w="http://schemas.openxmlformats.org/wordprocessingml/2006/main" xmlns:wne="http://schemas.microsoft.com/office/word/2006/wordml" xmlns:wp14="http://schemas.microsoft.com/office/word/2010/wordprocessingDrawing" xmlns:wp="http://schemas.openxmlformats.org/drawingml/2006/wordprocessingDrawing" xmlns:wpc="http://schemas.microsoft.com/office/word/2010/wordprocessingCanvas" xmlns:wpg="http://schemas.microsoft.com/office/word/2010/wordprocessingGroup" xmlns:wpi="http://schemas.microsoft.com/office/word/2010/wordprocessingInk" xmlns:wps="http://schemas.microsoft.com/office/word/2010/wordprocessingShape" mc:Ignorable="w14 wp14">
+  <w:p>
+    <w:pPr>
+      <w:pStyle w:val="Header"/>
+    </w:pPr>
   </w:p>
 </w:hdr>
 </file>
